--- a/audits/akvarium-akvas-2026-03-22.docx
+++ b/audits/akvarium-akvas-2026-03-22.docx
@@ -229,7 +229,7 @@
                 <w:color w:val="102035"/>
                 <w:sz w:val="22"/>
               </w:rPr>
-              <w:t>Дата: 22.03.2026 14:12</w:t>
+              <w:t>Дата: 22.03.2026 14:58</w:t>
             </w:r>
           </w:p>
           <w:p>
@@ -581,7 +581,7 @@
                 <w:color w:val="102035"/>
                 <w:sz w:val="34"/>
               </w:rPr>
-              <w:t>512.3 ms</w:t>
+              <w:t>520.6 ms</w:t>
             </w:r>
           </w:p>
         </w:tc>
@@ -4756,6 +4756,339 @@
         </w:tc>
       </w:tr>
     </w:tbl>
+    <w:p>
+      <w:r>
+        <w:rPr>
+          <w:rFonts w:ascii="Arial" w:hAnsi="Arial"/>
+          <w:b/>
+          <w:color w:val="F28B34"/>
+          <w:sz w:val="19"/>
+        </w:rPr>
+        <w:t>СКРИНШОТЫ</w:t>
+      </w:r>
+    </w:p>
+    <w:p>
+      <w:pPr>
+        <w:spacing w:after="120"/>
+      </w:pPr>
+      <w:r>
+        <w:rPr>
+          <w:rFonts w:ascii="Arial" w:hAnsi="Arial"/>
+          <w:b/>
+          <w:color w:val="102035"/>
+          <w:sz w:val="40"/>
+        </w:rPr>
+        <w:t>Автоскриншоты ключевых страниц</w:t>
+      </w:r>
+    </w:p>
+    <w:p>
+      <w:pPr>
+        <w:spacing w:after="200" w:line="300" w:lineRule="auto"/>
+      </w:pPr>
+      <w:r>
+        <w:rPr>
+          <w:rFonts w:ascii="Arial" w:hAnsi="Arial"/>
+          <w:b w:val="0"/>
+          <w:color w:val="5D6B82"/>
+          <w:sz w:val="22"/>
+        </w:rPr>
+        <w:t>Эти изображения помогают быстро увидеть контекст: как выглядит главная, контакты, категория и карточка товара в момент аудита.</w:t>
+      </w:r>
+    </w:p>
+    <w:tbl>
+      <w:tblPr>
+        <w:tblW w:type="auto" w:w="0"/>
+        <w:jc w:val="center"/>
+        <w:tblLook w:firstColumn="1" w:firstRow="1" w:lastColumn="0" w:lastRow="0" w:noHBand="0" w:noVBand="1" w:val="04A0"/>
+        <w:tblBorders>
+          <w:top w:val="nil"/>
+          <w:left w:val="nil"/>
+          <w:bottom w:val="nil"/>
+          <w:right w:val="nil"/>
+          <w:insideH w:val="nil"/>
+          <w:insideV w:val="nil"/>
+        </w:tblBorders>
+      </w:tblPr>
+      <w:tblGrid>
+        <w:gridCol w:w="10092"/>
+      </w:tblGrid>
+      <w:tr>
+        <w:tc>
+          <w:tcPr>
+            <w:tcW w:type="dxa" w:w="10092"/>
+            <w:shd w:fill="F6F9FC"/>
+            <w:tcMar>
+              <w:top w:w="90" w:type="dxa"/>
+              <w:start w:w="110" w:type="dxa"/>
+              <w:bottom w:w="80" w:type="dxa"/>
+              <w:end w:w="110" w:type="dxa"/>
+            </w:tcMar>
+          </w:tcPr>
+          <w:p>
+            <w:r>
+              <w:rPr>
+                <w:rFonts w:ascii="Arial" w:hAnsi="Arial"/>
+                <w:b/>
+                <w:color w:val="102035"/>
+                <w:sz w:val="21"/>
+              </w:rPr>
+              <w:t>Главная  |  /</w:t>
+            </w:r>
+          </w:p>
+        </w:tc>
+      </w:tr>
+      <w:tr>
+        <w:tc>
+          <w:tcPr>
+            <w:tcW w:type="dxa" w:w="10092"/>
+            <w:shd w:fill="FFFFFF"/>
+            <w:tcMar>
+              <w:top w:w="110" w:type="dxa"/>
+              <w:start w:w="110" w:type="dxa"/>
+              <w:bottom w:w="110" w:type="dxa"/>
+              <w:end w:w="110" w:type="dxa"/>
+            </w:tcMar>
+          </w:tcPr>
+          <w:p>
+            <w:r>
+              <w:drawing>
+                <wp:inline xmlns:a="http://schemas.openxmlformats.org/drawingml/2006/main" xmlns:pic="http://schemas.openxmlformats.org/drawingml/2006/picture">
+                  <wp:extent cx="5715000" cy="3810000"/>
+                  <wp:docPr id="2" name="Picture 2"/>
+                  <wp:cNvGraphicFramePr>
+                    <a:graphicFrameLocks noChangeAspect="1"/>
+                  </wp:cNvGraphicFramePr>
+                  <a:graphic>
+                    <a:graphicData uri="http://schemas.openxmlformats.org/drawingml/2006/picture">
+                      <pic:pic>
+                        <pic:nvPicPr>
+                          <pic:cNvPr id="0" name="01-home.png"/>
+                          <pic:cNvPicPr/>
+                        </pic:nvPicPr>
+                        <pic:blipFill>
+                          <a:blip r:embed="rId12"/>
+                          <a:stretch>
+                            <a:fillRect/>
+                          </a:stretch>
+                        </pic:blipFill>
+                        <pic:spPr>
+                          <a:xfrm>
+                            <a:off x="0" y="0"/>
+                            <a:ext cx="5715000" cy="3810000"/>
+                          </a:xfrm>
+                          <a:prstGeom prst="rect"/>
+                        </pic:spPr>
+                      </pic:pic>
+                    </a:graphicData>
+                  </a:graphic>
+                </wp:inline>
+              </w:drawing>
+            </w:r>
+          </w:p>
+        </w:tc>
+      </w:tr>
+    </w:tbl>
+    <w:p>
+      <w:pPr>
+        <w:spacing w:after="80"/>
+      </w:pPr>
+    </w:p>
+    <w:tbl>
+      <w:tblPr>
+        <w:tblW w:type="auto" w:w="0"/>
+        <w:jc w:val="center"/>
+        <w:tblLook w:firstColumn="1" w:firstRow="1" w:lastColumn="0" w:lastRow="0" w:noHBand="0" w:noVBand="1" w:val="04A0"/>
+        <w:tblBorders>
+          <w:top w:val="nil"/>
+          <w:left w:val="nil"/>
+          <w:bottom w:val="nil"/>
+          <w:right w:val="nil"/>
+          <w:insideH w:val="nil"/>
+          <w:insideV w:val="nil"/>
+        </w:tblBorders>
+      </w:tblPr>
+      <w:tblGrid>
+        <w:gridCol w:w="10092"/>
+      </w:tblGrid>
+      <w:tr>
+        <w:tc>
+          <w:tcPr>
+            <w:tcW w:type="dxa" w:w="10092"/>
+            <w:shd w:fill="F6F9FC"/>
+            <w:tcMar>
+              <w:top w:w="90" w:type="dxa"/>
+              <w:start w:w="110" w:type="dxa"/>
+              <w:bottom w:w="80" w:type="dxa"/>
+              <w:end w:w="110" w:type="dxa"/>
+            </w:tcMar>
+          </w:tcPr>
+          <w:p>
+            <w:r>
+              <w:rPr>
+                <w:rFonts w:ascii="Arial" w:hAnsi="Arial"/>
+                <w:b/>
+                <w:color w:val="102035"/>
+                <w:sz w:val="21"/>
+              </w:rPr>
+              <w:t>Контакты  |  /contacts</w:t>
+            </w:r>
+          </w:p>
+        </w:tc>
+      </w:tr>
+      <w:tr>
+        <w:tc>
+          <w:tcPr>
+            <w:tcW w:type="dxa" w:w="10092"/>
+            <w:shd w:fill="FFFFFF"/>
+            <w:tcMar>
+              <w:top w:w="110" w:type="dxa"/>
+              <w:start w:w="110" w:type="dxa"/>
+              <w:bottom w:w="110" w:type="dxa"/>
+              <w:end w:w="110" w:type="dxa"/>
+            </w:tcMar>
+          </w:tcPr>
+          <w:p>
+            <w:r>
+              <w:drawing>
+                <wp:inline xmlns:a="http://schemas.openxmlformats.org/drawingml/2006/main" xmlns:pic="http://schemas.openxmlformats.org/drawingml/2006/picture">
+                  <wp:extent cx="5715000" cy="3810000"/>
+                  <wp:docPr id="3" name="Picture 3"/>
+                  <wp:cNvGraphicFramePr>
+                    <a:graphicFrameLocks noChangeAspect="1"/>
+                  </wp:cNvGraphicFramePr>
+                  <a:graphic>
+                    <a:graphicData uri="http://schemas.openxmlformats.org/drawingml/2006/picture">
+                      <pic:pic>
+                        <pic:nvPicPr>
+                          <pic:cNvPr id="0" name="02-contacts.png"/>
+                          <pic:cNvPicPr/>
+                        </pic:nvPicPr>
+                        <pic:blipFill>
+                          <a:blip r:embed="rId13"/>
+                          <a:stretch>
+                            <a:fillRect/>
+                          </a:stretch>
+                        </pic:blipFill>
+                        <pic:spPr>
+                          <a:xfrm>
+                            <a:off x="0" y="0"/>
+                            <a:ext cx="5715000" cy="3810000"/>
+                          </a:xfrm>
+                          <a:prstGeom prst="rect"/>
+                        </pic:spPr>
+                      </pic:pic>
+                    </a:graphicData>
+                  </a:graphic>
+                </wp:inline>
+              </w:drawing>
+            </w:r>
+          </w:p>
+        </w:tc>
+      </w:tr>
+    </w:tbl>
+    <w:p>
+      <w:pPr>
+        <w:spacing w:after="80"/>
+      </w:pPr>
+    </w:p>
+    <w:tbl>
+      <w:tblPr>
+        <w:tblW w:type="auto" w:w="0"/>
+        <w:jc w:val="center"/>
+        <w:tblLook w:firstColumn="1" w:firstRow="1" w:lastColumn="0" w:lastRow="0" w:noHBand="0" w:noVBand="1" w:val="04A0"/>
+        <w:tblBorders>
+          <w:top w:val="nil"/>
+          <w:left w:val="nil"/>
+          <w:bottom w:val="nil"/>
+          <w:right w:val="nil"/>
+          <w:insideH w:val="nil"/>
+          <w:insideV w:val="nil"/>
+        </w:tblBorders>
+      </w:tblPr>
+      <w:tblGrid>
+        <w:gridCol w:w="10092"/>
+      </w:tblGrid>
+      <w:tr>
+        <w:tc>
+          <w:tcPr>
+            <w:tcW w:type="dxa" w:w="10092"/>
+            <w:shd w:fill="F6F9FC"/>
+            <w:tcMar>
+              <w:top w:w="90" w:type="dxa"/>
+              <w:start w:w="110" w:type="dxa"/>
+              <w:bottom w:w="80" w:type="dxa"/>
+              <w:end w:w="110" w:type="dxa"/>
+            </w:tcMar>
+          </w:tcPr>
+          <w:p>
+            <w:r>
+              <w:rPr>
+                <w:rFonts w:ascii="Arial" w:hAnsi="Arial"/>
+                <w:b/>
+                <w:color w:val="102035"/>
+                <w:sz w:val="21"/>
+              </w:rPr>
+              <w:t>Товар  |  /aquanic-aq-500-vneshnij-kanistrovyj-filtr-500l-ch-dlya-presnyh-i-morsk…</w:t>
+            </w:r>
+          </w:p>
+        </w:tc>
+      </w:tr>
+      <w:tr>
+        <w:tc>
+          <w:tcPr>
+            <w:tcW w:type="dxa" w:w="10092"/>
+            <w:shd w:fill="FFFFFF"/>
+            <w:tcMar>
+              <w:top w:w="110" w:type="dxa"/>
+              <w:start w:w="110" w:type="dxa"/>
+              <w:bottom w:w="110" w:type="dxa"/>
+              <w:end w:w="110" w:type="dxa"/>
+            </w:tcMar>
+          </w:tcPr>
+          <w:p>
+            <w:r>
+              <w:drawing>
+                <wp:inline xmlns:a="http://schemas.openxmlformats.org/drawingml/2006/main" xmlns:pic="http://schemas.openxmlformats.org/drawingml/2006/picture">
+                  <wp:extent cx="5715000" cy="3810000"/>
+                  <wp:docPr id="4" name="Picture 4"/>
+                  <wp:cNvGraphicFramePr>
+                    <a:graphicFrameLocks noChangeAspect="1"/>
+                  </wp:cNvGraphicFramePr>
+                  <a:graphic>
+                    <a:graphicData uri="http://schemas.openxmlformats.org/drawingml/2006/picture">
+                      <pic:pic>
+                        <pic:nvPicPr>
+                          <pic:cNvPr id="0" name="03-aquanic-aq-500-vneshnij-kanistrovyj-filtr-500l-ch-dlya-presnyh-i-morskih-akvariumov.png"/>
+                          <pic:cNvPicPr/>
+                        </pic:nvPicPr>
+                        <pic:blipFill>
+                          <a:blip r:embed="rId14"/>
+                          <a:stretch>
+                            <a:fillRect/>
+                          </a:stretch>
+                        </pic:blipFill>
+                        <pic:spPr>
+                          <a:xfrm>
+                            <a:off x="0" y="0"/>
+                            <a:ext cx="5715000" cy="3810000"/>
+                          </a:xfrm>
+                          <a:prstGeom prst="rect"/>
+                        </pic:spPr>
+                      </pic:pic>
+                    </a:graphicData>
+                  </a:graphic>
+                </wp:inline>
+              </w:drawing>
+            </w:r>
+          </w:p>
+        </w:tc>
+      </w:tr>
+    </w:tbl>
+    <w:p>
+      <w:pPr>
+        <w:spacing w:after="80"/>
+      </w:pPr>
+    </w:p>
     <w:sectPr>
       <w:headerReference w:type="default" r:id="rId9"/>
       <w:footerReference w:type="default" r:id="rId10"/>

--- a/audits/akvarium-akvas-2026-03-22.docx
+++ b/audits/akvarium-akvas-2026-03-22.docx
@@ -201,7 +201,7 @@
                 <w:color w:val="102035"/>
                 <w:sz w:val="22"/>
               </w:rPr>
-              <w:t>Бренд: Аквас</w:t>
+              <w:t>Бренд: Аквариум Аквас</w:t>
             </w:r>
           </w:p>
           <w:p>
@@ -229,7 +229,7 @@
                 <w:color w:val="102035"/>
                 <w:sz w:val="22"/>
               </w:rPr>
-              <w:t>Дата: 22.03.2026 14:58</w:t>
+              <w:t>Дата: 22.03.2026 20:40</w:t>
             </w:r>
           </w:p>
           <w:p>
@@ -396,7 +396,7 @@
           <w:color w:val="5D6B82"/>
           <w:sz w:val="22"/>
         </w:rPr>
-        <w:t>Ниже — выжимка по тем точкам, которые сильнее всего влияют на индексацию, кликабельность и масштабирование спроса.</w:t>
+        <w:t>Ниже не просто список замечаний, а концентрат тех зон, которые сильнее всего влияют на индекс, сниппеты, спрос и конверсию.</w:t>
       </w:r>
     </w:p>
     <w:p>
@@ -410,7 +410,7 @@
           <w:color w:val="102035"/>
           <w:sz w:val="22"/>
         </w:rPr>
-        <w:t>Аквас уже имеет сильный фундамент для роста: чистый HTTPS-домен, большой каталог спроса, рабочий sitemap, schema на товарах и категориях и широкую URL-структуру под кластеры.</w:t>
+        <w:t>У Аквариум Аквас уже есть рабочий фундамент: сайт отвечает по HTTPS, в выборке видны sitemap, H1-покрытие 92%, schema-покрытие 96% и каталог и кластерную структуру URL, которую можно усиливать без полной пересборки проекта.</w:t>
       </w:r>
     </w:p>
     <w:p>
@@ -424,7 +424,7 @@
           <w:color w:val="102035"/>
           <w:sz w:val="22"/>
         </w:rPr>
-        <w:t>Но сейчас проект теряет часть видимости не из-за отсутствия ассортимента, а из-за технических и шаблонных ограничений: robots.txt конфликтует с картой сайта, метаданные у товарных и категорийных шаблонов часто слишком длинные, контактные страницы недооформлены, а изображения не добирают SEO-сигналы через alt.</w:t>
+        <w:t>Основные потери сейчас идут не из-за отсутствия спроса, а из-за слоя индексации и шаблонов: robots.txt конфликтует с картой сайта; Контактные и lead-страницы недооформлены как SEO-посадочные; В выборке есть индексируемые служебные или query-URL без нормальной SEO-обвязки. Именно эти ограничения сильнее всего влияют на crawl budget, CTR и чистоту коммерческой выдачи.</w:t>
       </w:r>
     </w:p>
     <w:p>
@@ -438,7 +438,7 @@
           <w:color w:val="102035"/>
           <w:sz w:val="22"/>
         </w:rPr>
-        <w:t>Если убрать этот технический шум и пересобрать коммерческие шаблоны, сайт сможет заметно сильнее раскрыть спрос по аквариумам, террариумам, тумбам и аксессуарам без полной переделки платформы.</w:t>
+        <w:t>Если сначала убрать технический шум, а затем пересобрать шаблоны и приоритетные страницы, проект сможет лучше раскрыть спрос через категории, карточки и связанные кластеры и превратить текущую структуру сайта в более сильный источник SEO-трафика и заявок.</w:t>
       </w:r>
     </w:p>
     <w:tbl>
@@ -581,7 +581,7 @@
                 <w:color w:val="102035"/>
                 <w:sz w:val="34"/>
               </w:rPr>
-              <w:t>520.6 ms</w:t>
+              <w:t>674.1 ms</w:t>
             </w:r>
           </w:p>
         </w:tc>
@@ -622,7 +622,7 @@
                 <w:color w:val="102035"/>
                 <w:sz w:val="34"/>
               </w:rPr>
-              <w:t>175.0 KB</w:t>
+              <w:t>206.0 KB</w:t>
             </w:r>
           </w:p>
         </w:tc>
@@ -665,7 +665,7 @@
                 <w:color w:val="102035"/>
                 <w:sz w:val="34"/>
               </w:rPr>
-              <w:t>46%</w:t>
+              <w:t>35%</w:t>
             </w:r>
           </w:p>
         </w:tc>
@@ -706,7 +706,7 @@
                 <w:color w:val="102035"/>
                 <w:sz w:val="34"/>
               </w:rPr>
-              <w:t>65%</w:t>
+              <w:t>64%</w:t>
             </w:r>
           </w:p>
         </w:tc>
@@ -788,7 +788,7 @@
                 <w:color w:val="102035"/>
                 <w:sz w:val="34"/>
               </w:rPr>
-              <w:t>104</w:t>
+              <w:t>144</w:t>
             </w:r>
           </w:p>
         </w:tc>
@@ -835,7 +835,7 @@
           <w:color w:val="102035"/>
           <w:sz w:val="22"/>
         </w:rPr>
-        <w:t>• Сайт стабильно отвечает по HTTPS и главная страница отдает 200 код без JS-заглушки.</w:t>
+        <w:t>• Главная страница стабильно открывается по HTTPS и отдает 200 код без JS-заглушки.</w:t>
       </w:r>
     </w:p>
     <w:p>
@@ -849,7 +849,7 @@
           <w:color w:val="102035"/>
           <w:sz w:val="22"/>
         </w:rPr>
-        <w:t>• Сайт уже имеет индексируемую карту сайта с 1370 URL и image-тегами для карточек.</w:t>
+        <w:t>• Средний ответ по выборке — 674.1 ms: техническая база не выглядит перегруженной.</w:t>
       </w:r>
     </w:p>
     <w:p>
@@ -863,7 +863,7 @@
           <w:color w:val="102035"/>
           <w:sz w:val="22"/>
         </w:rPr>
-        <w:t>• На ключевых коммерческих страницах проставлены canonical, что помогает удерживать основной URL.</w:t>
+        <w:t>• У сайта уже есть карта сайта с 1370 уникальными URL, а значит база для управляемой индексации уже существует.</w:t>
       </w:r>
     </w:p>
     <w:p>
@@ -877,7 +877,7 @@
           <w:color w:val="102035"/>
           <w:sz w:val="22"/>
         </w:rPr>
-        <w:t>• На товарах и категориях уже используется schema-разметка (Product / BreadcrumbList / LocalBusiness).</w:t>
+        <w:t>• У 78% страниц в выборке уже проставлен canonical, это хороший фундамент для чистой индексации.</w:t>
       </w:r>
     </w:p>
     <w:p>
@@ -891,7 +891,7 @@
           <w:color w:val="102035"/>
           <w:sz w:val="22"/>
         </w:rPr>
-        <w:t>• У большинства проверенных коммерческих страниц есть H1, что хорошо для масштабного каталога.</w:t>
+        <w:t>• Schema-разметка уже используется на 96% страниц выборки.</w:t>
       </w:r>
     </w:p>
     <w:p>
@@ -905,21 +905,7 @@
           <w:color w:val="102035"/>
           <w:sz w:val="22"/>
         </w:rPr>
-        <w:t>• URL-структура в каталоге понятная и хорошо дробит спрос по литражу, форме, назначению и комплектации.</w:t>
-      </w:r>
-    </w:p>
-    <w:p>
-      <w:pPr>
-        <w:spacing w:after="80"/>
-        <w:ind w:left="227" w:hanging="227"/>
-      </w:pPr>
-      <w:r>
-        <w:rPr>
-          <w:rFonts w:ascii="Arial" w:hAnsi="Arial"/>
-          <w:color w:val="102035"/>
-          <w:sz w:val="22"/>
-        </w:rPr>
-        <w:t>• У проекта уже есть llms.txt, а значит можно дополнительно усиливать AI-видимость и branded-ответы.</w:t>
+        <w:t>• У 92% проверенных страниц есть H1 — структура документов уже не выглядит хаотичной.</w:t>
       </w:r>
     </w:p>
     <w:p>
@@ -930,7 +916,7 @@
           <w:color w:val="F28B34"/>
           <w:sz w:val="19"/>
         </w:rPr>
-        <w:t>ПРИОРИТЕТЫ</w:t>
+        <w:t>ТАБЛИЦА ПРИОРИТЕТОВ</w:t>
       </w:r>
     </w:p>
     <w:p>
@@ -944,7 +930,7 @@
           <w:color w:val="102035"/>
           <w:sz w:val="40"/>
         </w:rPr>
-        <w:t>Главные точки роста, которые нужно зафиксировать первыми</w:t>
+        <w:t>Матрица проблем по влиянию на рост</w:t>
       </w:r>
     </w:p>
     <w:p>
@@ -958,7 +944,1598 @@
           <w:color w:val="5D6B82"/>
           <w:sz w:val="22"/>
         </w:rPr>
-        <w:t>Список отсортирован по бизнес-риску: сверху то, что сильнее всего влияет на индекс, crawl budget, CTR и доверие.</w:t>
+        <w:t>Здесь задачи не просто перечислены, а разложены по impact, risk и business-effect, чтобы было понятно, что делать первым.</w:t>
+      </w:r>
+    </w:p>
+    <w:tbl>
+      <w:tblPr>
+        <w:tblW w:type="auto" w:w="0"/>
+        <w:jc w:val="center"/>
+        <w:tblLook w:firstColumn="1" w:firstRow="1" w:lastColumn="0" w:lastRow="0" w:noHBand="0" w:noVBand="1" w:val="04A0"/>
+        <w:tblBorders>
+          <w:top w:val="nil"/>
+          <w:left w:val="nil"/>
+          <w:bottom w:val="nil"/>
+          <w:right w:val="nil"/>
+          <w:insideH w:val="nil"/>
+          <w:insideV w:val="nil"/>
+        </w:tblBorders>
+      </w:tblPr>
+      <w:tblGrid>
+        <w:gridCol w:w="1442"/>
+        <w:gridCol w:w="1442"/>
+        <w:gridCol w:w="1442"/>
+        <w:gridCol w:w="1442"/>
+        <w:gridCol w:w="1442"/>
+        <w:gridCol w:w="1442"/>
+        <w:gridCol w:w="1442"/>
+      </w:tblGrid>
+      <w:tr>
+        <w:tc>
+          <w:tcPr>
+            <w:tcW w:type="dxa" w:w="1442"/>
+            <w:shd w:fill="101C2B"/>
+            <w:tcMar>
+              <w:top w:w="80" w:type="dxa"/>
+              <w:start w:w="70" w:type="dxa"/>
+              <w:bottom w:w="80" w:type="dxa"/>
+              <w:end w:w="70" w:type="dxa"/>
+            </w:tcMar>
+          </w:tcPr>
+          <w:p>
+            <w:pPr>
+              <w:jc w:val="center"/>
+            </w:pPr>
+            <w:r>
+              <w:rPr>
+                <w:rFonts w:ascii="Arial" w:hAnsi="Arial"/>
+                <w:b/>
+                <w:color w:val="FFFFFF"/>
+                <w:sz w:val="17"/>
+              </w:rPr>
+              <w:t>Проблема</w:t>
+            </w:r>
+          </w:p>
+        </w:tc>
+        <w:tc>
+          <w:tcPr>
+            <w:tcW w:type="dxa" w:w="1442"/>
+            <w:shd w:fill="101C2B"/>
+            <w:tcMar>
+              <w:top w:w="80" w:type="dxa"/>
+              <w:start w:w="70" w:type="dxa"/>
+              <w:bottom w:w="80" w:type="dxa"/>
+              <w:end w:w="70" w:type="dxa"/>
+            </w:tcMar>
+          </w:tcPr>
+          <w:p>
+            <w:pPr>
+              <w:jc w:val="center"/>
+            </w:pPr>
+            <w:r>
+              <w:rPr>
+                <w:rFonts w:ascii="Arial" w:hAnsi="Arial"/>
+                <w:b/>
+                <w:color w:val="FFFFFF"/>
+                <w:sz w:val="17"/>
+              </w:rPr>
+              <w:t>Impact</w:t>
+            </w:r>
+          </w:p>
+        </w:tc>
+        <w:tc>
+          <w:tcPr>
+            <w:tcW w:type="dxa" w:w="1442"/>
+            <w:shd w:fill="101C2B"/>
+            <w:tcMar>
+              <w:top w:w="80" w:type="dxa"/>
+              <w:start w:w="70" w:type="dxa"/>
+              <w:bottom w:w="80" w:type="dxa"/>
+              <w:end w:w="70" w:type="dxa"/>
+            </w:tcMar>
+          </w:tcPr>
+          <w:p>
+            <w:pPr>
+              <w:jc w:val="center"/>
+            </w:pPr>
+            <w:r>
+              <w:rPr>
+                <w:rFonts w:ascii="Arial" w:hAnsi="Arial"/>
+                <w:b/>
+                <w:color w:val="FFFFFF"/>
+                <w:sz w:val="17"/>
+              </w:rPr>
+              <w:t>Risk</w:t>
+            </w:r>
+          </w:p>
+        </w:tc>
+        <w:tc>
+          <w:tcPr>
+            <w:tcW w:type="dxa" w:w="1442"/>
+            <w:shd w:fill="101C2B"/>
+            <w:tcMar>
+              <w:top w:w="80" w:type="dxa"/>
+              <w:start w:w="70" w:type="dxa"/>
+              <w:bottom w:w="80" w:type="dxa"/>
+              <w:end w:w="70" w:type="dxa"/>
+            </w:tcMar>
+          </w:tcPr>
+          <w:p>
+            <w:pPr>
+              <w:jc w:val="center"/>
+            </w:pPr>
+            <w:r>
+              <w:rPr>
+                <w:rFonts w:ascii="Arial" w:hAnsi="Arial"/>
+                <w:b/>
+                <w:color w:val="FFFFFF"/>
+                <w:sz w:val="17"/>
+              </w:rPr>
+              <w:t>Business</w:t>
+            </w:r>
+          </w:p>
+        </w:tc>
+        <w:tc>
+          <w:tcPr>
+            <w:tcW w:type="dxa" w:w="1442"/>
+            <w:shd w:fill="101C2B"/>
+            <w:tcMar>
+              <w:top w:w="80" w:type="dxa"/>
+              <w:start w:w="70" w:type="dxa"/>
+              <w:bottom w:w="80" w:type="dxa"/>
+              <w:end w:w="70" w:type="dxa"/>
+            </w:tcMar>
+          </w:tcPr>
+          <w:p>
+            <w:pPr>
+              <w:jc w:val="center"/>
+            </w:pPr>
+            <w:r>
+              <w:rPr>
+                <w:rFonts w:ascii="Arial" w:hAnsi="Arial"/>
+                <w:b/>
+                <w:color w:val="FFFFFF"/>
+                <w:sz w:val="17"/>
+              </w:rPr>
+              <w:t>Итог</w:t>
+            </w:r>
+          </w:p>
+        </w:tc>
+        <w:tc>
+          <w:tcPr>
+            <w:tcW w:type="dxa" w:w="1442"/>
+            <w:shd w:fill="101C2B"/>
+            <w:tcMar>
+              <w:top w:w="80" w:type="dxa"/>
+              <w:start w:w="70" w:type="dxa"/>
+              <w:bottom w:w="80" w:type="dxa"/>
+              <w:end w:w="70" w:type="dxa"/>
+            </w:tcMar>
+          </w:tcPr>
+          <w:p>
+            <w:pPr>
+              <w:jc w:val="center"/>
+            </w:pPr>
+            <w:r>
+              <w:rPr>
+                <w:rFonts w:ascii="Arial" w:hAnsi="Arial"/>
+                <w:b/>
+                <w:color w:val="FFFFFF"/>
+                <w:sz w:val="17"/>
+              </w:rPr>
+              <w:t>Приоритет</w:t>
+            </w:r>
+          </w:p>
+        </w:tc>
+        <w:tc>
+          <w:tcPr>
+            <w:tcW w:type="dxa" w:w="1442"/>
+            <w:shd w:fill="101C2B"/>
+            <w:tcMar>
+              <w:top w:w="80" w:type="dxa"/>
+              <w:start w:w="70" w:type="dxa"/>
+              <w:bottom w:w="80" w:type="dxa"/>
+              <w:end w:w="70" w:type="dxa"/>
+            </w:tcMar>
+          </w:tcPr>
+          <w:p>
+            <w:pPr>
+              <w:jc w:val="center"/>
+            </w:pPr>
+            <w:r>
+              <w:rPr>
+                <w:rFonts w:ascii="Arial" w:hAnsi="Arial"/>
+                <w:b/>
+                <w:color w:val="FFFFFF"/>
+                <w:sz w:val="17"/>
+              </w:rPr>
+              <w:t>Ответственный</w:t>
+            </w:r>
+          </w:p>
+        </w:tc>
+      </w:tr>
+      <w:tr>
+        <w:tc>
+          <w:tcPr>
+            <w:tcW w:type="dxa" w:w="1442"/>
+            <w:shd w:fill="F6F9FC"/>
+            <w:tcMar>
+              <w:top w:w="70" w:type="dxa"/>
+              <w:start w:w="70" w:type="dxa"/>
+              <w:bottom w:w="70" w:type="dxa"/>
+              <w:end w:w="70" w:type="dxa"/>
+            </w:tcMar>
+          </w:tcPr>
+          <w:p>
+            <w:r>
+              <w:rPr>
+                <w:rFonts w:ascii="Arial" w:hAnsi="Arial"/>
+                <w:color w:val="102035"/>
+                <w:sz w:val="17"/>
+              </w:rPr>
+              <w:t>robots.txt конфликтует с картой сайта</w:t>
+            </w:r>
+          </w:p>
+        </w:tc>
+        <w:tc>
+          <w:tcPr>
+            <w:tcW w:type="dxa" w:w="1442"/>
+            <w:shd w:fill="FFFFFF"/>
+            <w:tcMar>
+              <w:top w:w="70" w:type="dxa"/>
+              <w:start w:w="70" w:type="dxa"/>
+              <w:bottom w:w="70" w:type="dxa"/>
+              <w:end w:w="70" w:type="dxa"/>
+            </w:tcMar>
+          </w:tcPr>
+          <w:p>
+            <w:pPr>
+              <w:jc w:val="center"/>
+            </w:pPr>
+            <w:r>
+              <w:rPr>
+                <w:rFonts w:ascii="Arial" w:hAnsi="Arial"/>
+                <w:color w:val="102035"/>
+                <w:sz w:val="17"/>
+              </w:rPr>
+              <w:t>10</w:t>
+            </w:r>
+          </w:p>
+        </w:tc>
+        <w:tc>
+          <w:tcPr>
+            <w:tcW w:type="dxa" w:w="1442"/>
+            <w:shd w:fill="F6F9FC"/>
+            <w:tcMar>
+              <w:top w:w="70" w:type="dxa"/>
+              <w:start w:w="70" w:type="dxa"/>
+              <w:bottom w:w="70" w:type="dxa"/>
+              <w:end w:w="70" w:type="dxa"/>
+            </w:tcMar>
+          </w:tcPr>
+          <w:p>
+            <w:pPr>
+              <w:jc w:val="center"/>
+            </w:pPr>
+            <w:r>
+              <w:rPr>
+                <w:rFonts w:ascii="Arial" w:hAnsi="Arial"/>
+                <w:color w:val="102035"/>
+                <w:sz w:val="17"/>
+              </w:rPr>
+              <w:t>9</w:t>
+            </w:r>
+          </w:p>
+        </w:tc>
+        <w:tc>
+          <w:tcPr>
+            <w:tcW w:type="dxa" w:w="1442"/>
+            <w:shd w:fill="FFFFFF"/>
+            <w:tcMar>
+              <w:top w:w="70" w:type="dxa"/>
+              <w:start w:w="70" w:type="dxa"/>
+              <w:bottom w:w="70" w:type="dxa"/>
+              <w:end w:w="70" w:type="dxa"/>
+            </w:tcMar>
+          </w:tcPr>
+          <w:p>
+            <w:pPr>
+              <w:jc w:val="center"/>
+            </w:pPr>
+            <w:r>
+              <w:rPr>
+                <w:rFonts w:ascii="Arial" w:hAnsi="Arial"/>
+                <w:color w:val="102035"/>
+                <w:sz w:val="17"/>
+              </w:rPr>
+              <w:t>10</w:t>
+            </w:r>
+          </w:p>
+        </w:tc>
+        <w:tc>
+          <w:tcPr>
+            <w:tcW w:type="dxa" w:w="1442"/>
+            <w:shd w:fill="F6F9FC"/>
+            <w:tcMar>
+              <w:top w:w="70" w:type="dxa"/>
+              <w:start w:w="70" w:type="dxa"/>
+              <w:bottom w:w="70" w:type="dxa"/>
+              <w:end w:w="70" w:type="dxa"/>
+            </w:tcMar>
+          </w:tcPr>
+          <w:p>
+            <w:pPr>
+              <w:jc w:val="center"/>
+            </w:pPr>
+            <w:r>
+              <w:rPr>
+                <w:rFonts w:ascii="Arial" w:hAnsi="Arial"/>
+                <w:color w:val="102035"/>
+                <w:sz w:val="17"/>
+              </w:rPr>
+              <w:t>29</w:t>
+            </w:r>
+          </w:p>
+        </w:tc>
+        <w:tc>
+          <w:tcPr>
+            <w:tcW w:type="dxa" w:w="1442"/>
+            <w:shd w:fill="FFFFFF"/>
+            <w:tcMar>
+              <w:top w:w="70" w:type="dxa"/>
+              <w:start w:w="70" w:type="dxa"/>
+              <w:bottom w:w="70" w:type="dxa"/>
+              <w:end w:w="70" w:type="dxa"/>
+            </w:tcMar>
+          </w:tcPr>
+          <w:p>
+            <w:r>
+              <w:rPr>
+                <w:rFonts w:ascii="Arial" w:hAnsi="Arial"/>
+                <w:color w:val="102035"/>
+                <w:sz w:val="17"/>
+              </w:rPr>
+              <w:t>Critical</w:t>
+            </w:r>
+          </w:p>
+        </w:tc>
+        <w:tc>
+          <w:tcPr>
+            <w:tcW w:type="dxa" w:w="1442"/>
+            <w:shd w:fill="F6F9FC"/>
+            <w:tcMar>
+              <w:top w:w="70" w:type="dxa"/>
+              <w:start w:w="70" w:type="dxa"/>
+              <w:bottom w:w="70" w:type="dxa"/>
+              <w:end w:w="70" w:type="dxa"/>
+            </w:tcMar>
+          </w:tcPr>
+          <w:p>
+            <w:r>
+              <w:rPr>
+                <w:rFonts w:ascii="Arial" w:hAnsi="Arial"/>
+                <w:color w:val="102035"/>
+                <w:sz w:val="17"/>
+              </w:rPr>
+              <w:t>Backend / SEO</w:t>
+            </w:r>
+          </w:p>
+        </w:tc>
+      </w:tr>
+      <w:tr>
+        <w:tc>
+          <w:tcPr>
+            <w:tcW w:type="dxa" w:w="1442"/>
+            <w:shd w:fill="F6F9FC"/>
+            <w:tcMar>
+              <w:top w:w="70" w:type="dxa"/>
+              <w:start w:w="70" w:type="dxa"/>
+              <w:bottom w:w="70" w:type="dxa"/>
+              <w:end w:w="70" w:type="dxa"/>
+            </w:tcMar>
+          </w:tcPr>
+          <w:p>
+            <w:r>
+              <w:rPr>
+                <w:rFonts w:ascii="Arial" w:hAnsi="Arial"/>
+                <w:color w:val="102035"/>
+                <w:sz w:val="17"/>
+              </w:rPr>
+              <w:t>Контактные и lead-страницы недооформлены как SEO-посадочные</w:t>
+            </w:r>
+          </w:p>
+        </w:tc>
+        <w:tc>
+          <w:tcPr>
+            <w:tcW w:type="dxa" w:w="1442"/>
+            <w:shd w:fill="FFFFFF"/>
+            <w:tcMar>
+              <w:top w:w="70" w:type="dxa"/>
+              <w:start w:w="70" w:type="dxa"/>
+              <w:bottom w:w="70" w:type="dxa"/>
+              <w:end w:w="70" w:type="dxa"/>
+            </w:tcMar>
+          </w:tcPr>
+          <w:p>
+            <w:pPr>
+              <w:jc w:val="center"/>
+            </w:pPr>
+            <w:r>
+              <w:rPr>
+                <w:rFonts w:ascii="Arial" w:hAnsi="Arial"/>
+                <w:color w:val="102035"/>
+                <w:sz w:val="17"/>
+              </w:rPr>
+              <w:t>9</w:t>
+            </w:r>
+          </w:p>
+        </w:tc>
+        <w:tc>
+          <w:tcPr>
+            <w:tcW w:type="dxa" w:w="1442"/>
+            <w:shd w:fill="F6F9FC"/>
+            <w:tcMar>
+              <w:top w:w="70" w:type="dxa"/>
+              <w:start w:w="70" w:type="dxa"/>
+              <w:bottom w:w="70" w:type="dxa"/>
+              <w:end w:w="70" w:type="dxa"/>
+            </w:tcMar>
+          </w:tcPr>
+          <w:p>
+            <w:pPr>
+              <w:jc w:val="center"/>
+            </w:pPr>
+            <w:r>
+              <w:rPr>
+                <w:rFonts w:ascii="Arial" w:hAnsi="Arial"/>
+                <w:color w:val="102035"/>
+                <w:sz w:val="17"/>
+              </w:rPr>
+              <w:t>8</w:t>
+            </w:r>
+          </w:p>
+        </w:tc>
+        <w:tc>
+          <w:tcPr>
+            <w:tcW w:type="dxa" w:w="1442"/>
+            <w:shd w:fill="FFFFFF"/>
+            <w:tcMar>
+              <w:top w:w="70" w:type="dxa"/>
+              <w:start w:w="70" w:type="dxa"/>
+              <w:bottom w:w="70" w:type="dxa"/>
+              <w:end w:w="70" w:type="dxa"/>
+            </w:tcMar>
+          </w:tcPr>
+          <w:p>
+            <w:pPr>
+              <w:jc w:val="center"/>
+            </w:pPr>
+            <w:r>
+              <w:rPr>
+                <w:rFonts w:ascii="Arial" w:hAnsi="Arial"/>
+                <w:color w:val="102035"/>
+                <w:sz w:val="17"/>
+              </w:rPr>
+              <w:t>9</w:t>
+            </w:r>
+          </w:p>
+        </w:tc>
+        <w:tc>
+          <w:tcPr>
+            <w:tcW w:type="dxa" w:w="1442"/>
+            <w:shd w:fill="F6F9FC"/>
+            <w:tcMar>
+              <w:top w:w="70" w:type="dxa"/>
+              <w:start w:w="70" w:type="dxa"/>
+              <w:bottom w:w="70" w:type="dxa"/>
+              <w:end w:w="70" w:type="dxa"/>
+            </w:tcMar>
+          </w:tcPr>
+          <w:p>
+            <w:pPr>
+              <w:jc w:val="center"/>
+            </w:pPr>
+            <w:r>
+              <w:rPr>
+                <w:rFonts w:ascii="Arial" w:hAnsi="Arial"/>
+                <w:color w:val="102035"/>
+                <w:sz w:val="17"/>
+              </w:rPr>
+              <w:t>26</w:t>
+            </w:r>
+          </w:p>
+        </w:tc>
+        <w:tc>
+          <w:tcPr>
+            <w:tcW w:type="dxa" w:w="1442"/>
+            <w:shd w:fill="FFFFFF"/>
+            <w:tcMar>
+              <w:top w:w="70" w:type="dxa"/>
+              <w:start w:w="70" w:type="dxa"/>
+              <w:bottom w:w="70" w:type="dxa"/>
+              <w:end w:w="70" w:type="dxa"/>
+            </w:tcMar>
+          </w:tcPr>
+          <w:p>
+            <w:r>
+              <w:rPr>
+                <w:rFonts w:ascii="Arial" w:hAnsi="Arial"/>
+                <w:color w:val="102035"/>
+                <w:sz w:val="17"/>
+              </w:rPr>
+              <w:t>High</w:t>
+            </w:r>
+          </w:p>
+        </w:tc>
+        <w:tc>
+          <w:tcPr>
+            <w:tcW w:type="dxa" w:w="1442"/>
+            <w:shd w:fill="F6F9FC"/>
+            <w:tcMar>
+              <w:top w:w="70" w:type="dxa"/>
+              <w:start w:w="70" w:type="dxa"/>
+              <w:bottom w:w="70" w:type="dxa"/>
+              <w:end w:w="70" w:type="dxa"/>
+            </w:tcMar>
+          </w:tcPr>
+          <w:p>
+            <w:r>
+              <w:rPr>
+                <w:rFonts w:ascii="Arial" w:hAnsi="Arial"/>
+                <w:color w:val="102035"/>
+                <w:sz w:val="17"/>
+              </w:rPr>
+              <w:t>Backend / SEO</w:t>
+            </w:r>
+          </w:p>
+        </w:tc>
+      </w:tr>
+      <w:tr>
+        <w:tc>
+          <w:tcPr>
+            <w:tcW w:type="dxa" w:w="1442"/>
+            <w:shd w:fill="F6F9FC"/>
+            <w:tcMar>
+              <w:top w:w="70" w:type="dxa"/>
+              <w:start w:w="70" w:type="dxa"/>
+              <w:bottom w:w="70" w:type="dxa"/>
+              <w:end w:w="70" w:type="dxa"/>
+            </w:tcMar>
+          </w:tcPr>
+          <w:p>
+            <w:r>
+              <w:rPr>
+                <w:rFonts w:ascii="Arial" w:hAnsi="Arial"/>
+                <w:color w:val="102035"/>
+                <w:sz w:val="17"/>
+              </w:rPr>
+              <w:t>В выборке есть индексируемые служебные или query-URL без нормальной SEO-обвязки</w:t>
+            </w:r>
+          </w:p>
+        </w:tc>
+        <w:tc>
+          <w:tcPr>
+            <w:tcW w:type="dxa" w:w="1442"/>
+            <w:shd w:fill="FFFFFF"/>
+            <w:tcMar>
+              <w:top w:w="70" w:type="dxa"/>
+              <w:start w:w="70" w:type="dxa"/>
+              <w:bottom w:w="70" w:type="dxa"/>
+              <w:end w:w="70" w:type="dxa"/>
+            </w:tcMar>
+          </w:tcPr>
+          <w:p>
+            <w:pPr>
+              <w:jc w:val="center"/>
+            </w:pPr>
+            <w:r>
+              <w:rPr>
+                <w:rFonts w:ascii="Arial" w:hAnsi="Arial"/>
+                <w:color w:val="102035"/>
+                <w:sz w:val="17"/>
+              </w:rPr>
+              <w:t>9</w:t>
+            </w:r>
+          </w:p>
+        </w:tc>
+        <w:tc>
+          <w:tcPr>
+            <w:tcW w:type="dxa" w:w="1442"/>
+            <w:shd w:fill="F6F9FC"/>
+            <w:tcMar>
+              <w:top w:w="70" w:type="dxa"/>
+              <w:start w:w="70" w:type="dxa"/>
+              <w:bottom w:w="70" w:type="dxa"/>
+              <w:end w:w="70" w:type="dxa"/>
+            </w:tcMar>
+          </w:tcPr>
+          <w:p>
+            <w:pPr>
+              <w:jc w:val="center"/>
+            </w:pPr>
+            <w:r>
+              <w:rPr>
+                <w:rFonts w:ascii="Arial" w:hAnsi="Arial"/>
+                <w:color w:val="102035"/>
+                <w:sz w:val="17"/>
+              </w:rPr>
+              <w:t>8</w:t>
+            </w:r>
+          </w:p>
+        </w:tc>
+        <w:tc>
+          <w:tcPr>
+            <w:tcW w:type="dxa" w:w="1442"/>
+            <w:shd w:fill="FFFFFF"/>
+            <w:tcMar>
+              <w:top w:w="70" w:type="dxa"/>
+              <w:start w:w="70" w:type="dxa"/>
+              <w:bottom w:w="70" w:type="dxa"/>
+              <w:end w:w="70" w:type="dxa"/>
+            </w:tcMar>
+          </w:tcPr>
+          <w:p>
+            <w:pPr>
+              <w:jc w:val="center"/>
+            </w:pPr>
+            <w:r>
+              <w:rPr>
+                <w:rFonts w:ascii="Arial" w:hAnsi="Arial"/>
+                <w:color w:val="102035"/>
+                <w:sz w:val="17"/>
+              </w:rPr>
+              <w:t>8</w:t>
+            </w:r>
+          </w:p>
+        </w:tc>
+        <w:tc>
+          <w:tcPr>
+            <w:tcW w:type="dxa" w:w="1442"/>
+            <w:shd w:fill="F6F9FC"/>
+            <w:tcMar>
+              <w:top w:w="70" w:type="dxa"/>
+              <w:start w:w="70" w:type="dxa"/>
+              <w:bottom w:w="70" w:type="dxa"/>
+              <w:end w:w="70" w:type="dxa"/>
+            </w:tcMar>
+          </w:tcPr>
+          <w:p>
+            <w:pPr>
+              <w:jc w:val="center"/>
+            </w:pPr>
+            <w:r>
+              <w:rPr>
+                <w:rFonts w:ascii="Arial" w:hAnsi="Arial"/>
+                <w:color w:val="102035"/>
+                <w:sz w:val="17"/>
+              </w:rPr>
+              <w:t>25</w:t>
+            </w:r>
+          </w:p>
+        </w:tc>
+        <w:tc>
+          <w:tcPr>
+            <w:tcW w:type="dxa" w:w="1442"/>
+            <w:shd w:fill="FFFFFF"/>
+            <w:tcMar>
+              <w:top w:w="70" w:type="dxa"/>
+              <w:start w:w="70" w:type="dxa"/>
+              <w:bottom w:w="70" w:type="dxa"/>
+              <w:end w:w="70" w:type="dxa"/>
+            </w:tcMar>
+          </w:tcPr>
+          <w:p>
+            <w:r>
+              <w:rPr>
+                <w:rFonts w:ascii="Arial" w:hAnsi="Arial"/>
+                <w:color w:val="102035"/>
+                <w:sz w:val="17"/>
+              </w:rPr>
+              <w:t>High</w:t>
+            </w:r>
+          </w:p>
+        </w:tc>
+        <w:tc>
+          <w:tcPr>
+            <w:tcW w:type="dxa" w:w="1442"/>
+            <w:shd w:fill="F6F9FC"/>
+            <w:tcMar>
+              <w:top w:w="70" w:type="dxa"/>
+              <w:start w:w="70" w:type="dxa"/>
+              <w:bottom w:w="70" w:type="dxa"/>
+              <w:end w:w="70" w:type="dxa"/>
+            </w:tcMar>
+          </w:tcPr>
+          <w:p>
+            <w:r>
+              <w:rPr>
+                <w:rFonts w:ascii="Arial" w:hAnsi="Arial"/>
+                <w:color w:val="102035"/>
+                <w:sz w:val="17"/>
+              </w:rPr>
+              <w:t>Backend / SEO</w:t>
+            </w:r>
+          </w:p>
+        </w:tc>
+      </w:tr>
+      <w:tr>
+        <w:tc>
+          <w:tcPr>
+            <w:tcW w:type="dxa" w:w="1442"/>
+            <w:shd w:fill="F6F9FC"/>
+            <w:tcMar>
+              <w:top w:w="70" w:type="dxa"/>
+              <w:start w:w="70" w:type="dxa"/>
+              <w:bottom w:w="70" w:type="dxa"/>
+              <w:end w:w="70" w:type="dxa"/>
+            </w:tcMar>
+          </w:tcPr>
+          <w:p>
+            <w:r>
+              <w:rPr>
+                <w:rFonts w:ascii="Arial" w:hAnsi="Arial"/>
+                <w:color w:val="102035"/>
+                <w:sz w:val="17"/>
+              </w:rPr>
+              <w:t>На части страниц title выходят за рабочую длину</w:t>
+            </w:r>
+          </w:p>
+        </w:tc>
+        <w:tc>
+          <w:tcPr>
+            <w:tcW w:type="dxa" w:w="1442"/>
+            <w:shd w:fill="FFFFFF"/>
+            <w:tcMar>
+              <w:top w:w="70" w:type="dxa"/>
+              <w:start w:w="70" w:type="dxa"/>
+              <w:bottom w:w="70" w:type="dxa"/>
+              <w:end w:w="70" w:type="dxa"/>
+            </w:tcMar>
+          </w:tcPr>
+          <w:p>
+            <w:pPr>
+              <w:jc w:val="center"/>
+            </w:pPr>
+            <w:r>
+              <w:rPr>
+                <w:rFonts w:ascii="Arial" w:hAnsi="Arial"/>
+                <w:color w:val="102035"/>
+                <w:sz w:val="17"/>
+              </w:rPr>
+              <w:t>8</w:t>
+            </w:r>
+          </w:p>
+        </w:tc>
+        <w:tc>
+          <w:tcPr>
+            <w:tcW w:type="dxa" w:w="1442"/>
+            <w:shd w:fill="F6F9FC"/>
+            <w:tcMar>
+              <w:top w:w="70" w:type="dxa"/>
+              <w:start w:w="70" w:type="dxa"/>
+              <w:bottom w:w="70" w:type="dxa"/>
+              <w:end w:w="70" w:type="dxa"/>
+            </w:tcMar>
+          </w:tcPr>
+          <w:p>
+            <w:pPr>
+              <w:jc w:val="center"/>
+            </w:pPr>
+            <w:r>
+              <w:rPr>
+                <w:rFonts w:ascii="Arial" w:hAnsi="Arial"/>
+                <w:color w:val="102035"/>
+                <w:sz w:val="17"/>
+              </w:rPr>
+              <w:t>7</w:t>
+            </w:r>
+          </w:p>
+        </w:tc>
+        <w:tc>
+          <w:tcPr>
+            <w:tcW w:type="dxa" w:w="1442"/>
+            <w:shd w:fill="FFFFFF"/>
+            <w:tcMar>
+              <w:top w:w="70" w:type="dxa"/>
+              <w:start w:w="70" w:type="dxa"/>
+              <w:bottom w:w="70" w:type="dxa"/>
+              <w:end w:w="70" w:type="dxa"/>
+            </w:tcMar>
+          </w:tcPr>
+          <w:p>
+            <w:pPr>
+              <w:jc w:val="center"/>
+            </w:pPr>
+            <w:r>
+              <w:rPr>
+                <w:rFonts w:ascii="Arial" w:hAnsi="Arial"/>
+                <w:color w:val="102035"/>
+                <w:sz w:val="17"/>
+              </w:rPr>
+              <w:t>9</w:t>
+            </w:r>
+          </w:p>
+        </w:tc>
+        <w:tc>
+          <w:tcPr>
+            <w:tcW w:type="dxa" w:w="1442"/>
+            <w:shd w:fill="F6F9FC"/>
+            <w:tcMar>
+              <w:top w:w="70" w:type="dxa"/>
+              <w:start w:w="70" w:type="dxa"/>
+              <w:bottom w:w="70" w:type="dxa"/>
+              <w:end w:w="70" w:type="dxa"/>
+            </w:tcMar>
+          </w:tcPr>
+          <w:p>
+            <w:pPr>
+              <w:jc w:val="center"/>
+            </w:pPr>
+            <w:r>
+              <w:rPr>
+                <w:rFonts w:ascii="Arial" w:hAnsi="Arial"/>
+                <w:color w:val="102035"/>
+                <w:sz w:val="17"/>
+              </w:rPr>
+              <w:t>24</w:t>
+            </w:r>
+          </w:p>
+        </w:tc>
+        <w:tc>
+          <w:tcPr>
+            <w:tcW w:type="dxa" w:w="1442"/>
+            <w:shd w:fill="FFFFFF"/>
+            <w:tcMar>
+              <w:top w:w="70" w:type="dxa"/>
+              <w:start w:w="70" w:type="dxa"/>
+              <w:bottom w:w="70" w:type="dxa"/>
+              <w:end w:w="70" w:type="dxa"/>
+            </w:tcMar>
+          </w:tcPr>
+          <w:p>
+            <w:r>
+              <w:rPr>
+                <w:rFonts w:ascii="Arial" w:hAnsi="Arial"/>
+                <w:color w:val="102035"/>
+                <w:sz w:val="17"/>
+              </w:rPr>
+              <w:t>High</w:t>
+            </w:r>
+          </w:p>
+        </w:tc>
+        <w:tc>
+          <w:tcPr>
+            <w:tcW w:type="dxa" w:w="1442"/>
+            <w:shd w:fill="F6F9FC"/>
+            <w:tcMar>
+              <w:top w:w="70" w:type="dxa"/>
+              <w:start w:w="70" w:type="dxa"/>
+              <w:bottom w:w="70" w:type="dxa"/>
+              <w:end w:w="70" w:type="dxa"/>
+            </w:tcMar>
+          </w:tcPr>
+          <w:p>
+            <w:r>
+              <w:rPr>
+                <w:rFonts w:ascii="Arial" w:hAnsi="Arial"/>
+                <w:color w:val="102035"/>
+                <w:sz w:val="17"/>
+              </w:rPr>
+              <w:t>Frontend / SEO</w:t>
+            </w:r>
+          </w:p>
+        </w:tc>
+      </w:tr>
+      <w:tr>
+        <w:tc>
+          <w:tcPr>
+            <w:tcW w:type="dxa" w:w="1442"/>
+            <w:shd w:fill="F6F9FC"/>
+            <w:tcMar>
+              <w:top w:w="70" w:type="dxa"/>
+              <w:start w:w="70" w:type="dxa"/>
+              <w:bottom w:w="70" w:type="dxa"/>
+              <w:end w:w="70" w:type="dxa"/>
+            </w:tcMar>
+          </w:tcPr>
+          <w:p>
+            <w:r>
+              <w:rPr>
+                <w:rFonts w:ascii="Arial" w:hAnsi="Arial"/>
+                <w:color w:val="102035"/>
+                <w:sz w:val="17"/>
+              </w:rPr>
+              <w:t>Meta description на части страниц вне рабочего диапазона</w:t>
+            </w:r>
+          </w:p>
+        </w:tc>
+        <w:tc>
+          <w:tcPr>
+            <w:tcW w:type="dxa" w:w="1442"/>
+            <w:shd w:fill="FFFFFF"/>
+            <w:tcMar>
+              <w:top w:w="70" w:type="dxa"/>
+              <w:start w:w="70" w:type="dxa"/>
+              <w:bottom w:w="70" w:type="dxa"/>
+              <w:end w:w="70" w:type="dxa"/>
+            </w:tcMar>
+          </w:tcPr>
+          <w:p>
+            <w:pPr>
+              <w:jc w:val="center"/>
+            </w:pPr>
+            <w:r>
+              <w:rPr>
+                <w:rFonts w:ascii="Arial" w:hAnsi="Arial"/>
+                <w:color w:val="102035"/>
+                <w:sz w:val="17"/>
+              </w:rPr>
+              <w:t>6</w:t>
+            </w:r>
+          </w:p>
+        </w:tc>
+        <w:tc>
+          <w:tcPr>
+            <w:tcW w:type="dxa" w:w="1442"/>
+            <w:shd w:fill="F6F9FC"/>
+            <w:tcMar>
+              <w:top w:w="70" w:type="dxa"/>
+              <w:start w:w="70" w:type="dxa"/>
+              <w:bottom w:w="70" w:type="dxa"/>
+              <w:end w:w="70" w:type="dxa"/>
+            </w:tcMar>
+          </w:tcPr>
+          <w:p>
+            <w:pPr>
+              <w:jc w:val="center"/>
+            </w:pPr>
+            <w:r>
+              <w:rPr>
+                <w:rFonts w:ascii="Arial" w:hAnsi="Arial"/>
+                <w:color w:val="102035"/>
+                <w:sz w:val="17"/>
+              </w:rPr>
+              <w:t>5</w:t>
+            </w:r>
+          </w:p>
+        </w:tc>
+        <w:tc>
+          <w:tcPr>
+            <w:tcW w:type="dxa" w:w="1442"/>
+            <w:shd w:fill="FFFFFF"/>
+            <w:tcMar>
+              <w:top w:w="70" w:type="dxa"/>
+              <w:start w:w="70" w:type="dxa"/>
+              <w:bottom w:w="70" w:type="dxa"/>
+              <w:end w:w="70" w:type="dxa"/>
+            </w:tcMar>
+          </w:tcPr>
+          <w:p>
+            <w:pPr>
+              <w:jc w:val="center"/>
+            </w:pPr>
+            <w:r>
+              <w:rPr>
+                <w:rFonts w:ascii="Arial" w:hAnsi="Arial"/>
+                <w:color w:val="102035"/>
+                <w:sz w:val="17"/>
+              </w:rPr>
+              <w:t>7</w:t>
+            </w:r>
+          </w:p>
+        </w:tc>
+        <w:tc>
+          <w:tcPr>
+            <w:tcW w:type="dxa" w:w="1442"/>
+            <w:shd w:fill="F6F9FC"/>
+            <w:tcMar>
+              <w:top w:w="70" w:type="dxa"/>
+              <w:start w:w="70" w:type="dxa"/>
+              <w:bottom w:w="70" w:type="dxa"/>
+              <w:end w:w="70" w:type="dxa"/>
+            </w:tcMar>
+          </w:tcPr>
+          <w:p>
+            <w:pPr>
+              <w:jc w:val="center"/>
+            </w:pPr>
+            <w:r>
+              <w:rPr>
+                <w:rFonts w:ascii="Arial" w:hAnsi="Arial"/>
+                <w:color w:val="102035"/>
+                <w:sz w:val="17"/>
+              </w:rPr>
+              <w:t>18</w:t>
+            </w:r>
+          </w:p>
+        </w:tc>
+        <w:tc>
+          <w:tcPr>
+            <w:tcW w:type="dxa" w:w="1442"/>
+            <w:shd w:fill="FFFFFF"/>
+            <w:tcMar>
+              <w:top w:w="70" w:type="dxa"/>
+              <w:start w:w="70" w:type="dxa"/>
+              <w:bottom w:w="70" w:type="dxa"/>
+              <w:end w:w="70" w:type="dxa"/>
+            </w:tcMar>
+          </w:tcPr>
+          <w:p>
+            <w:r>
+              <w:rPr>
+                <w:rFonts w:ascii="Arial" w:hAnsi="Arial"/>
+                <w:color w:val="102035"/>
+                <w:sz w:val="17"/>
+              </w:rPr>
+              <w:t>Medium</w:t>
+            </w:r>
+          </w:p>
+        </w:tc>
+        <w:tc>
+          <w:tcPr>
+            <w:tcW w:type="dxa" w:w="1442"/>
+            <w:shd w:fill="F6F9FC"/>
+            <w:tcMar>
+              <w:top w:w="70" w:type="dxa"/>
+              <w:start w:w="70" w:type="dxa"/>
+              <w:bottom w:w="70" w:type="dxa"/>
+              <w:end w:w="70" w:type="dxa"/>
+            </w:tcMar>
+          </w:tcPr>
+          <w:p>
+            <w:r>
+              <w:rPr>
+                <w:rFonts w:ascii="Arial" w:hAnsi="Arial"/>
+                <w:color w:val="102035"/>
+                <w:sz w:val="17"/>
+              </w:rPr>
+              <w:t>Frontend / SEO</w:t>
+            </w:r>
+          </w:p>
+        </w:tc>
+      </w:tr>
+      <w:tr>
+        <w:tc>
+          <w:tcPr>
+            <w:tcW w:type="dxa" w:w="1442"/>
+            <w:shd w:fill="F6F9FC"/>
+            <w:tcMar>
+              <w:top w:w="70" w:type="dxa"/>
+              <w:start w:w="70" w:type="dxa"/>
+              <w:bottom w:w="70" w:type="dxa"/>
+              <w:end w:w="70" w:type="dxa"/>
+            </w:tcMar>
+          </w:tcPr>
+          <w:p>
+            <w:r>
+              <w:rPr>
+                <w:rFonts w:ascii="Arial" w:hAnsi="Arial"/>
+                <w:color w:val="102035"/>
+                <w:sz w:val="17"/>
+              </w:rPr>
+              <w:t>Изображения теряют SEO-сигналы из-за пустых alt</w:t>
+            </w:r>
+          </w:p>
+        </w:tc>
+        <w:tc>
+          <w:tcPr>
+            <w:tcW w:type="dxa" w:w="1442"/>
+            <w:shd w:fill="FFFFFF"/>
+            <w:tcMar>
+              <w:top w:w="70" w:type="dxa"/>
+              <w:start w:w="70" w:type="dxa"/>
+              <w:bottom w:w="70" w:type="dxa"/>
+              <w:end w:w="70" w:type="dxa"/>
+            </w:tcMar>
+          </w:tcPr>
+          <w:p>
+            <w:pPr>
+              <w:jc w:val="center"/>
+            </w:pPr>
+            <w:r>
+              <w:rPr>
+                <w:rFonts w:ascii="Arial" w:hAnsi="Arial"/>
+                <w:color w:val="102035"/>
+                <w:sz w:val="17"/>
+              </w:rPr>
+              <w:t>6</w:t>
+            </w:r>
+          </w:p>
+        </w:tc>
+        <w:tc>
+          <w:tcPr>
+            <w:tcW w:type="dxa" w:w="1442"/>
+            <w:shd w:fill="F6F9FC"/>
+            <w:tcMar>
+              <w:top w:w="70" w:type="dxa"/>
+              <w:start w:w="70" w:type="dxa"/>
+              <w:bottom w:w="70" w:type="dxa"/>
+              <w:end w:w="70" w:type="dxa"/>
+            </w:tcMar>
+          </w:tcPr>
+          <w:p>
+            <w:pPr>
+              <w:jc w:val="center"/>
+            </w:pPr>
+            <w:r>
+              <w:rPr>
+                <w:rFonts w:ascii="Arial" w:hAnsi="Arial"/>
+                <w:color w:val="102035"/>
+                <w:sz w:val="17"/>
+              </w:rPr>
+              <w:t>5</w:t>
+            </w:r>
+          </w:p>
+        </w:tc>
+        <w:tc>
+          <w:tcPr>
+            <w:tcW w:type="dxa" w:w="1442"/>
+            <w:shd w:fill="FFFFFF"/>
+            <w:tcMar>
+              <w:top w:w="70" w:type="dxa"/>
+              <w:start w:w="70" w:type="dxa"/>
+              <w:bottom w:w="70" w:type="dxa"/>
+              <w:end w:w="70" w:type="dxa"/>
+            </w:tcMar>
+          </w:tcPr>
+          <w:p>
+            <w:pPr>
+              <w:jc w:val="center"/>
+            </w:pPr>
+            <w:r>
+              <w:rPr>
+                <w:rFonts w:ascii="Arial" w:hAnsi="Arial"/>
+                <w:color w:val="102035"/>
+                <w:sz w:val="17"/>
+              </w:rPr>
+              <w:t>6</w:t>
+            </w:r>
+          </w:p>
+        </w:tc>
+        <w:tc>
+          <w:tcPr>
+            <w:tcW w:type="dxa" w:w="1442"/>
+            <w:shd w:fill="F6F9FC"/>
+            <w:tcMar>
+              <w:top w:w="70" w:type="dxa"/>
+              <w:start w:w="70" w:type="dxa"/>
+              <w:bottom w:w="70" w:type="dxa"/>
+              <w:end w:w="70" w:type="dxa"/>
+            </w:tcMar>
+          </w:tcPr>
+          <w:p>
+            <w:pPr>
+              <w:jc w:val="center"/>
+            </w:pPr>
+            <w:r>
+              <w:rPr>
+                <w:rFonts w:ascii="Arial" w:hAnsi="Arial"/>
+                <w:color w:val="102035"/>
+                <w:sz w:val="17"/>
+              </w:rPr>
+              <w:t>17</w:t>
+            </w:r>
+          </w:p>
+        </w:tc>
+        <w:tc>
+          <w:tcPr>
+            <w:tcW w:type="dxa" w:w="1442"/>
+            <w:shd w:fill="FFFFFF"/>
+            <w:tcMar>
+              <w:top w:w="70" w:type="dxa"/>
+              <w:start w:w="70" w:type="dxa"/>
+              <w:bottom w:w="70" w:type="dxa"/>
+              <w:end w:w="70" w:type="dxa"/>
+            </w:tcMar>
+          </w:tcPr>
+          <w:p>
+            <w:r>
+              <w:rPr>
+                <w:rFonts w:ascii="Arial" w:hAnsi="Arial"/>
+                <w:color w:val="102035"/>
+                <w:sz w:val="17"/>
+              </w:rPr>
+              <w:t>Medium</w:t>
+            </w:r>
+          </w:p>
+        </w:tc>
+        <w:tc>
+          <w:tcPr>
+            <w:tcW w:type="dxa" w:w="1442"/>
+            <w:shd w:fill="F6F9FC"/>
+            <w:tcMar>
+              <w:top w:w="70" w:type="dxa"/>
+              <w:start w:w="70" w:type="dxa"/>
+              <w:bottom w:w="70" w:type="dxa"/>
+              <w:end w:w="70" w:type="dxa"/>
+            </w:tcMar>
+          </w:tcPr>
+          <w:p>
+            <w:r>
+              <w:rPr>
+                <w:rFonts w:ascii="Arial" w:hAnsi="Arial"/>
+                <w:color w:val="102035"/>
+                <w:sz w:val="17"/>
+              </w:rPr>
+              <w:t>Frontend / SEO</w:t>
+            </w:r>
+          </w:p>
+        </w:tc>
+      </w:tr>
+      <w:tr>
+        <w:tc>
+          <w:tcPr>
+            <w:tcW w:type="dxa" w:w="1442"/>
+            <w:shd w:fill="F6F9FC"/>
+            <w:tcMar>
+              <w:top w:w="70" w:type="dxa"/>
+              <w:start w:w="70" w:type="dxa"/>
+              <w:bottom w:w="70" w:type="dxa"/>
+              <w:end w:w="70" w:type="dxa"/>
+            </w:tcMar>
+          </w:tcPr>
+          <w:p>
+            <w:r>
+              <w:rPr>
+                <w:rFonts w:ascii="Arial" w:hAnsi="Arial"/>
+                <w:color w:val="102035"/>
+                <w:sz w:val="17"/>
+              </w:rPr>
+              <w:t>Есть лишние redirect-цепочки у доменных вариантов</w:t>
+            </w:r>
+          </w:p>
+        </w:tc>
+        <w:tc>
+          <w:tcPr>
+            <w:tcW w:type="dxa" w:w="1442"/>
+            <w:shd w:fill="FFFFFF"/>
+            <w:tcMar>
+              <w:top w:w="70" w:type="dxa"/>
+              <w:start w:w="70" w:type="dxa"/>
+              <w:bottom w:w="70" w:type="dxa"/>
+              <w:end w:w="70" w:type="dxa"/>
+            </w:tcMar>
+          </w:tcPr>
+          <w:p>
+            <w:pPr>
+              <w:jc w:val="center"/>
+            </w:pPr>
+            <w:r>
+              <w:rPr>
+                <w:rFonts w:ascii="Arial" w:hAnsi="Arial"/>
+                <w:color w:val="102035"/>
+                <w:sz w:val="17"/>
+              </w:rPr>
+              <w:t>7</w:t>
+            </w:r>
+          </w:p>
+        </w:tc>
+        <w:tc>
+          <w:tcPr>
+            <w:tcW w:type="dxa" w:w="1442"/>
+            <w:shd w:fill="F6F9FC"/>
+            <w:tcMar>
+              <w:top w:w="70" w:type="dxa"/>
+              <w:start w:w="70" w:type="dxa"/>
+              <w:bottom w:w="70" w:type="dxa"/>
+              <w:end w:w="70" w:type="dxa"/>
+            </w:tcMar>
+          </w:tcPr>
+          <w:p>
+            <w:pPr>
+              <w:jc w:val="center"/>
+            </w:pPr>
+            <w:r>
+              <w:rPr>
+                <w:rFonts w:ascii="Arial" w:hAnsi="Arial"/>
+                <w:color w:val="102035"/>
+                <w:sz w:val="17"/>
+              </w:rPr>
+              <w:t>5</w:t>
+            </w:r>
+          </w:p>
+        </w:tc>
+        <w:tc>
+          <w:tcPr>
+            <w:tcW w:type="dxa" w:w="1442"/>
+            <w:shd w:fill="FFFFFF"/>
+            <w:tcMar>
+              <w:top w:w="70" w:type="dxa"/>
+              <w:start w:w="70" w:type="dxa"/>
+              <w:bottom w:w="70" w:type="dxa"/>
+              <w:end w:w="70" w:type="dxa"/>
+            </w:tcMar>
+          </w:tcPr>
+          <w:p>
+            <w:pPr>
+              <w:jc w:val="center"/>
+            </w:pPr>
+            <w:r>
+              <w:rPr>
+                <w:rFonts w:ascii="Arial" w:hAnsi="Arial"/>
+                <w:color w:val="102035"/>
+                <w:sz w:val="17"/>
+              </w:rPr>
+              <w:t>6</w:t>
+            </w:r>
+          </w:p>
+        </w:tc>
+        <w:tc>
+          <w:tcPr>
+            <w:tcW w:type="dxa" w:w="1442"/>
+            <w:shd w:fill="F6F9FC"/>
+            <w:tcMar>
+              <w:top w:w="70" w:type="dxa"/>
+              <w:start w:w="70" w:type="dxa"/>
+              <w:bottom w:w="70" w:type="dxa"/>
+              <w:end w:w="70" w:type="dxa"/>
+            </w:tcMar>
+          </w:tcPr>
+          <w:p>
+            <w:pPr>
+              <w:jc w:val="center"/>
+            </w:pPr>
+            <w:r>
+              <w:rPr>
+                <w:rFonts w:ascii="Arial" w:hAnsi="Arial"/>
+                <w:color w:val="102035"/>
+                <w:sz w:val="17"/>
+              </w:rPr>
+              <w:t>18</w:t>
+            </w:r>
+          </w:p>
+        </w:tc>
+        <w:tc>
+          <w:tcPr>
+            <w:tcW w:type="dxa" w:w="1442"/>
+            <w:shd w:fill="FFFFFF"/>
+            <w:tcMar>
+              <w:top w:w="70" w:type="dxa"/>
+              <w:start w:w="70" w:type="dxa"/>
+              <w:bottom w:w="70" w:type="dxa"/>
+              <w:end w:w="70" w:type="dxa"/>
+            </w:tcMar>
+          </w:tcPr>
+          <w:p>
+            <w:r>
+              <w:rPr>
+                <w:rFonts w:ascii="Arial" w:hAnsi="Arial"/>
+                <w:color w:val="102035"/>
+                <w:sz w:val="17"/>
+              </w:rPr>
+              <w:t>Medium</w:t>
+            </w:r>
+          </w:p>
+        </w:tc>
+        <w:tc>
+          <w:tcPr>
+            <w:tcW w:type="dxa" w:w="1442"/>
+            <w:shd w:fill="F6F9FC"/>
+            <w:tcMar>
+              <w:top w:w="70" w:type="dxa"/>
+              <w:start w:w="70" w:type="dxa"/>
+              <w:bottom w:w="70" w:type="dxa"/>
+              <w:end w:w="70" w:type="dxa"/>
+            </w:tcMar>
+          </w:tcPr>
+          <w:p>
+            <w:r>
+              <w:rPr>
+                <w:rFonts w:ascii="Arial" w:hAnsi="Arial"/>
+                <w:color w:val="102035"/>
+                <w:sz w:val="17"/>
+              </w:rPr>
+              <w:t>Backend / SEO</w:t>
+            </w:r>
+          </w:p>
+        </w:tc>
+      </w:tr>
+      <w:tr>
+        <w:tc>
+          <w:tcPr>
+            <w:tcW w:type="dxa" w:w="1442"/>
+            <w:shd w:fill="F6F9FC"/>
+            <w:tcMar>
+              <w:top w:w="70" w:type="dxa"/>
+              <w:start w:w="70" w:type="dxa"/>
+              <w:bottom w:w="70" w:type="dxa"/>
+              <w:end w:w="70" w:type="dxa"/>
+            </w:tcMar>
+          </w:tcPr>
+          <w:p>
+            <w:r>
+              <w:rPr>
+                <w:rFonts w:ascii="Arial" w:hAnsi="Arial"/>
+                <w:color w:val="102035"/>
+                <w:sz w:val="17"/>
+              </w:rPr>
+              <w:t>В sitemap много повторяющихся URL</w:t>
+            </w:r>
+          </w:p>
+        </w:tc>
+        <w:tc>
+          <w:tcPr>
+            <w:tcW w:type="dxa" w:w="1442"/>
+            <w:shd w:fill="FFFFFF"/>
+            <w:tcMar>
+              <w:top w:w="70" w:type="dxa"/>
+              <w:start w:w="70" w:type="dxa"/>
+              <w:bottom w:w="70" w:type="dxa"/>
+              <w:end w:w="70" w:type="dxa"/>
+            </w:tcMar>
+          </w:tcPr>
+          <w:p>
+            <w:pPr>
+              <w:jc w:val="center"/>
+            </w:pPr>
+            <w:r>
+              <w:rPr>
+                <w:rFonts w:ascii="Arial" w:hAnsi="Arial"/>
+                <w:color w:val="102035"/>
+                <w:sz w:val="17"/>
+              </w:rPr>
+              <w:t>7</w:t>
+            </w:r>
+          </w:p>
+        </w:tc>
+        <w:tc>
+          <w:tcPr>
+            <w:tcW w:type="dxa" w:w="1442"/>
+            <w:shd w:fill="F6F9FC"/>
+            <w:tcMar>
+              <w:top w:w="70" w:type="dxa"/>
+              <w:start w:w="70" w:type="dxa"/>
+              <w:bottom w:w="70" w:type="dxa"/>
+              <w:end w:w="70" w:type="dxa"/>
+            </w:tcMar>
+          </w:tcPr>
+          <w:p>
+            <w:pPr>
+              <w:jc w:val="center"/>
+            </w:pPr>
+            <w:r>
+              <w:rPr>
+                <w:rFonts w:ascii="Arial" w:hAnsi="Arial"/>
+                <w:color w:val="102035"/>
+                <w:sz w:val="17"/>
+              </w:rPr>
+              <w:t>5</w:t>
+            </w:r>
+          </w:p>
+        </w:tc>
+        <w:tc>
+          <w:tcPr>
+            <w:tcW w:type="dxa" w:w="1442"/>
+            <w:shd w:fill="FFFFFF"/>
+            <w:tcMar>
+              <w:top w:w="70" w:type="dxa"/>
+              <w:start w:w="70" w:type="dxa"/>
+              <w:bottom w:w="70" w:type="dxa"/>
+              <w:end w:w="70" w:type="dxa"/>
+            </w:tcMar>
+          </w:tcPr>
+          <w:p>
+            <w:pPr>
+              <w:jc w:val="center"/>
+            </w:pPr>
+            <w:r>
+              <w:rPr>
+                <w:rFonts w:ascii="Arial" w:hAnsi="Arial"/>
+                <w:color w:val="102035"/>
+                <w:sz w:val="17"/>
+              </w:rPr>
+              <w:t>6</w:t>
+            </w:r>
+          </w:p>
+        </w:tc>
+        <w:tc>
+          <w:tcPr>
+            <w:tcW w:type="dxa" w:w="1442"/>
+            <w:shd w:fill="F6F9FC"/>
+            <w:tcMar>
+              <w:top w:w="70" w:type="dxa"/>
+              <w:start w:w="70" w:type="dxa"/>
+              <w:bottom w:w="70" w:type="dxa"/>
+              <w:end w:w="70" w:type="dxa"/>
+            </w:tcMar>
+          </w:tcPr>
+          <w:p>
+            <w:pPr>
+              <w:jc w:val="center"/>
+            </w:pPr>
+            <w:r>
+              <w:rPr>
+                <w:rFonts w:ascii="Arial" w:hAnsi="Arial"/>
+                <w:color w:val="102035"/>
+                <w:sz w:val="17"/>
+              </w:rPr>
+              <w:t>18</w:t>
+            </w:r>
+          </w:p>
+        </w:tc>
+        <w:tc>
+          <w:tcPr>
+            <w:tcW w:type="dxa" w:w="1442"/>
+            <w:shd w:fill="FFFFFF"/>
+            <w:tcMar>
+              <w:top w:w="70" w:type="dxa"/>
+              <w:start w:w="70" w:type="dxa"/>
+              <w:bottom w:w="70" w:type="dxa"/>
+              <w:end w:w="70" w:type="dxa"/>
+            </w:tcMar>
+          </w:tcPr>
+          <w:p>
+            <w:r>
+              <w:rPr>
+                <w:rFonts w:ascii="Arial" w:hAnsi="Arial"/>
+                <w:color w:val="102035"/>
+                <w:sz w:val="17"/>
+              </w:rPr>
+              <w:t>Medium</w:t>
+            </w:r>
+          </w:p>
+        </w:tc>
+        <w:tc>
+          <w:tcPr>
+            <w:tcW w:type="dxa" w:w="1442"/>
+            <w:shd w:fill="F6F9FC"/>
+            <w:tcMar>
+              <w:top w:w="70" w:type="dxa"/>
+              <w:start w:w="70" w:type="dxa"/>
+              <w:bottom w:w="70" w:type="dxa"/>
+              <w:end w:w="70" w:type="dxa"/>
+            </w:tcMar>
+          </w:tcPr>
+          <w:p>
+            <w:r>
+              <w:rPr>
+                <w:rFonts w:ascii="Arial" w:hAnsi="Arial"/>
+                <w:color w:val="102035"/>
+                <w:sz w:val="17"/>
+              </w:rPr>
+              <w:t>Backend / SEO</w:t>
+            </w:r>
+          </w:p>
+        </w:tc>
+      </w:tr>
+    </w:tbl>
+    <w:p>
+      <w:r>
+        <w:rPr>
+          <w:rFonts w:ascii="Arial" w:hAnsi="Arial"/>
+          <w:b/>
+          <w:color w:val="F28B34"/>
+          <w:sz w:val="19"/>
+        </w:rPr>
+        <w:t>КРИТИЧЕСКИЕ ОШИБКИ</w:t>
+      </w:r>
+    </w:p>
+    <w:p>
+      <w:pPr>
+        <w:spacing w:after="120"/>
+      </w:pPr>
+      <w:r>
+        <w:rPr>
+          <w:rFonts w:ascii="Arial" w:hAnsi="Arial"/>
+          <w:b/>
+          <w:color w:val="102035"/>
+          <w:sz w:val="40"/>
+        </w:rPr>
+        <w:t>Что сейчас реально блокирует рост</w:t>
+      </w:r>
+    </w:p>
+    <w:p>
+      <w:pPr>
+        <w:spacing w:after="200" w:line="300" w:lineRule="auto"/>
+      </w:pPr>
+      <w:r>
+        <w:rPr>
+          <w:rFonts w:ascii="Arial" w:hAnsi="Arial"/>
+          <w:b w:val="0"/>
+          <w:color w:val="5D6B82"/>
+          <w:sz w:val="22"/>
+        </w:rPr>
+        <w:t>Это не весь backlog, а ограничения, которые первыми режут индекс, сниппеты, crawl budget и способность сайта забирать спрос.</w:t>
       </w:r>
     </w:p>
     <w:tbl>
@@ -998,7 +2575,7 @@
                 <w:color w:val="B42318"/>
                 <w:sz w:val="22"/>
               </w:rPr>
-              <w:t>CRITICAL  |  robots.txt конфликтует с собственной картой сайта</w:t>
+              <w:t>CRITICAL  |  robots.txt конфликтует с картой сайта</w:t>
             </w:r>
           </w:p>
         </w:tc>
@@ -1025,7 +2602,7 @@
                 <w:color w:val="102035"/>
                 <w:sz w:val="22"/>
               </w:rPr>
-              <w:t>Сейчас в robots.txt одновременно указан Sitemap и стоит Disallow на sitemap.xml. Для Яндекса и части сервисов это выглядит как конфликт сигналов и мешает чистой индексации.</w:t>
+              <w:t>Когда robots.txt одновременно запрещает sitemap.xml и сам же ссылается на карту сайта, поисковики получают конфликтующий сигнал. Это мешает чистой и предсказуемой индексации.</w:t>
             </w:r>
           </w:p>
           <w:p>
@@ -1064,7 +2641,7 @@
                 <w:color w:val="102035"/>
                 <w:sz w:val="21"/>
               </w:rPr>
-              <w:t>Что делать: Удалить запрет на sitemap.xml, оставить только директиву Sitemap и привести Host к чистому домену без протокола.</w:t>
+              <w:t>Что делать: Убрать запрет на sitemap.xml, оставить рабочую директиву Sitemap и синхронизировать robots.txt с каноническим доменом проекта.</w:t>
             </w:r>
           </w:p>
         </w:tc>
@@ -1112,7 +2689,7 @@
                 <w:color w:val="B54708"/>
                 <w:sz w:val="22"/>
               </w:rPr>
-              <w:t>HIGH  |  Контактные и lead-страницы недооптимизированы</w:t>
+              <w:t>HIGH  |  Контактные и lead-страницы недооформлены как SEO-посадочные</w:t>
             </w:r>
           </w:p>
         </w:tc>
@@ -1139,7 +2716,7 @@
                 <w:color w:val="102035"/>
                 <w:sz w:val="22"/>
               </w:rPr>
-              <w:t>Контактные страницы участвуют в доверии, конверсии и брендовой выдаче. Когда у них нет базовой SEO-разметки, сайт теряет и кликабельность, и качество индекса.</w:t>
+              <w:t>Страницы контактов и заявок участвуют не только в конверсии, но и в доверии, брендовой выдаче и понимании бизнеса поисковиками.</w:t>
             </w:r>
           </w:p>
           <w:p>
@@ -1153,7 +2730,7 @@
                 <w:color w:val="102035"/>
                 <w:sz w:val="21"/>
               </w:rPr>
-              <w:t>• Страница /contacts открывается без H1.</w:t>
+              <w:t>• На `/contacts` не хватает: H1, description, canonical.</w:t>
             </w:r>
           </w:p>
           <w:p>
@@ -1167,21 +2744,7 @@
                 <w:color w:val="102035"/>
                 <w:sz w:val="21"/>
               </w:rPr>
-              <w:t>• На /contacts отсутствует meta description.</w:t>
-            </w:r>
-          </w:p>
-          <w:p>
-            <w:pPr>
-              <w:spacing w:after="80"/>
-              <w:ind w:left="227" w:hanging="227"/>
-            </w:pPr>
-            <w:r>
-              <w:rPr>
-                <w:rFonts w:ascii="Arial" w:hAnsi="Arial"/>
-                <w:color w:val="102035"/>
-                <w:sz w:val="21"/>
-              </w:rPr>
-              <w:t>• На /contacts отсутствует canonical.</w:t>
+              <w:t>• На `/index.php?route=information/contactform` не хватает: H1, title, description, canonical.</w:t>
             </w:r>
           </w:p>
           <w:p>
@@ -1192,7 +2755,7 @@
                 <w:color w:val="102035"/>
                 <w:sz w:val="21"/>
               </w:rPr>
-              <w:t>Что делать: Сделать полноценную контактную страницу: H1, title до 70 символов, description 140-160 символов, canonical, контент про производство, доставку, гарантию, адрес, телефоны и CTA.</w:t>
+              <w:t>Что делать: Собрать полноценные страницы контакта и заявки: H1, title до 70 символов, description 140–160 символов, canonical, блоки доверия, адреса, телефоны и понятный CTA.</w:t>
             </w:r>
           </w:p>
         </w:tc>
@@ -1240,7 +2803,7 @@
                 <w:color w:val="B54708"/>
                 <w:sz w:val="22"/>
               </w:rPr>
-              <w:t>HIGH  |  Внутренний служебный URL с формой обратного звонка доступен без SEO-контроля</w:t>
+              <w:t>HIGH  |  В выборке есть индексируемые служебные или query-URL без нормальной SEO-обвязки</w:t>
             </w:r>
           </w:p>
         </w:tc>
@@ -1267,7 +2830,7 @@
                 <w:color w:val="102035"/>
                 <w:sz w:val="22"/>
               </w:rPr>
-              <w:t>Indexable-страницы без title, description и H1 создают шум в индексе, размывают релевантность и тянут crawl budget.</w:t>
+              <w:t>Служебные route-страницы и query-URL без title, description и H1 создают шум в индексе, размывают релевантность и тратят crawl budget.</w:t>
             </w:r>
           </w:p>
           <w:p>
@@ -1281,35 +2844,7 @@
                 <w:color w:val="102035"/>
                 <w:sz w:val="21"/>
               </w:rPr>
-              <w:t>• URL `/index.php?route=information/contactform` доступен по 200.</w:t>
-            </w:r>
-          </w:p>
-          <w:p>
-            <w:pPr>
-              <w:spacing w:after="80"/>
-              <w:ind w:left="227" w:hanging="227"/>
-            </w:pPr>
-            <w:r>
-              <w:rPr>
-                <w:rFonts w:ascii="Arial" w:hAnsi="Arial"/>
-                <w:color w:val="102035"/>
-                <w:sz w:val="21"/>
-              </w:rPr>
-              <w:t>• На странице нет title, description и H1.</w:t>
-            </w:r>
-          </w:p>
-          <w:p>
-            <w:pPr>
-              <w:spacing w:after="80"/>
-              <w:ind w:left="227" w:hanging="227"/>
-            </w:pPr>
-            <w:r>
-              <w:rPr>
-                <w:rFonts w:ascii="Arial" w:hAnsi="Arial"/>
-                <w:color w:val="102035"/>
-                <w:sz w:val="21"/>
-              </w:rPr>
-              <w:t>• Ссылка на этот URL есть в шапке как `Обратный звонок`.</w:t>
+              <w:t>• URL `/index.php?route=information/contactform` доступен для обхода, но не хватает: title, description, H1.</w:t>
             </w:r>
           </w:p>
           <w:p>
@@ -1320,7 +2855,7 @@
                 <w:color w:val="102035"/>
                 <w:sz w:val="21"/>
               </w:rPr>
-              <w:t>Что делать: Либо закрыть route-страницу от индексации и убрать прямые ссылки, либо перевести ее на нормальный SEO-friendly URL с оформлением.</w:t>
+              <w:t>Что делать: Либо закрыть такие URL от индексации и убрать прямые ссылки на них, либо перевести их на нормальные SEO-friendly страницы с полноценным мета-оформлением.</w:t>
             </w:r>
           </w:p>
         </w:tc>
@@ -1368,7 +2903,7 @@
                 <w:color w:val="B54708"/>
                 <w:sz w:val="22"/>
               </w:rPr>
-              <w:t>HIGH  |  Шаблоны title на товарах и категориях слишком длинные</w:t>
+              <w:t>HIGH  |  На части страниц title выходят за рабочую длину</w:t>
             </w:r>
           </w:p>
         </w:tc>
@@ -1395,7 +2930,7 @@
                 <w:color w:val="102035"/>
                 <w:sz w:val="22"/>
               </w:rPr>
-              <w:t>Длинные title режутся в выдаче, ухудшают CTR и снижают контроль над тем, какой оффер поисковик покажет пользователю.</w:t>
+              <w:t>Слишком длинные title режутся в выдаче, ухудшают CTR и снижают контроль над тем, какой оффер поисковик покажет пользователю.</w:t>
             </w:r>
           </w:p>
           <w:p>
@@ -1409,7 +2944,7 @@
                 <w:color w:val="102035"/>
                 <w:sz w:val="21"/>
               </w:rPr>
-              <w:t>• В выборке 12 из 26 страниц имеют title длиннее 70 символов.</w:t>
+              <w:t>• В выборке 10 из 28 страниц имеют title длиннее 70 символов.</w:t>
             </w:r>
           </w:p>
           <w:p>
@@ -1476,605 +3011,7 @@
                 <w:color w:val="102035"/>
                 <w:sz w:val="21"/>
               </w:rPr>
-              <w:t>Что делать: Пересобрать шаблоны title: сначала ключ + модель/категория, затем оффер и бренд. Для каталога держать диапазон 55-70 символов.</w:t>
-            </w:r>
-          </w:p>
-        </w:tc>
-      </w:tr>
-    </w:tbl>
-    <w:p>
-      <w:pPr>
-        <w:spacing w:after="80"/>
-      </w:pPr>
-    </w:p>
-    <w:tbl>
-      <w:tblPr>
-        <w:tblW w:type="auto" w:w="0"/>
-        <w:jc w:val="center"/>
-        <w:tblLook w:firstColumn="1" w:firstRow="1" w:lastColumn="0" w:lastRow="0" w:noHBand="0" w:noVBand="1" w:val="04A0"/>
-        <w:tblBorders>
-          <w:top w:val="nil"/>
-          <w:left w:val="nil"/>
-          <w:bottom w:val="nil"/>
-          <w:right w:val="nil"/>
-          <w:insideH w:val="nil"/>
-          <w:insideV w:val="nil"/>
-        </w:tblBorders>
-      </w:tblPr>
-      <w:tblGrid>
-        <w:gridCol w:w="10092"/>
-      </w:tblGrid>
-      <w:tr>
-        <w:tc>
-          <w:tcPr>
-            <w:tcW w:type="dxa" w:w="10092"/>
-            <w:shd w:fill="EEF7FF"/>
-            <w:tcMar>
-              <w:top w:w="100" w:type="dxa"/>
-              <w:start w:w="120" w:type="dxa"/>
-              <w:bottom w:w="90" w:type="dxa"/>
-              <w:end w:w="120" w:type="dxa"/>
-            </w:tcMar>
-          </w:tcPr>
-          <w:p>
-            <w:r>
-              <w:rPr>
-                <w:rFonts w:ascii="Arial" w:hAnsi="Arial"/>
-                <w:b/>
-                <w:color w:val="175CD3"/>
-                <w:sz w:val="22"/>
-              </w:rPr>
-              <w:t>MEDIUM  |  Meta description на части страниц обрезается или не дотягивает до нормального сниппета</w:t>
-            </w:r>
-          </w:p>
-        </w:tc>
-      </w:tr>
-      <w:tr>
-        <w:tc>
-          <w:tcPr>
-            <w:tcW w:type="dxa" w:w="10092"/>
-            <w:shd w:fill="FFFFFF"/>
-            <w:tcMar>
-              <w:top w:w="100" w:type="dxa"/>
-              <w:start w:w="120" w:type="dxa"/>
-              <w:bottom w:w="120" w:type="dxa"/>
-              <w:end w:w="120" w:type="dxa"/>
-            </w:tcMar>
-          </w:tcPr>
-          <w:p>
-            <w:pPr>
-              <w:spacing w:after="120"/>
-            </w:pPr>
-            <w:r>
-              <w:rPr>
-                <w:rFonts w:ascii="Arial" w:hAnsi="Arial"/>
-                <w:color w:val="102035"/>
-                <w:sz w:val="22"/>
-              </w:rPr>
-              <w:t>Сниппет — это коммерческий оффер в выдаче. Когда description слишком короткий или перегруженный, поисковик чаще берет случайный кусок текста со страницы.</w:t>
-            </w:r>
-          </w:p>
-          <w:p>
-            <w:pPr>
-              <w:spacing w:after="80"/>
-              <w:ind w:left="227" w:hanging="227"/>
-            </w:pPr>
-            <w:r>
-              <w:rPr>
-                <w:rFonts w:ascii="Arial" w:hAnsi="Arial"/>
-                <w:color w:val="102035"/>
-                <w:sz w:val="21"/>
-              </w:rPr>
-              <w:t>• В выборке 17 из 26 страниц имеют description вне комфортного диапазона.</w:t>
-            </w:r>
-          </w:p>
-          <w:p>
-            <w:pPr>
-              <w:spacing w:after="80"/>
-              <w:ind w:left="227" w:hanging="227"/>
-            </w:pPr>
-            <w:r>
-              <w:rPr>
-                <w:rFonts w:ascii="Arial" w:hAnsi="Arial"/>
-                <w:color w:val="102035"/>
-                <w:sz w:val="21"/>
-              </w:rPr>
-              <w:t>• /about_us — 188 симв.</w:t>
-            </w:r>
-          </w:p>
-          <w:p>
-            <w:pPr>
-              <w:spacing w:after="80"/>
-              <w:ind w:left="227" w:hanging="227"/>
-            </w:pPr>
-            <w:r>
-              <w:rPr>
-                <w:rFonts w:ascii="Arial" w:hAnsi="Arial"/>
-                <w:color w:val="102035"/>
-                <w:sz w:val="21"/>
-              </w:rPr>
-              <w:t>• /akvariumy — 169 симв.</w:t>
-            </w:r>
-          </w:p>
-          <w:p>
-            <w:pPr>
-              <w:spacing w:after="80"/>
-              <w:ind w:left="227" w:hanging="227"/>
-            </w:pPr>
-            <w:r>
-              <w:rPr>
-                <w:rFonts w:ascii="Arial" w:hAnsi="Arial"/>
-                <w:color w:val="102035"/>
-                <w:sz w:val="21"/>
-              </w:rPr>
-              <w:t>• /aquanic-aq-500-vneshnij-kanistrovyj-filtr-500l-ch-dlya-presnyh-i-morskih-akvariumov — 255 симв.</w:t>
-            </w:r>
-          </w:p>
-          <w:p>
-            <w:pPr>
-              <w:spacing w:after="80"/>
-              <w:ind w:left="227" w:hanging="227"/>
-            </w:pPr>
-            <w:r>
-              <w:rPr>
-                <w:rFonts w:ascii="Arial" w:hAnsi="Arial"/>
-                <w:color w:val="102035"/>
-                <w:sz w:val="21"/>
-              </w:rPr>
-              <w:t>• /akvarium-panoramnyj-100-litrov-s-tumboj-i-oborudovaniem-v-stile-psevdomore-810x360x460-mm — 255 симв.</w:t>
-            </w:r>
-          </w:p>
-          <w:p>
-            <w:r>
-              <w:rPr>
-                <w:rFonts w:ascii="Arial" w:hAnsi="Arial"/>
-                <w:b/>
-                <w:color w:val="102035"/>
-                <w:sz w:val="21"/>
-              </w:rPr>
-              <w:t>Что делать: Собрать шаблоны description под типы страниц: ключ, ценность, доставка/гарантия, регион, призыв. Ориентир — 140-160 символов.</w:t>
-            </w:r>
-          </w:p>
-        </w:tc>
-      </w:tr>
-    </w:tbl>
-    <w:p>
-      <w:pPr>
-        <w:spacing w:after="80"/>
-      </w:pPr>
-    </w:p>
-    <w:tbl>
-      <w:tblPr>
-        <w:tblW w:type="auto" w:w="0"/>
-        <w:jc w:val="center"/>
-        <w:tblLook w:firstColumn="1" w:firstRow="1" w:lastColumn="0" w:lastRow="0" w:noHBand="0" w:noVBand="1" w:val="04A0"/>
-        <w:tblBorders>
-          <w:top w:val="nil"/>
-          <w:left w:val="nil"/>
-          <w:bottom w:val="nil"/>
-          <w:right w:val="nil"/>
-          <w:insideH w:val="nil"/>
-          <w:insideV w:val="nil"/>
-        </w:tblBorders>
-      </w:tblPr>
-      <w:tblGrid>
-        <w:gridCol w:w="10092"/>
-      </w:tblGrid>
-      <w:tr>
-        <w:tc>
-          <w:tcPr>
-            <w:tcW w:type="dxa" w:w="10092"/>
-            <w:shd w:fill="EEF7FF"/>
-            <w:tcMar>
-              <w:top w:w="100" w:type="dxa"/>
-              <w:start w:w="120" w:type="dxa"/>
-              <w:bottom w:w="90" w:type="dxa"/>
-              <w:end w:w="120" w:type="dxa"/>
-            </w:tcMar>
-          </w:tcPr>
-          <w:p>
-            <w:r>
-              <w:rPr>
-                <w:rFonts w:ascii="Arial" w:hAnsi="Arial"/>
-                <w:b/>
-                <w:color w:val="175CD3"/>
-                <w:sz w:val="22"/>
-              </w:rPr>
-              <w:t>MEDIUM  |  Изображения теряют поисковый трафик и контекст карточек</w:t>
-            </w:r>
-          </w:p>
-        </w:tc>
-      </w:tr>
-      <w:tr>
-        <w:tc>
-          <w:tcPr>
-            <w:tcW w:type="dxa" w:w="10092"/>
-            <w:shd w:fill="FFFFFF"/>
-            <w:tcMar>
-              <w:top w:w="100" w:type="dxa"/>
-              <w:start w:w="120" w:type="dxa"/>
-              <w:bottom w:w="120" w:type="dxa"/>
-              <w:end w:w="120" w:type="dxa"/>
-            </w:tcMar>
-          </w:tcPr>
-          <w:p>
-            <w:pPr>
-              <w:spacing w:after="120"/>
-            </w:pPr>
-            <w:r>
-              <w:rPr>
-                <w:rFonts w:ascii="Arial" w:hAnsi="Arial"/>
-                <w:color w:val="102035"/>
-                <w:sz w:val="22"/>
-              </w:rPr>
-              <w:t>Для товарного проекта alt влияет и на картинки, и на понимание ассортимента, и на доступность.</w:t>
-            </w:r>
-          </w:p>
-          <w:p>
-            <w:pPr>
-              <w:spacing w:after="80"/>
-              <w:ind w:left="227" w:hanging="227"/>
-            </w:pPr>
-            <w:r>
-              <w:rPr>
-                <w:rFonts w:ascii="Arial" w:hAnsi="Arial"/>
-                <w:color w:val="102035"/>
-                <w:sz w:val="21"/>
-              </w:rPr>
-              <w:t>• На 25 из 26 проверенных страниц есть изображения без alt.</w:t>
-            </w:r>
-          </w:p>
-          <w:p>
-            <w:pPr>
-              <w:spacing w:after="80"/>
-              <w:ind w:left="227" w:hanging="227"/>
-            </w:pPr>
-            <w:r>
-              <w:rPr>
-                <w:rFonts w:ascii="Arial" w:hAnsi="Arial"/>
-                <w:color w:val="102035"/>
-                <w:sz w:val="21"/>
-              </w:rPr>
-              <w:t>• На главной найдено 7 изображений без alt.</w:t>
-            </w:r>
-          </w:p>
-          <w:p>
-            <w:r>
-              <w:rPr>
-                <w:rFonts w:ascii="Arial" w:hAnsi="Arial"/>
-                <w:b/>
-                <w:color w:val="102035"/>
-                <w:sz w:val="21"/>
-              </w:rPr>
-              <w:t>Что делать: Ввести шаблонную генерацию alt по типу карточки: товар + объем/размер + бренд/серия, а для категорий — общий интент страницы.</w:t>
-            </w:r>
-          </w:p>
-        </w:tc>
-      </w:tr>
-    </w:tbl>
-    <w:p>
-      <w:pPr>
-        <w:spacing w:after="80"/>
-      </w:pPr>
-    </w:p>
-    <w:tbl>
-      <w:tblPr>
-        <w:tblW w:type="auto" w:w="0"/>
-        <w:jc w:val="center"/>
-        <w:tblLook w:firstColumn="1" w:firstRow="1" w:lastColumn="0" w:lastRow="0" w:noHBand="0" w:noVBand="1" w:val="04A0"/>
-        <w:tblBorders>
-          <w:top w:val="nil"/>
-          <w:left w:val="nil"/>
-          <w:bottom w:val="nil"/>
-          <w:right w:val="nil"/>
-          <w:insideH w:val="nil"/>
-          <w:insideV w:val="nil"/>
-        </w:tblBorders>
-      </w:tblPr>
-      <w:tblGrid>
-        <w:gridCol w:w="10092"/>
-      </w:tblGrid>
-      <w:tr>
-        <w:tc>
-          <w:tcPr>
-            <w:tcW w:type="dxa" w:w="10092"/>
-            <w:shd w:fill="EEF7FF"/>
-            <w:tcMar>
-              <w:top w:w="100" w:type="dxa"/>
-              <w:start w:w="120" w:type="dxa"/>
-              <w:bottom w:w="90" w:type="dxa"/>
-              <w:end w:w="120" w:type="dxa"/>
-            </w:tcMar>
-          </w:tcPr>
-          <w:p>
-            <w:r>
-              <w:rPr>
-                <w:rFonts w:ascii="Arial" w:hAnsi="Arial"/>
-                <w:b/>
-                <w:color w:val="175CD3"/>
-                <w:sz w:val="22"/>
-              </w:rPr>
-              <w:t>MEDIUM  |  Есть лишняя redirect-цепочка у части доменных вариантов</w:t>
-            </w:r>
-          </w:p>
-        </w:tc>
-      </w:tr>
-      <w:tr>
-        <w:tc>
-          <w:tcPr>
-            <w:tcW w:type="dxa" w:w="10092"/>
-            <w:shd w:fill="FFFFFF"/>
-            <w:tcMar>
-              <w:top w:w="100" w:type="dxa"/>
-              <w:start w:w="120" w:type="dxa"/>
-              <w:bottom w:w="120" w:type="dxa"/>
-              <w:end w:w="120" w:type="dxa"/>
-            </w:tcMar>
-          </w:tcPr>
-          <w:p>
-            <w:pPr>
-              <w:spacing w:after="120"/>
-            </w:pPr>
-            <w:r>
-              <w:rPr>
-                <w:rFonts w:ascii="Arial" w:hAnsi="Arial"/>
-                <w:color w:val="102035"/>
-                <w:sz w:val="22"/>
-              </w:rPr>
-              <w:t>Дополнительный редирект добавляет задержку на входе и создает ненужную техническую сложность для ботов и пользователей.</w:t>
-            </w:r>
-          </w:p>
-          <w:p>
-            <w:pPr>
-              <w:spacing w:after="80"/>
-              <w:ind w:left="227" w:hanging="227"/>
-            </w:pPr>
-            <w:r>
-              <w:rPr>
-                <w:rFonts w:ascii="Arial" w:hAnsi="Arial"/>
-                <w:color w:val="102035"/>
-                <w:sz w:val="21"/>
-              </w:rPr>
-              <w:t>• Путь `http://www.akvarium-akvas.ru/` отдает две последовательные 301-переадресации.</w:t>
-            </w:r>
-          </w:p>
-          <w:p>
-            <w:pPr>
-              <w:spacing w:after="80"/>
-              <w:ind w:left="227" w:hanging="227"/>
-            </w:pPr>
-            <w:r>
-              <w:rPr>
-                <w:rFonts w:ascii="Arial" w:hAnsi="Arial"/>
-                <w:color w:val="102035"/>
-                <w:sz w:val="21"/>
-              </w:rPr>
-              <w:t>• Финальный канонический домен — `https://akvarium-akvas.ru/`.</w:t>
-            </w:r>
-          </w:p>
-          <w:p>
-            <w:r>
-              <w:rPr>
-                <w:rFonts w:ascii="Arial" w:hAnsi="Arial"/>
-                <w:b/>
-                <w:color w:val="102035"/>
-                <w:sz w:val="21"/>
-              </w:rPr>
-              <w:t>Что делать: Свести все варианты домена к одному 301-редиректу напрямую на канонический HTTPS без промежуточного `https://www`.</w:t>
-            </w:r>
-          </w:p>
-        </w:tc>
-      </w:tr>
-    </w:tbl>
-    <w:p>
-      <w:pPr>
-        <w:spacing w:after="80"/>
-      </w:pPr>
-    </w:p>
-    <w:tbl>
-      <w:tblPr>
-        <w:tblW w:type="auto" w:w="0"/>
-        <w:jc w:val="center"/>
-        <w:tblLook w:firstColumn="1" w:firstRow="1" w:lastColumn="0" w:lastRow="0" w:noHBand="0" w:noVBand="1" w:val="04A0"/>
-        <w:tblBorders>
-          <w:top w:val="nil"/>
-          <w:left w:val="nil"/>
-          <w:bottom w:val="nil"/>
-          <w:right w:val="nil"/>
-          <w:insideH w:val="nil"/>
-          <w:insideV w:val="nil"/>
-        </w:tblBorders>
-      </w:tblPr>
-      <w:tblGrid>
-        <w:gridCol w:w="10092"/>
-      </w:tblGrid>
-      <w:tr>
-        <w:tc>
-          <w:tcPr>
-            <w:tcW w:type="dxa" w:w="10092"/>
-            <w:shd w:fill="EEF7FF"/>
-            <w:tcMar>
-              <w:top w:w="100" w:type="dxa"/>
-              <w:start w:w="120" w:type="dxa"/>
-              <w:bottom w:w="90" w:type="dxa"/>
-              <w:end w:w="120" w:type="dxa"/>
-            </w:tcMar>
-          </w:tcPr>
-          <w:p>
-            <w:r>
-              <w:rPr>
-                <w:rFonts w:ascii="Arial" w:hAnsi="Arial"/>
-                <w:b/>
-                <w:color w:val="175CD3"/>
-                <w:sz w:val="22"/>
-              </w:rPr>
-              <w:t>MEDIUM  |  Карта сайта раздута повторяющимися URL</w:t>
-            </w:r>
-          </w:p>
-        </w:tc>
-      </w:tr>
-      <w:tr>
-        <w:tc>
-          <w:tcPr>
-            <w:tcW w:type="dxa" w:w="10092"/>
-            <w:shd w:fill="FFFFFF"/>
-            <w:tcMar>
-              <w:top w:w="100" w:type="dxa"/>
-              <w:start w:w="120" w:type="dxa"/>
-              <w:bottom w:w="120" w:type="dxa"/>
-              <w:end w:w="120" w:type="dxa"/>
-            </w:tcMar>
-          </w:tcPr>
-          <w:p>
-            <w:pPr>
-              <w:spacing w:after="120"/>
-            </w:pPr>
-            <w:r>
-              <w:rPr>
-                <w:rFonts w:ascii="Arial" w:hAnsi="Arial"/>
-                <w:color w:val="102035"/>
-                <w:sz w:val="22"/>
-              </w:rPr>
-              <w:t>Когда один и тот же URL повторяется в sitemap много раз, поисковики получают лишний шум вместо чистого сигнала, а анализ индексации становится менее управляемым.</w:t>
-            </w:r>
-          </w:p>
-          <w:p>
-            <w:pPr>
-              <w:spacing w:after="80"/>
-              <w:ind w:left="227" w:hanging="227"/>
-            </w:pPr>
-            <w:r>
-              <w:rPr>
-                <w:rFonts w:ascii="Arial" w:hAnsi="Arial"/>
-                <w:color w:val="102035"/>
-                <w:sz w:val="21"/>
-              </w:rPr>
-              <w:t>• В sitemap найдено 6971 записей, но только 1370 уникальных URL.</w:t>
-            </w:r>
-          </w:p>
-          <w:p>
-            <w:pPr>
-              <w:spacing w:after="80"/>
-              <w:ind w:left="227" w:hanging="227"/>
-            </w:pPr>
-            <w:r>
-              <w:rPr>
-                <w:rFonts w:ascii="Arial" w:hAnsi="Arial"/>
-                <w:color w:val="102035"/>
-                <w:sz w:val="21"/>
-              </w:rPr>
-              <w:t>• Повторов: 5601.</w:t>
-            </w:r>
-          </w:p>
-          <w:p>
-            <w:r>
-              <w:rPr>
-                <w:rFonts w:ascii="Arial" w:hAnsi="Arial"/>
-                <w:b/>
-                <w:color w:val="102035"/>
-                <w:sz w:val="21"/>
-              </w:rPr>
-              <w:t>Что делать: Пересобрать генерацию sitemap так, чтобы каждый индексируемый URL попадал туда один раз, а карта сайта отражала реальную структуру проекта без дублей.</w:t>
-            </w:r>
-          </w:p>
-        </w:tc>
-      </w:tr>
-    </w:tbl>
-    <w:p>
-      <w:pPr>
-        <w:spacing w:after="80"/>
-      </w:pPr>
-    </w:p>
-    <w:tbl>
-      <w:tblPr>
-        <w:tblW w:type="auto" w:w="0"/>
-        <w:jc w:val="center"/>
-        <w:tblLook w:firstColumn="1" w:firstRow="1" w:lastColumn="0" w:lastRow="0" w:noHBand="0" w:noVBand="1" w:val="04A0"/>
-        <w:tblBorders>
-          <w:top w:val="nil"/>
-          <w:left w:val="nil"/>
-          <w:bottom w:val="nil"/>
-          <w:right w:val="nil"/>
-          <w:insideH w:val="nil"/>
-          <w:insideV w:val="nil"/>
-        </w:tblBorders>
-      </w:tblPr>
-      <w:tblGrid>
-        <w:gridCol w:w="10092"/>
-      </w:tblGrid>
-      <w:tr>
-        <w:tc>
-          <w:tcPr>
-            <w:tcW w:type="dxa" w:w="10092"/>
-            <w:shd w:fill="F4F6FA"/>
-            <w:tcMar>
-              <w:top w:w="100" w:type="dxa"/>
-              <w:start w:w="120" w:type="dxa"/>
-              <w:bottom w:w="90" w:type="dxa"/>
-              <w:end w:w="120" w:type="dxa"/>
-            </w:tcMar>
-          </w:tcPr>
-          <w:p>
-            <w:r>
-              <w:rPr>
-                <w:rFonts w:ascii="Arial" w:hAnsi="Arial"/>
-                <w:b/>
-                <w:color w:val="5D6B82"/>
-                <w:sz w:val="22"/>
-              </w:rPr>
-              <w:t>LOW  |  На главной остался meta keywords, который уже не дает SEO-ценности</w:t>
-            </w:r>
-          </w:p>
-        </w:tc>
-      </w:tr>
-      <w:tr>
-        <w:tc>
-          <w:tcPr>
-            <w:tcW w:type="dxa" w:w="10092"/>
-            <w:shd w:fill="FFFFFF"/>
-            <w:tcMar>
-              <w:top w:w="100" w:type="dxa"/>
-              <w:start w:w="120" w:type="dxa"/>
-              <w:bottom w:w="120" w:type="dxa"/>
-              <w:end w:w="120" w:type="dxa"/>
-            </w:tcMar>
-          </w:tcPr>
-          <w:p>
-            <w:pPr>
-              <w:spacing w:after="120"/>
-            </w:pPr>
-            <w:r>
-              <w:rPr>
-                <w:rFonts w:ascii="Arial" w:hAnsi="Arial"/>
-                <w:color w:val="102035"/>
-                <w:sz w:val="22"/>
-              </w:rPr>
-              <w:t>Сам по себе тег не вредит, но это сигнал, что шаблон меты стоит почистить и поддерживать в актуальном виде.</w:t>
-            </w:r>
-          </w:p>
-          <w:p>
-            <w:pPr>
-              <w:spacing w:after="80"/>
-              <w:ind w:left="227" w:hanging="227"/>
-            </w:pPr>
-            <w:r>
-              <w:rPr>
-                <w:rFonts w:ascii="Arial" w:hAnsi="Arial"/>
-                <w:color w:val="102035"/>
-                <w:sz w:val="21"/>
-              </w:rPr>
-              <w:t>• На главной найден тег meta keywords.</w:t>
-            </w:r>
-          </w:p>
-          <w:p>
-            <w:r>
-              <w:rPr>
-                <w:rFonts w:ascii="Arial" w:hAnsi="Arial"/>
-                <w:b/>
-                <w:color w:val="102035"/>
-                <w:sz w:val="21"/>
-              </w:rPr>
-              <w:t>Что делать: Убрать meta keywords из шаблона и сосредоточиться на title, description, H1, schema и коммерческих блоках.</w:t>
+              <w:t>Что делать: Пересобрать шаблоны title: сначала ключ и тип страницы, затем ценностный оффер и бренд. Ориентир — диапазон 55–70 символов.</w:t>
             </w:r>
           </w:p>
         </w:tc>
@@ -2093,7 +3030,7 @@
           <w:color w:val="F28B34"/>
           <w:sz w:val="19"/>
         </w:rPr>
-        <w:t>ЧТО УСИЛИВАТЬ</w:t>
+        <w:t>ФАЗЫ АУДИТА</w:t>
       </w:r>
     </w:p>
     <w:p>
@@ -2107,7 +3044,7 @@
           <w:color w:val="102035"/>
           <w:sz w:val="40"/>
         </w:rPr>
-        <w:t>Как превратить текущую структуру в источник роста</w:t>
+        <w:t>Глубокий разбор по ключевым слоям сайта</w:t>
       </w:r>
     </w:p>
     <w:p>
@@ -2121,7 +3058,4273 @@
           <w:color w:val="5D6B82"/>
           <w:sz w:val="22"/>
         </w:rPr>
-        <w:t>Ниже — не технические правки, а те улучшения, которые помогут глубже забрать спрос и лучше конвертировать трафик в заявки и продажи.</w:t>
+        <w:t>Ниже аудит разобран по этапам, чтобы было видно не только список ошибок, но и реальную логику проверки проекта.</w:t>
+      </w:r>
+    </w:p>
+    <w:p>
+      <w:r>
+        <w:rPr>
+          <w:rFonts w:ascii="Arial" w:hAnsi="Arial"/>
+          <w:b/>
+          <w:color w:val="F28B34"/>
+          <w:sz w:val="19"/>
+        </w:rPr>
+        <w:t>ГЛУБОКИЙ РАЗБОР</w:t>
+      </w:r>
+    </w:p>
+    <w:p>
+      <w:pPr>
+        <w:spacing w:after="120"/>
+      </w:pPr>
+      <w:r>
+        <w:rPr>
+          <w:rFonts w:ascii="Arial" w:hAnsi="Arial"/>
+          <w:b/>
+          <w:color w:val="102035"/>
+          <w:sz w:val="40"/>
+        </w:rPr>
+        <w:t>Этап 1 — Crawl &amp; Indexability</w:t>
+      </w:r>
+    </w:p>
+    <w:p>
+      <w:pPr>
+        <w:spacing w:after="200" w:line="300" w:lineRule="auto"/>
+      </w:pPr>
+      <w:r>
+        <w:rPr>
+          <w:rFonts w:ascii="Arial" w:hAnsi="Arial"/>
+          <w:b w:val="0"/>
+          <w:color w:val="5D6B82"/>
+          <w:sz w:val="22"/>
+        </w:rPr>
+        <w:t>Проверяю, насколько чисто сайт отдает поисковикам сигналы для обхода и индексации.</w:t>
+      </w:r>
+    </w:p>
+    <w:tbl>
+      <w:tblPr>
+        <w:tblW w:type="auto" w:w="0"/>
+        <w:jc w:val="center"/>
+        <w:tblLook w:firstColumn="1" w:firstRow="1" w:lastColumn="0" w:lastRow="0" w:noHBand="0" w:noVBand="1" w:val="04A0"/>
+        <w:tblBorders>
+          <w:top w:val="nil"/>
+          <w:left w:val="nil"/>
+          <w:bottom w:val="nil"/>
+          <w:right w:val="nil"/>
+          <w:insideH w:val="nil"/>
+          <w:insideV w:val="nil"/>
+        </w:tblBorders>
+      </w:tblPr>
+      <w:tblGrid>
+        <w:gridCol w:w="10092"/>
+      </w:tblGrid>
+      <w:tr>
+        <w:tc>
+          <w:tcPr>
+            <w:tcW w:type="dxa" w:w="10092"/>
+            <w:shd w:fill="F6F9FC"/>
+            <w:tcMar>
+              <w:top w:w="90" w:type="dxa"/>
+              <w:start w:w="110" w:type="dxa"/>
+              <w:bottom w:w="80" w:type="dxa"/>
+              <w:end w:w="110" w:type="dxa"/>
+            </w:tcMar>
+          </w:tcPr>
+          <w:p>
+            <w:r>
+              <w:rPr>
+                <w:rFonts w:ascii="Arial" w:hAnsi="Arial"/>
+                <w:b/>
+                <w:color w:val="102035"/>
+                <w:sz w:val="22"/>
+              </w:rPr>
+              <w:t>1. robots.txt и карта сайта</w:t>
+            </w:r>
+          </w:p>
+        </w:tc>
+      </w:tr>
+      <w:tr>
+        <w:tc>
+          <w:tcPr>
+            <w:tcW w:type="dxa" w:w="10092"/>
+            <w:shd w:fill="FFFFFF"/>
+            <w:tcMar>
+              <w:top w:w="100" w:type="dxa"/>
+              <w:start w:w="110" w:type="dxa"/>
+              <w:bottom w:w="110" w:type="dxa"/>
+              <w:end w:w="110" w:type="dxa"/>
+            </w:tcMar>
+          </w:tcPr>
+          <w:p/>
+          <w:p>
+            <w:pPr>
+              <w:spacing w:after="60" w:line="300" w:lineRule="auto"/>
+            </w:pPr>
+            <w:r>
+              <w:rPr>
+                <w:rFonts w:ascii="Arial" w:hAnsi="Arial"/>
+                <w:b w:val="0"/>
+                <w:color w:val="102035"/>
+                <w:sz w:val="21"/>
+              </w:rPr>
+              <w:t>Что проверялось: Доступность robots.txt, директивы, sitemap, чистота сигналов для робота.</w:t>
+            </w:r>
+          </w:p>
+          <w:p>
+            <w:pPr>
+              <w:spacing w:after="80" w:line="300" w:lineRule="auto"/>
+            </w:pPr>
+            <w:r>
+              <w:rPr>
+                <w:rFonts w:ascii="Arial" w:hAnsi="Arial"/>
+                <w:b w:val="0"/>
+                <w:color w:val="5D6B82"/>
+                <w:sz w:val="21"/>
+              </w:rPr>
+              <w:t>Как проверялось: HTTP-запрос + разбор robots.txt и XML sitemap.</w:t>
+            </w:r>
+          </w:p>
+          <w:p>
+            <w:pPr>
+              <w:spacing w:after="40"/>
+            </w:pPr>
+            <w:r>
+              <w:rPr>
+                <w:rFonts w:ascii="Arial" w:hAnsi="Arial"/>
+                <w:b/>
+                <w:color w:val="102035"/>
+                <w:sz w:val="20"/>
+              </w:rPr>
+              <w:t xml:space="preserve">robots.txt: </w:t>
+            </w:r>
+            <w:r>
+              <w:rPr>
+                <w:rFonts w:ascii="Arial" w:hAnsi="Arial"/>
+                <w:color w:val="5D6B82"/>
+                <w:sz w:val="20"/>
+              </w:rPr>
+              <w:t>200</w:t>
+            </w:r>
+          </w:p>
+          <w:p>
+            <w:pPr>
+              <w:spacing w:after="40"/>
+            </w:pPr>
+            <w:r>
+              <w:rPr>
+                <w:rFonts w:ascii="Arial" w:hAnsi="Arial"/>
+                <w:b/>
+                <w:color w:val="102035"/>
+                <w:sz w:val="20"/>
+              </w:rPr>
+              <w:t xml:space="preserve">Уникальных URL в sitemap: </w:t>
+            </w:r>
+            <w:r>
+              <w:rPr>
+                <w:rFonts w:ascii="Arial" w:hAnsi="Arial"/>
+                <w:color w:val="5D6B82"/>
+                <w:sz w:val="20"/>
+              </w:rPr>
+              <w:t>1370</w:t>
+            </w:r>
+          </w:p>
+          <w:p>
+            <w:pPr>
+              <w:spacing w:after="40"/>
+            </w:pPr>
+            <w:r>
+              <w:rPr>
+                <w:rFonts w:ascii="Arial" w:hAnsi="Arial"/>
+                <w:b/>
+                <w:color w:val="102035"/>
+                <w:sz w:val="20"/>
+              </w:rPr>
+              <w:t xml:space="preserve">Всего записей в sitemap: </w:t>
+            </w:r>
+            <w:r>
+              <w:rPr>
+                <w:rFonts w:ascii="Arial" w:hAnsi="Arial"/>
+                <w:color w:val="5D6B82"/>
+                <w:sz w:val="20"/>
+              </w:rPr>
+              <w:t>6971</w:t>
+            </w:r>
+          </w:p>
+          <w:p>
+            <w:pPr>
+              <w:spacing w:after="40"/>
+            </w:pPr>
+            <w:r>
+              <w:rPr>
+                <w:rFonts w:ascii="Arial" w:hAnsi="Arial"/>
+                <w:b/>
+                <w:color w:val="102035"/>
+                <w:sz w:val="20"/>
+              </w:rPr>
+              <w:t xml:space="preserve">Файлов sitemap обработано: </w:t>
+            </w:r>
+            <w:r>
+              <w:rPr>
+                <w:rFonts w:ascii="Arial" w:hAnsi="Arial"/>
+                <w:color w:val="5D6B82"/>
+                <w:sz w:val="20"/>
+              </w:rPr>
+              <w:t>1</w:t>
+            </w:r>
+          </w:p>
+          <w:p>
+            <w:pPr>
+              <w:spacing w:after="60" w:line="300" w:lineRule="auto"/>
+            </w:pPr>
+            <w:r>
+              <w:rPr>
+                <w:rFonts w:ascii="Arial" w:hAnsi="Arial"/>
+                <w:b/>
+                <w:color w:val="102035"/>
+                <w:sz w:val="21"/>
+              </w:rPr>
+              <w:t>Что нашли:</w:t>
+            </w:r>
+          </w:p>
+          <w:p>
+            <w:pPr>
+              <w:spacing w:after="80"/>
+              <w:ind w:left="227" w:hanging="227"/>
+            </w:pPr>
+            <w:r>
+              <w:rPr>
+                <w:rFonts w:ascii="Arial" w:hAnsi="Arial"/>
+                <w:color w:val="102035"/>
+                <w:sz w:val="20"/>
+              </w:rPr>
+              <w:t>• Есть конфликт между robots.txt и sitemap.xml.</w:t>
+            </w:r>
+          </w:p>
+          <w:p>
+            <w:pPr>
+              <w:spacing w:after="80"/>
+              <w:ind w:left="227" w:hanging="227"/>
+            </w:pPr>
+            <w:r>
+              <w:rPr>
+                <w:rFonts w:ascii="Arial" w:hAnsi="Arial"/>
+                <w:color w:val="102035"/>
+                <w:sz w:val="20"/>
+              </w:rPr>
+              <w:t>• Карта сайта раздута дублями.</w:t>
+            </w:r>
+          </w:p>
+          <w:p>
+            <w:pPr>
+              <w:spacing w:after="80"/>
+              <w:ind w:left="227" w:hanging="227"/>
+            </w:pPr>
+            <w:r>
+              <w:rPr>
+                <w:rFonts w:ascii="Arial" w:hAnsi="Arial"/>
+                <w:color w:val="102035"/>
+                <w:sz w:val="20"/>
+              </w:rPr>
+              <w:t>• Есть llms.txt, значит сайт уже можно дожимать и под ИИ-видимость.</w:t>
+            </w:r>
+          </w:p>
+          <w:p>
+            <w:pPr>
+              <w:spacing w:after="60" w:line="300" w:lineRule="auto"/>
+            </w:pPr>
+            <w:r>
+              <w:rPr>
+                <w:rFonts w:ascii="Arial" w:hAnsi="Arial"/>
+                <w:b/>
+                <w:color w:val="F28B34"/>
+                <w:sz w:val="20"/>
+              </w:rPr>
+              <w:t>Приоритет: HIGH  |  Ответственный: Backend / SEO</w:t>
+            </w:r>
+          </w:p>
+          <w:p>
+            <w:pPr>
+              <w:spacing w:after="80" w:line="300" w:lineRule="auto"/>
+            </w:pPr>
+            <w:r>
+              <w:rPr>
+                <w:rFonts w:ascii="Arial" w:hAnsi="Arial"/>
+                <w:b/>
+                <w:color w:val="102035"/>
+                <w:sz w:val="20"/>
+              </w:rPr>
+              <w:t>Что делать: Синхронизировать robots.txt, sitemap и канонический домен так, чтобы робот видел один непротиворечивый сценарий обхода.</w:t>
+            </w:r>
+          </w:p>
+        </w:tc>
+      </w:tr>
+    </w:tbl>
+    <w:p>
+      <w:pPr>
+        <w:spacing w:after="80"/>
+      </w:pPr>
+    </w:p>
+    <w:tbl>
+      <w:tblPr>
+        <w:tblW w:type="auto" w:w="0"/>
+        <w:jc w:val="center"/>
+        <w:tblLook w:firstColumn="1" w:firstRow="1" w:lastColumn="0" w:lastRow="0" w:noHBand="0" w:noVBand="1" w:val="04A0"/>
+        <w:tblBorders>
+          <w:top w:val="nil"/>
+          <w:left w:val="nil"/>
+          <w:bottom w:val="nil"/>
+          <w:right w:val="nil"/>
+          <w:insideH w:val="nil"/>
+          <w:insideV w:val="nil"/>
+        </w:tblBorders>
+      </w:tblPr>
+      <w:tblGrid>
+        <w:gridCol w:w="10092"/>
+      </w:tblGrid>
+      <w:tr>
+        <w:tc>
+          <w:tcPr>
+            <w:tcW w:type="dxa" w:w="10092"/>
+            <w:shd w:fill="F6F9FC"/>
+            <w:tcMar>
+              <w:top w:w="90" w:type="dxa"/>
+              <w:start w:w="110" w:type="dxa"/>
+              <w:bottom w:w="80" w:type="dxa"/>
+              <w:end w:w="110" w:type="dxa"/>
+            </w:tcMar>
+          </w:tcPr>
+          <w:p>
+            <w:r>
+              <w:rPr>
+                <w:rFonts w:ascii="Arial" w:hAnsi="Arial"/>
+                <w:b/>
+                <w:color w:val="102035"/>
+                <w:sz w:val="22"/>
+              </w:rPr>
+              <w:t>2. Статус-коды, редиректы и каноникализация</w:t>
+            </w:r>
+          </w:p>
+        </w:tc>
+      </w:tr>
+      <w:tr>
+        <w:tc>
+          <w:tcPr>
+            <w:tcW w:type="dxa" w:w="10092"/>
+            <w:shd w:fill="FFFFFF"/>
+            <w:tcMar>
+              <w:top w:w="100" w:type="dxa"/>
+              <w:start w:w="110" w:type="dxa"/>
+              <w:bottom w:w="110" w:type="dxa"/>
+              <w:end w:w="110" w:type="dxa"/>
+            </w:tcMar>
+          </w:tcPr>
+          <w:p/>
+          <w:p>
+            <w:pPr>
+              <w:spacing w:after="60" w:line="300" w:lineRule="auto"/>
+            </w:pPr>
+            <w:r>
+              <w:rPr>
+                <w:rFonts w:ascii="Arial" w:hAnsi="Arial"/>
+                <w:b w:val="0"/>
+                <w:color w:val="102035"/>
+                <w:sz w:val="21"/>
+              </w:rPr>
+              <w:t>Что проверялось: HTTP-коды ключевых URL, доменные редиректы, покрытие canonical.</w:t>
+            </w:r>
+          </w:p>
+          <w:p>
+            <w:pPr>
+              <w:spacing w:after="80" w:line="300" w:lineRule="auto"/>
+            </w:pPr>
+            <w:r>
+              <w:rPr>
+                <w:rFonts w:ascii="Arial" w:hAnsi="Arial"/>
+                <w:b w:val="0"/>
+                <w:color w:val="5D6B82"/>
+                <w:sz w:val="21"/>
+              </w:rPr>
+              <w:t>Как проверялось: HTTP-проверка доменных вариантов + парсинг rel=canonical по выборке страниц.</w:t>
+            </w:r>
+          </w:p>
+          <w:p>
+            <w:pPr>
+              <w:spacing w:after="40"/>
+            </w:pPr>
+            <w:r>
+              <w:rPr>
+                <w:rFonts w:ascii="Arial" w:hAnsi="Arial"/>
+                <w:b/>
+                <w:color w:val="102035"/>
+                <w:sz w:val="20"/>
+              </w:rPr>
+              <w:t xml:space="preserve">Страниц 200 в выборке: </w:t>
+            </w:r>
+            <w:r>
+              <w:rPr>
+                <w:rFonts w:ascii="Arial" w:hAnsi="Arial"/>
+                <w:color w:val="5D6B82"/>
+                <w:sz w:val="20"/>
+              </w:rPr>
+              <w:t>28</w:t>
+            </w:r>
+          </w:p>
+          <w:p>
+            <w:pPr>
+              <w:spacing w:after="40"/>
+            </w:pPr>
+            <w:r>
+              <w:rPr>
+                <w:rFonts w:ascii="Arial" w:hAnsi="Arial"/>
+                <w:b/>
+                <w:color w:val="102035"/>
+                <w:sz w:val="20"/>
+              </w:rPr>
+              <w:t xml:space="preserve">Redirect-цепочек &gt; 1 шага: </w:t>
+            </w:r>
+            <w:r>
+              <w:rPr>
+                <w:rFonts w:ascii="Arial" w:hAnsi="Arial"/>
+                <w:color w:val="5D6B82"/>
+                <w:sz w:val="20"/>
+              </w:rPr>
+              <w:t>1</w:t>
+            </w:r>
+          </w:p>
+          <w:p>
+            <w:pPr>
+              <w:spacing w:after="40"/>
+            </w:pPr>
+            <w:r>
+              <w:rPr>
+                <w:rFonts w:ascii="Arial" w:hAnsi="Arial"/>
+                <w:b/>
+                <w:color w:val="102035"/>
+                <w:sz w:val="20"/>
+              </w:rPr>
+              <w:t xml:space="preserve">Canonical coverage: </w:t>
+            </w:r>
+            <w:r>
+              <w:rPr>
+                <w:rFonts w:ascii="Arial" w:hAnsi="Arial"/>
+                <w:color w:val="5D6B82"/>
+                <w:sz w:val="20"/>
+              </w:rPr>
+              <w:t>78%</w:t>
+            </w:r>
+          </w:p>
+          <w:p>
+            <w:pPr>
+              <w:spacing w:after="40"/>
+            </w:pPr>
+            <w:r>
+              <w:rPr>
+                <w:rFonts w:ascii="Arial" w:hAnsi="Arial"/>
+                <w:b/>
+                <w:color w:val="102035"/>
+                <w:sz w:val="20"/>
+              </w:rPr>
+              <w:t xml:space="preserve">Индексируемых query-URL: </w:t>
+            </w:r>
+            <w:r>
+              <w:rPr>
+                <w:rFonts w:ascii="Arial" w:hAnsi="Arial"/>
+                <w:color w:val="5D6B82"/>
+                <w:sz w:val="20"/>
+              </w:rPr>
+              <w:t>1</w:t>
+            </w:r>
+          </w:p>
+          <w:p>
+            <w:pPr>
+              <w:spacing w:after="60" w:line="300" w:lineRule="auto"/>
+            </w:pPr>
+            <w:r>
+              <w:rPr>
+                <w:rFonts w:ascii="Arial" w:hAnsi="Arial"/>
+                <w:b/>
+                <w:color w:val="102035"/>
+                <w:sz w:val="21"/>
+              </w:rPr>
+              <w:t>Что нашли:</w:t>
+            </w:r>
+          </w:p>
+          <w:p>
+            <w:pPr>
+              <w:spacing w:after="80"/>
+              <w:ind w:left="227" w:hanging="227"/>
+            </w:pPr>
+            <w:r>
+              <w:rPr>
+                <w:rFonts w:ascii="Arial" w:hAnsi="Arial"/>
+                <w:color w:val="102035"/>
+                <w:sz w:val="20"/>
+              </w:rPr>
+              <w:t>• В выборке 28 страниц отвечают кодом 200.</w:t>
+            </w:r>
+          </w:p>
+          <w:p>
+            <w:pPr>
+              <w:spacing w:after="80"/>
+              <w:ind w:left="227" w:hanging="227"/>
+            </w:pPr>
+            <w:r>
+              <w:rPr>
+                <w:rFonts w:ascii="Arial" w:hAnsi="Arial"/>
+                <w:color w:val="102035"/>
+                <w:sz w:val="20"/>
+              </w:rPr>
+              <w:t>• Есть лишняя redirect-цепочка на доменных вариантах.</w:t>
+            </w:r>
+          </w:p>
+          <w:p>
+            <w:pPr>
+              <w:spacing w:after="80"/>
+              <w:ind w:left="227" w:hanging="227"/>
+            </w:pPr>
+            <w:r>
+              <w:rPr>
+                <w:rFonts w:ascii="Arial" w:hAnsi="Arial"/>
+                <w:color w:val="102035"/>
+                <w:sz w:val="20"/>
+              </w:rPr>
+              <w:t>• Есть индексируемые query- или route-URL, которые лучше почистить.</w:t>
+            </w:r>
+          </w:p>
+          <w:p>
+            <w:pPr>
+              <w:spacing w:after="60" w:line="300" w:lineRule="auto"/>
+            </w:pPr>
+            <w:r>
+              <w:rPr>
+                <w:rFonts w:ascii="Arial" w:hAnsi="Arial"/>
+                <w:b/>
+                <w:color w:val="F28B34"/>
+                <w:sz w:val="20"/>
+              </w:rPr>
+              <w:t>Приоритет: HIGH  |  Ответственный: Backend / SEO</w:t>
+            </w:r>
+          </w:p>
+          <w:p>
+            <w:pPr>
+              <w:spacing w:after="80" w:line="300" w:lineRule="auto"/>
+            </w:pPr>
+            <w:r>
+              <w:rPr>
+                <w:rFonts w:ascii="Arial" w:hAnsi="Arial"/>
+                <w:b/>
+                <w:color w:val="102035"/>
+                <w:sz w:val="20"/>
+              </w:rPr>
+              <w:t>Что делать: Свести все доменные варианты к одному канону и либо закрыть служебные URL от индексации, либо перевести их на чистые SEO-friendly маршруты.</w:t>
+            </w:r>
+          </w:p>
+        </w:tc>
+      </w:tr>
+    </w:tbl>
+    <w:p>
+      <w:pPr>
+        <w:spacing w:after="80"/>
+      </w:pPr>
+    </w:p>
+    <w:p>
+      <w:r>
+        <w:rPr>
+          <w:rFonts w:ascii="Arial" w:hAnsi="Arial"/>
+          <w:b/>
+          <w:color w:val="F28B34"/>
+          <w:sz w:val="19"/>
+        </w:rPr>
+        <w:t>ГЛУБОКИЙ РАЗБОР</w:t>
+      </w:r>
+    </w:p>
+    <w:p>
+      <w:pPr>
+        <w:spacing w:after="120"/>
+      </w:pPr>
+      <w:r>
+        <w:rPr>
+          <w:rFonts w:ascii="Arial" w:hAnsi="Arial"/>
+          <w:b/>
+          <w:color w:val="102035"/>
+          <w:sz w:val="40"/>
+        </w:rPr>
+        <w:t>Этап 2 — Архитектура и внутренняя структура</w:t>
+      </w:r>
+    </w:p>
+    <w:p>
+      <w:pPr>
+        <w:spacing w:after="200" w:line="300" w:lineRule="auto"/>
+      </w:pPr>
+      <w:r>
+        <w:rPr>
+          <w:rFonts w:ascii="Arial" w:hAnsi="Arial"/>
+          <w:b w:val="0"/>
+          <w:color w:val="5D6B82"/>
+          <w:sz w:val="22"/>
+        </w:rPr>
+        <w:t>Смотрю, насколько понятна архитектура сайта и как распределяются ссылки внутри выборки.</w:t>
+      </w:r>
+    </w:p>
+    <w:tbl>
+      <w:tblPr>
+        <w:tblW w:type="auto" w:w="0"/>
+        <w:jc w:val="center"/>
+        <w:tblLook w:firstColumn="1" w:firstRow="1" w:lastColumn="0" w:lastRow="0" w:noHBand="0" w:noVBand="1" w:val="04A0"/>
+        <w:tblBorders>
+          <w:top w:val="nil"/>
+          <w:left w:val="nil"/>
+          <w:bottom w:val="nil"/>
+          <w:right w:val="nil"/>
+          <w:insideH w:val="nil"/>
+          <w:insideV w:val="nil"/>
+        </w:tblBorders>
+      </w:tblPr>
+      <w:tblGrid>
+        <w:gridCol w:w="10092"/>
+      </w:tblGrid>
+      <w:tr>
+        <w:tc>
+          <w:tcPr>
+            <w:tcW w:type="dxa" w:w="10092"/>
+            <w:shd w:fill="F6F9FC"/>
+            <w:tcMar>
+              <w:top w:w="90" w:type="dxa"/>
+              <w:start w:w="110" w:type="dxa"/>
+              <w:bottom w:w="80" w:type="dxa"/>
+              <w:end w:w="110" w:type="dxa"/>
+            </w:tcMar>
+          </w:tcPr>
+          <w:p>
+            <w:r>
+              <w:rPr>
+                <w:rFonts w:ascii="Arial" w:hAnsi="Arial"/>
+                <w:b/>
+                <w:color w:val="102035"/>
+                <w:sz w:val="22"/>
+              </w:rPr>
+              <w:t>1. Типы страниц и покрытие выборки</w:t>
+            </w:r>
+          </w:p>
+        </w:tc>
+      </w:tr>
+      <w:tr>
+        <w:tc>
+          <w:tcPr>
+            <w:tcW w:type="dxa" w:w="10092"/>
+            <w:shd w:fill="FFFFFF"/>
+            <w:tcMar>
+              <w:top w:w="100" w:type="dxa"/>
+              <w:start w:w="110" w:type="dxa"/>
+              <w:bottom w:w="110" w:type="dxa"/>
+              <w:end w:w="110" w:type="dxa"/>
+            </w:tcMar>
+          </w:tcPr>
+          <w:p/>
+          <w:p>
+            <w:pPr>
+              <w:spacing w:after="60" w:line="300" w:lineRule="auto"/>
+            </w:pPr>
+            <w:r>
+              <w:rPr>
+                <w:rFonts w:ascii="Arial" w:hAnsi="Arial"/>
+                <w:b w:val="0"/>
+                <w:color w:val="102035"/>
+                <w:sz w:val="21"/>
+              </w:rPr>
+              <w:t>Что проверялось: Какие типы URL реально попали в разбор и как сайт дробит спрос.</w:t>
+            </w:r>
+          </w:p>
+          <w:p>
+            <w:pPr>
+              <w:spacing w:after="80" w:line="300" w:lineRule="auto"/>
+            </w:pPr>
+            <w:r>
+              <w:rPr>
+                <w:rFonts w:ascii="Arial" w:hAnsi="Arial"/>
+                <w:b w:val="0"/>
+                <w:color w:val="5D6B82"/>
+                <w:sz w:val="21"/>
+              </w:rPr>
+              <w:t>Как проверялось: Классификация URL по глубине, query-параметрам и типам schema.</w:t>
+            </w:r>
+          </w:p>
+          <w:p>
+            <w:pPr>
+              <w:spacing w:after="40"/>
+            </w:pPr>
+            <w:r>
+              <w:rPr>
+                <w:rFonts w:ascii="Arial" w:hAnsi="Arial"/>
+                <w:b/>
+                <w:color w:val="102035"/>
+                <w:sz w:val="20"/>
+              </w:rPr>
+              <w:t xml:space="preserve">Главная: </w:t>
+            </w:r>
+            <w:r>
+              <w:rPr>
+                <w:rFonts w:ascii="Arial" w:hAnsi="Arial"/>
+                <w:color w:val="5D6B82"/>
+                <w:sz w:val="20"/>
+              </w:rPr>
+              <w:t>1</w:t>
+            </w:r>
+          </w:p>
+          <w:p>
+            <w:pPr>
+              <w:spacing w:after="40"/>
+            </w:pPr>
+            <w:r>
+              <w:rPr>
+                <w:rFonts w:ascii="Arial" w:hAnsi="Arial"/>
+                <w:b/>
+                <w:color w:val="102035"/>
+                <w:sz w:val="20"/>
+              </w:rPr>
+              <w:t xml:space="preserve">Категории / подкатегории: </w:t>
+            </w:r>
+            <w:r>
+              <w:rPr>
+                <w:rFonts w:ascii="Arial" w:hAnsi="Arial"/>
+                <w:color w:val="5D6B82"/>
+                <w:sz w:val="20"/>
+              </w:rPr>
+              <w:t>18</w:t>
+            </w:r>
+          </w:p>
+          <w:p>
+            <w:pPr>
+              <w:spacing w:after="40"/>
+            </w:pPr>
+            <w:r>
+              <w:rPr>
+                <w:rFonts w:ascii="Arial" w:hAnsi="Arial"/>
+                <w:b/>
+                <w:color w:val="102035"/>
+                <w:sz w:val="20"/>
+              </w:rPr>
+              <w:t xml:space="preserve">Внутренние страницы: </w:t>
+            </w:r>
+            <w:r>
+              <w:rPr>
+                <w:rFonts w:ascii="Arial" w:hAnsi="Arial"/>
+                <w:color w:val="5D6B82"/>
+                <w:sz w:val="20"/>
+              </w:rPr>
+              <w:t>4</w:t>
+            </w:r>
+          </w:p>
+          <w:p>
+            <w:pPr>
+              <w:spacing w:after="40"/>
+            </w:pPr>
+            <w:r>
+              <w:rPr>
+                <w:rFonts w:ascii="Arial" w:hAnsi="Arial"/>
+                <w:b/>
+                <w:color w:val="102035"/>
+                <w:sz w:val="20"/>
+              </w:rPr>
+              <w:t xml:space="preserve">Служебные URL: </w:t>
+            </w:r>
+            <w:r>
+              <w:rPr>
+                <w:rFonts w:ascii="Arial" w:hAnsi="Arial"/>
+                <w:color w:val="5D6B82"/>
+                <w:sz w:val="20"/>
+              </w:rPr>
+              <w:t>1</w:t>
+            </w:r>
+          </w:p>
+          <w:p>
+            <w:pPr>
+              <w:spacing w:after="60" w:line="300" w:lineRule="auto"/>
+            </w:pPr>
+            <w:r>
+              <w:rPr>
+                <w:rFonts w:ascii="Arial" w:hAnsi="Arial"/>
+                <w:b/>
+                <w:color w:val="102035"/>
+                <w:sz w:val="21"/>
+              </w:rPr>
+              <w:t>Что нашли:</w:t>
+            </w:r>
+          </w:p>
+          <w:p>
+            <w:pPr>
+              <w:spacing w:after="80"/>
+              <w:ind w:left="227" w:hanging="227"/>
+            </w:pPr>
+            <w:r>
+              <w:rPr>
+                <w:rFonts w:ascii="Arial" w:hAnsi="Arial"/>
+                <w:color w:val="102035"/>
+                <w:sz w:val="20"/>
+              </w:rPr>
+              <w:t>• Выборка уже покрывает разные уровни структуры, поэтому видно не только главную, но и шаблоны внутренних страниц.</w:t>
+            </w:r>
+          </w:p>
+          <w:p>
+            <w:pPr>
+              <w:spacing w:after="80"/>
+              <w:ind w:left="227" w:hanging="227"/>
+            </w:pPr>
+            <w:r>
+              <w:rPr>
+                <w:rFonts w:ascii="Arial" w:hAnsi="Arial"/>
+                <w:color w:val="102035"/>
+                <w:sz w:val="20"/>
+              </w:rPr>
+              <w:t>• В архитектуре есть служебные или route-страницы, которые смешиваются с коммерческими URL.</w:t>
+            </w:r>
+          </w:p>
+          <w:p>
+            <w:pPr>
+              <w:spacing w:after="80"/>
+              <w:ind w:left="227" w:hanging="227"/>
+            </w:pPr>
+            <w:r>
+              <w:rPr>
+                <w:rFonts w:ascii="Arial" w:hAnsi="Arial"/>
+                <w:color w:val="102035"/>
+                <w:sz w:val="20"/>
+              </w:rPr>
+              <w:t>• Длинных путей в выборке: 4.</w:t>
+            </w:r>
+          </w:p>
+          <w:p>
+            <w:pPr>
+              <w:spacing w:after="60" w:line="300" w:lineRule="auto"/>
+            </w:pPr>
+            <w:r>
+              <w:rPr>
+                <w:rFonts w:ascii="Arial" w:hAnsi="Arial"/>
+                <w:b/>
+                <w:color w:val="F28B34"/>
+                <w:sz w:val="20"/>
+              </w:rPr>
+              <w:t>Приоритет: MEDIUM  |  Ответственный: SEO / Backend</w:t>
+            </w:r>
+          </w:p>
+          <w:p>
+            <w:pPr>
+              <w:spacing w:after="80" w:line="300" w:lineRule="auto"/>
+            </w:pPr>
+            <w:r>
+              <w:rPr>
+                <w:rFonts w:ascii="Arial" w:hAnsi="Arial"/>
+                <w:b/>
+                <w:color w:val="102035"/>
+                <w:sz w:val="20"/>
+              </w:rPr>
+              <w:t>Что делать: Держать архитектуру спроса отдельной от служебной логики и не смешивать route/query URL с посадочными и коммерческими страницами.</w:t>
+            </w:r>
+          </w:p>
+        </w:tc>
+      </w:tr>
+    </w:tbl>
+    <w:p>
+      <w:pPr>
+        <w:spacing w:after="80"/>
+      </w:pPr>
+    </w:p>
+    <w:tbl>
+      <w:tblPr>
+        <w:tblW w:type="auto" w:w="0"/>
+        <w:jc w:val="center"/>
+        <w:tblLook w:firstColumn="1" w:firstRow="1" w:lastColumn="0" w:lastRow="0" w:noHBand="0" w:noVBand="1" w:val="04A0"/>
+        <w:tblBorders>
+          <w:top w:val="nil"/>
+          <w:left w:val="nil"/>
+          <w:bottom w:val="nil"/>
+          <w:right w:val="nil"/>
+          <w:insideH w:val="nil"/>
+          <w:insideV w:val="nil"/>
+        </w:tblBorders>
+      </w:tblPr>
+      <w:tblGrid>
+        <w:gridCol w:w="10092"/>
+      </w:tblGrid>
+      <w:tr>
+        <w:tc>
+          <w:tcPr>
+            <w:tcW w:type="dxa" w:w="10092"/>
+            <w:shd w:fill="F6F9FC"/>
+            <w:tcMar>
+              <w:top w:w="90" w:type="dxa"/>
+              <w:start w:w="110" w:type="dxa"/>
+              <w:bottom w:w="80" w:type="dxa"/>
+              <w:end w:w="110" w:type="dxa"/>
+            </w:tcMar>
+          </w:tcPr>
+          <w:p>
+            <w:r>
+              <w:rPr>
+                <w:rFonts w:ascii="Arial" w:hAnsi="Arial"/>
+                <w:b/>
+                <w:color w:val="102035"/>
+                <w:sz w:val="22"/>
+              </w:rPr>
+              <w:t>2. Внутренняя перелинковка и видимость ключевых страниц</w:t>
+            </w:r>
+          </w:p>
+        </w:tc>
+      </w:tr>
+      <w:tr>
+        <w:tc>
+          <w:tcPr>
+            <w:tcW w:type="dxa" w:w="10092"/>
+            <w:shd w:fill="FFFFFF"/>
+            <w:tcMar>
+              <w:top w:w="100" w:type="dxa"/>
+              <w:start w:w="110" w:type="dxa"/>
+              <w:bottom w:w="110" w:type="dxa"/>
+              <w:end w:w="110" w:type="dxa"/>
+            </w:tcMar>
+          </w:tcPr>
+          <w:p/>
+          <w:p>
+            <w:pPr>
+              <w:spacing w:after="60" w:line="300" w:lineRule="auto"/>
+            </w:pPr>
+            <w:r>
+              <w:rPr>
+                <w:rFonts w:ascii="Arial" w:hAnsi="Arial"/>
+                <w:b w:val="0"/>
+                <w:color w:val="102035"/>
+                <w:sz w:val="21"/>
+              </w:rPr>
+              <w:t>Что проверялось: Сколько внутренних ссылок получают страницы и где есть просадки по вниманию сайта.</w:t>
+            </w:r>
+          </w:p>
+          <w:p>
+            <w:pPr>
+              <w:spacing w:after="80" w:line="300" w:lineRule="auto"/>
+            </w:pPr>
+            <w:r>
+              <w:rPr>
+                <w:rFonts w:ascii="Arial" w:hAnsi="Arial"/>
+                <w:b w:val="0"/>
+                <w:color w:val="5D6B82"/>
+                <w:sz w:val="21"/>
+              </w:rPr>
+              <w:t>Как проверялось: Подсчет внутренних ссылок на каждой странице выборки.</w:t>
+            </w:r>
+          </w:p>
+          <w:p>
+            <w:pPr>
+              <w:spacing w:after="40"/>
+            </w:pPr>
+            <w:r>
+              <w:rPr>
+                <w:rFonts w:ascii="Arial" w:hAnsi="Arial"/>
+                <w:b/>
+                <w:color w:val="102035"/>
+                <w:sz w:val="20"/>
+              </w:rPr>
+              <w:t xml:space="preserve">Среднее число внутренних ссылок: </w:t>
+            </w:r>
+            <w:r>
+              <w:rPr>
+                <w:rFonts w:ascii="Arial" w:hAnsi="Arial"/>
+                <w:color w:val="5D6B82"/>
+                <w:sz w:val="20"/>
+              </w:rPr>
+              <w:t>232.5</w:t>
+            </w:r>
+          </w:p>
+          <w:p>
+            <w:pPr>
+              <w:spacing w:after="40"/>
+            </w:pPr>
+            <w:r>
+              <w:rPr>
+                <w:rFonts w:ascii="Arial" w:hAnsi="Arial"/>
+                <w:b/>
+                <w:color w:val="102035"/>
+                <w:sz w:val="20"/>
+              </w:rPr>
+              <w:t xml:space="preserve">Минимум внутренних ссылок: </w:t>
+            </w:r>
+            <w:r>
+              <w:rPr>
+                <w:rFonts w:ascii="Arial" w:hAnsi="Arial"/>
+                <w:color w:val="5D6B82"/>
+                <w:sz w:val="20"/>
+              </w:rPr>
+              <w:t>1</w:t>
+            </w:r>
+          </w:p>
+          <w:p>
+            <w:pPr>
+              <w:spacing w:after="40"/>
+            </w:pPr>
+            <w:r>
+              <w:rPr>
+                <w:rFonts w:ascii="Arial" w:hAnsi="Arial"/>
+                <w:b/>
+                <w:color w:val="102035"/>
+                <w:sz w:val="20"/>
+              </w:rPr>
+              <w:t xml:space="preserve">Максимум внутренних ссылок: </w:t>
+            </w:r>
+            <w:r>
+              <w:rPr>
+                <w:rFonts w:ascii="Arial" w:hAnsi="Arial"/>
+                <w:color w:val="5D6B82"/>
+                <w:sz w:val="20"/>
+              </w:rPr>
+              <w:t>424</w:t>
+            </w:r>
+          </w:p>
+          <w:p>
+            <w:pPr>
+              <w:spacing w:after="40"/>
+            </w:pPr>
+            <w:r>
+              <w:rPr>
+                <w:rFonts w:ascii="Arial" w:hAnsi="Arial"/>
+                <w:b/>
+                <w:color w:val="102035"/>
+                <w:sz w:val="20"/>
+              </w:rPr>
+              <w:t xml:space="preserve">Контактных/lead-страниц: </w:t>
+            </w:r>
+            <w:r>
+              <w:rPr>
+                <w:rFonts w:ascii="Arial" w:hAnsi="Arial"/>
+                <w:color w:val="5D6B82"/>
+                <w:sz w:val="20"/>
+              </w:rPr>
+              <w:t>6</w:t>
+            </w:r>
+          </w:p>
+          <w:p>
+            <w:pPr>
+              <w:spacing w:after="60" w:line="300" w:lineRule="auto"/>
+            </w:pPr>
+            <w:r>
+              <w:rPr>
+                <w:rFonts w:ascii="Arial" w:hAnsi="Arial"/>
+                <w:b/>
+                <w:color w:val="102035"/>
+                <w:sz w:val="21"/>
+              </w:rPr>
+              <w:t>Что нашли:</w:t>
+            </w:r>
+          </w:p>
+          <w:p>
+            <w:pPr>
+              <w:spacing w:after="80"/>
+              <w:ind w:left="227" w:hanging="227"/>
+            </w:pPr>
+            <w:r>
+              <w:rPr>
+                <w:rFonts w:ascii="Arial" w:hAnsi="Arial"/>
+                <w:color w:val="102035"/>
+                <w:sz w:val="20"/>
+              </w:rPr>
+              <w:t>• Слабее всего по внутренним ссылкам выглядят: /index.php?route=information/contactform, /privacy, /delivery.</w:t>
+            </w:r>
+          </w:p>
+          <w:p>
+            <w:pPr>
+              <w:spacing w:after="80"/>
+              <w:ind w:left="227" w:hanging="227"/>
+            </w:pPr>
+            <w:r>
+              <w:rPr>
+                <w:rFonts w:ascii="Arial" w:hAnsi="Arial"/>
+                <w:color w:val="102035"/>
+                <w:sz w:val="20"/>
+              </w:rPr>
+              <w:t>• Контактные страницы есть, но часть из них недооформлена как полноценные SEO-посадки.</w:t>
+            </w:r>
+          </w:p>
+          <w:p>
+            <w:pPr>
+              <w:spacing w:after="80"/>
+              <w:ind w:left="227" w:hanging="227"/>
+            </w:pPr>
+            <w:r>
+              <w:rPr>
+                <w:rFonts w:ascii="Arial" w:hAnsi="Arial"/>
+                <w:color w:val="102035"/>
+                <w:sz w:val="20"/>
+              </w:rPr>
+              <w:t>• Разумно добавить больше контекстных ссылок между близкими услугами, кейсами, блогом и лид-страницами.</w:t>
+            </w:r>
+          </w:p>
+          <w:p>
+            <w:pPr>
+              <w:spacing w:after="60" w:line="300" w:lineRule="auto"/>
+            </w:pPr>
+            <w:r>
+              <w:rPr>
+                <w:rFonts w:ascii="Arial" w:hAnsi="Arial"/>
+                <w:b/>
+                <w:color w:val="F28B34"/>
+                <w:sz w:val="20"/>
+              </w:rPr>
+              <w:t>Приоритет: MEDIUM  |  Ответственный: SEO / Marketing</w:t>
+            </w:r>
+          </w:p>
+          <w:p>
+            <w:pPr>
+              <w:spacing w:after="80" w:line="300" w:lineRule="auto"/>
+            </w:pPr>
+            <w:r>
+              <w:rPr>
+                <w:rFonts w:ascii="Arial" w:hAnsi="Arial"/>
+                <w:b/>
+                <w:color w:val="102035"/>
+                <w:sz w:val="20"/>
+              </w:rPr>
+              <w:t>Что делать: Усилить перелинковку вокруг приоритетных услуг и лид-страниц: связать спросовые страницы, кейсы, FAQ и CTA, а не надеяться только на меню и футер.</w:t>
+            </w:r>
+          </w:p>
+        </w:tc>
+      </w:tr>
+    </w:tbl>
+    <w:p>
+      <w:pPr>
+        <w:spacing w:after="80"/>
+      </w:pPr>
+    </w:p>
+    <w:p>
+      <w:r>
+        <w:rPr>
+          <w:rFonts w:ascii="Arial" w:hAnsi="Arial"/>
+          <w:b/>
+          <w:color w:val="F28B34"/>
+          <w:sz w:val="19"/>
+        </w:rPr>
+        <w:t>ГЛУБОКИЙ РАЗБОР</w:t>
+      </w:r>
+    </w:p>
+    <w:p>
+      <w:pPr>
+        <w:spacing w:after="120"/>
+      </w:pPr>
+      <w:r>
+        <w:rPr>
+          <w:rFonts w:ascii="Arial" w:hAnsi="Arial"/>
+          <w:b/>
+          <w:color w:val="102035"/>
+          <w:sz w:val="40"/>
+        </w:rPr>
+        <w:t>Этап 3 — On-Page SEO</w:t>
+      </w:r>
+    </w:p>
+    <w:p>
+      <w:pPr>
+        <w:spacing w:after="200" w:line="300" w:lineRule="auto"/>
+      </w:pPr>
+      <w:r>
+        <w:rPr>
+          <w:rFonts w:ascii="Arial" w:hAnsi="Arial"/>
+          <w:b w:val="0"/>
+          <w:color w:val="5D6B82"/>
+          <w:sz w:val="22"/>
+        </w:rPr>
+        <w:t>Разбираю шаблоны title, description, H1 и то, насколько страницы готовы к нормальному сниппету.</w:t>
+      </w:r>
+    </w:p>
+    <w:tbl>
+      <w:tblPr>
+        <w:tblW w:type="auto" w:w="0"/>
+        <w:jc w:val="center"/>
+        <w:tblLook w:firstColumn="1" w:firstRow="1" w:lastColumn="0" w:lastRow="0" w:noHBand="0" w:noVBand="1" w:val="04A0"/>
+        <w:tblBorders>
+          <w:top w:val="nil"/>
+          <w:left w:val="nil"/>
+          <w:bottom w:val="nil"/>
+          <w:right w:val="nil"/>
+          <w:insideH w:val="nil"/>
+          <w:insideV w:val="nil"/>
+        </w:tblBorders>
+      </w:tblPr>
+      <w:tblGrid>
+        <w:gridCol w:w="10092"/>
+      </w:tblGrid>
+      <w:tr>
+        <w:tc>
+          <w:tcPr>
+            <w:tcW w:type="dxa" w:w="10092"/>
+            <w:shd w:fill="F6F9FC"/>
+            <w:tcMar>
+              <w:top w:w="90" w:type="dxa"/>
+              <w:start w:w="110" w:type="dxa"/>
+              <w:bottom w:w="80" w:type="dxa"/>
+              <w:end w:w="110" w:type="dxa"/>
+            </w:tcMar>
+          </w:tcPr>
+          <w:p>
+            <w:r>
+              <w:rPr>
+                <w:rFonts w:ascii="Arial" w:hAnsi="Arial"/>
+                <w:b/>
+                <w:color w:val="102035"/>
+                <w:sz w:val="22"/>
+              </w:rPr>
+              <w:t>1. Title и meta description</w:t>
+            </w:r>
+          </w:p>
+        </w:tc>
+      </w:tr>
+      <w:tr>
+        <w:tc>
+          <w:tcPr>
+            <w:tcW w:type="dxa" w:w="10092"/>
+            <w:shd w:fill="FFFFFF"/>
+            <w:tcMar>
+              <w:top w:w="100" w:type="dxa"/>
+              <w:start w:w="110" w:type="dxa"/>
+              <w:bottom w:w="110" w:type="dxa"/>
+              <w:end w:w="110" w:type="dxa"/>
+            </w:tcMar>
+          </w:tcPr>
+          <w:p/>
+          <w:p>
+            <w:pPr>
+              <w:spacing w:after="60" w:line="300" w:lineRule="auto"/>
+            </w:pPr>
+            <w:r>
+              <w:rPr>
+                <w:rFonts w:ascii="Arial" w:hAnsi="Arial"/>
+                <w:b w:val="0"/>
+                <w:color w:val="102035"/>
+                <w:sz w:val="21"/>
+              </w:rPr>
+              <w:t>Что проверялось: Покрытие, длина и пригодность сниппетов к управляемой выдаче.</w:t>
+            </w:r>
+          </w:p>
+          <w:p>
+            <w:pPr>
+              <w:spacing w:after="80" w:line="300" w:lineRule="auto"/>
+            </w:pPr>
+            <w:r>
+              <w:rPr>
+                <w:rFonts w:ascii="Arial" w:hAnsi="Arial"/>
+                <w:b w:val="0"/>
+                <w:color w:val="5D6B82"/>
+                <w:sz w:val="21"/>
+              </w:rPr>
+              <w:t>Как проверялось: Парсинг title и meta description по репрезентативной выборке страниц.</w:t>
+            </w:r>
+          </w:p>
+          <w:p>
+            <w:pPr>
+              <w:spacing w:after="40"/>
+            </w:pPr>
+            <w:r>
+              <w:rPr>
+                <w:rFonts w:ascii="Arial" w:hAnsi="Arial"/>
+                <w:b/>
+                <w:color w:val="102035"/>
+                <w:sz w:val="20"/>
+              </w:rPr>
+              <w:t xml:space="preserve">Title &gt; 70 символов: </w:t>
+            </w:r>
+            <w:r>
+              <w:rPr>
+                <w:rFonts w:ascii="Arial" w:hAnsi="Arial"/>
+                <w:color w:val="5D6B82"/>
+                <w:sz w:val="20"/>
+              </w:rPr>
+              <w:t>10</w:t>
+            </w:r>
+          </w:p>
+          <w:p>
+            <w:pPr>
+              <w:spacing w:after="40"/>
+            </w:pPr>
+            <w:r>
+              <w:rPr>
+                <w:rFonts w:ascii="Arial" w:hAnsi="Arial"/>
+                <w:b/>
+                <w:color w:val="102035"/>
+                <w:sz w:val="20"/>
+              </w:rPr>
+              <w:t xml:space="preserve">Title отсутствует: </w:t>
+            </w:r>
+            <w:r>
+              <w:rPr>
+                <w:rFonts w:ascii="Arial" w:hAnsi="Arial"/>
+                <w:color w:val="5D6B82"/>
+                <w:sz w:val="20"/>
+              </w:rPr>
+              <w:t>1</w:t>
+            </w:r>
+          </w:p>
+          <w:p>
+            <w:pPr>
+              <w:spacing w:after="40"/>
+            </w:pPr>
+            <w:r>
+              <w:rPr>
+                <w:rFonts w:ascii="Arial" w:hAnsi="Arial"/>
+                <w:b/>
+                <w:color w:val="102035"/>
+                <w:sz w:val="20"/>
+              </w:rPr>
+              <w:t xml:space="preserve">Description отсутствует: </w:t>
+            </w:r>
+            <w:r>
+              <w:rPr>
+                <w:rFonts w:ascii="Arial" w:hAnsi="Arial"/>
+                <w:color w:val="5D6B82"/>
+                <w:sz w:val="20"/>
+              </w:rPr>
+              <w:t>7</w:t>
+            </w:r>
+          </w:p>
+          <w:p>
+            <w:pPr>
+              <w:spacing w:after="40"/>
+            </w:pPr>
+            <w:r>
+              <w:rPr>
+                <w:rFonts w:ascii="Arial" w:hAnsi="Arial"/>
+                <w:b/>
+                <w:color w:val="102035"/>
+                <w:sz w:val="20"/>
+              </w:rPr>
+              <w:t xml:space="preserve">Description вне диапазона: </w:t>
+            </w:r>
+            <w:r>
+              <w:rPr>
+                <w:rFonts w:ascii="Arial" w:hAnsi="Arial"/>
+                <w:color w:val="5D6B82"/>
+                <w:sz w:val="20"/>
+              </w:rPr>
+              <w:t>18</w:t>
+            </w:r>
+          </w:p>
+          <w:p>
+            <w:pPr>
+              <w:spacing w:after="60" w:line="300" w:lineRule="auto"/>
+            </w:pPr>
+            <w:r>
+              <w:rPr>
+                <w:rFonts w:ascii="Arial" w:hAnsi="Arial"/>
+                <w:b/>
+                <w:color w:val="102035"/>
+                <w:sz w:val="21"/>
+              </w:rPr>
+              <w:t>Что нашли:</w:t>
+            </w:r>
+          </w:p>
+          <w:p>
+            <w:pPr>
+              <w:spacing w:after="80"/>
+              <w:ind w:left="227" w:hanging="227"/>
+            </w:pPr>
+            <w:r>
+              <w:rPr>
+                <w:rFonts w:ascii="Arial" w:hAnsi="Arial"/>
+                <w:color w:val="102035"/>
+                <w:sz w:val="20"/>
+              </w:rPr>
+              <w:t>• Шаблоны title на части страниц перегружены по длине.</w:t>
+            </w:r>
+          </w:p>
+          <w:p>
+            <w:pPr>
+              <w:spacing w:after="80"/>
+              <w:ind w:left="227" w:hanging="227"/>
+            </w:pPr>
+            <w:r>
+              <w:rPr>
+                <w:rFonts w:ascii="Arial" w:hAnsi="Arial"/>
+                <w:color w:val="102035"/>
+                <w:sz w:val="20"/>
+              </w:rPr>
+              <w:t>• Есть страницы без description, из-за чего сниппет будет собираться случайно.</w:t>
+            </w:r>
+          </w:p>
+          <w:p>
+            <w:pPr>
+              <w:spacing w:after="80"/>
+              <w:ind w:left="227" w:hanging="227"/>
+            </w:pPr>
+            <w:r>
+              <w:rPr>
+                <w:rFonts w:ascii="Arial" w:hAnsi="Arial"/>
+                <w:color w:val="102035"/>
+                <w:sz w:val="20"/>
+              </w:rPr>
+              <w:t>• Пустой title найден на: /index.php?route=information/contactform.</w:t>
+            </w:r>
+          </w:p>
+          <w:p>
+            <w:pPr>
+              <w:spacing w:after="60" w:line="300" w:lineRule="auto"/>
+            </w:pPr>
+            <w:r>
+              <w:rPr>
+                <w:rFonts w:ascii="Arial" w:hAnsi="Arial"/>
+                <w:b/>
+                <w:color w:val="F28B34"/>
+                <w:sz w:val="20"/>
+              </w:rPr>
+              <w:t>Приоритет: HIGH  |  Ответственный: SEO / Frontend</w:t>
+            </w:r>
+          </w:p>
+          <w:p>
+            <w:pPr>
+              <w:spacing w:after="80" w:line="300" w:lineRule="auto"/>
+            </w:pPr>
+            <w:r>
+              <w:rPr>
+                <w:rFonts w:ascii="Arial" w:hAnsi="Arial"/>
+                <w:b/>
+                <w:color w:val="102035"/>
+                <w:sz w:val="20"/>
+              </w:rPr>
+              <w:t>Что делать: Пересобрать правила генерации title и description под каждый тип страницы: коротко, конкретно, с ключом, оффером и контролем длины.</w:t>
+            </w:r>
+          </w:p>
+        </w:tc>
+      </w:tr>
+    </w:tbl>
+    <w:p>
+      <w:pPr>
+        <w:spacing w:after="80"/>
+      </w:pPr>
+    </w:p>
+    <w:tbl>
+      <w:tblPr>
+        <w:tblW w:type="auto" w:w="0"/>
+        <w:jc w:val="center"/>
+        <w:tblLook w:firstColumn="1" w:firstRow="1" w:lastColumn="0" w:lastRow="0" w:noHBand="0" w:noVBand="1" w:val="04A0"/>
+        <w:tblBorders>
+          <w:top w:val="nil"/>
+          <w:left w:val="nil"/>
+          <w:bottom w:val="nil"/>
+          <w:right w:val="nil"/>
+          <w:insideH w:val="nil"/>
+          <w:insideV w:val="nil"/>
+        </w:tblBorders>
+      </w:tblPr>
+      <w:tblGrid>
+        <w:gridCol w:w="10092"/>
+      </w:tblGrid>
+      <w:tr>
+        <w:tc>
+          <w:tcPr>
+            <w:tcW w:type="dxa" w:w="10092"/>
+            <w:shd w:fill="F6F9FC"/>
+            <w:tcMar>
+              <w:top w:w="90" w:type="dxa"/>
+              <w:start w:w="110" w:type="dxa"/>
+              <w:bottom w:w="80" w:type="dxa"/>
+              <w:end w:w="110" w:type="dxa"/>
+            </w:tcMar>
+          </w:tcPr>
+          <w:p>
+            <w:r>
+              <w:rPr>
+                <w:rFonts w:ascii="Arial" w:hAnsi="Arial"/>
+                <w:b/>
+                <w:color w:val="102035"/>
+                <w:sz w:val="22"/>
+              </w:rPr>
+              <w:t>2. H1, контентный каркас и тонкие страницы</w:t>
+            </w:r>
+          </w:p>
+        </w:tc>
+      </w:tr>
+      <w:tr>
+        <w:tc>
+          <w:tcPr>
+            <w:tcW w:type="dxa" w:w="10092"/>
+            <w:shd w:fill="FFFFFF"/>
+            <w:tcMar>
+              <w:top w:w="100" w:type="dxa"/>
+              <w:start w:w="110" w:type="dxa"/>
+              <w:bottom w:w="110" w:type="dxa"/>
+              <w:end w:w="110" w:type="dxa"/>
+            </w:tcMar>
+          </w:tcPr>
+          <w:p/>
+          <w:p>
+            <w:pPr>
+              <w:spacing w:after="60" w:line="300" w:lineRule="auto"/>
+            </w:pPr>
+            <w:r>
+              <w:rPr>
+                <w:rFonts w:ascii="Arial" w:hAnsi="Arial"/>
+                <w:b w:val="0"/>
+                <w:color w:val="102035"/>
+                <w:sz w:val="21"/>
+              </w:rPr>
+              <w:t>Что проверялось: Наличие H1, плотность текстового слоя и качество базового on-page каркаса.</w:t>
+            </w:r>
+          </w:p>
+          <w:p>
+            <w:pPr>
+              <w:spacing w:after="80" w:line="300" w:lineRule="auto"/>
+            </w:pPr>
+            <w:r>
+              <w:rPr>
+                <w:rFonts w:ascii="Arial" w:hAnsi="Arial"/>
+                <w:b w:val="0"/>
+                <w:color w:val="5D6B82"/>
+                <w:sz w:val="21"/>
+              </w:rPr>
+              <w:t>Как проверялось: Парсинг H1 и подсчет слов в видимом контенте.</w:t>
+            </w:r>
+          </w:p>
+          <w:p>
+            <w:pPr>
+              <w:spacing w:after="40"/>
+            </w:pPr>
+            <w:r>
+              <w:rPr>
+                <w:rFonts w:ascii="Arial" w:hAnsi="Arial"/>
+                <w:b/>
+                <w:color w:val="102035"/>
+                <w:sz w:val="20"/>
+              </w:rPr>
+              <w:t xml:space="preserve">H1 coverage: </w:t>
+            </w:r>
+            <w:r>
+              <w:rPr>
+                <w:rFonts w:ascii="Arial" w:hAnsi="Arial"/>
+                <w:color w:val="5D6B82"/>
+                <w:sz w:val="20"/>
+              </w:rPr>
+              <w:t>92%</w:t>
+            </w:r>
+          </w:p>
+          <w:p>
+            <w:pPr>
+              <w:spacing w:after="40"/>
+            </w:pPr>
+            <w:r>
+              <w:rPr>
+                <w:rFonts w:ascii="Arial" w:hAnsi="Arial"/>
+                <w:b/>
+                <w:color w:val="102035"/>
+                <w:sz w:val="20"/>
+              </w:rPr>
+              <w:t xml:space="preserve">Страниц без H1: </w:t>
+            </w:r>
+            <w:r>
+              <w:rPr>
+                <w:rFonts w:ascii="Arial" w:hAnsi="Arial"/>
+                <w:color w:val="5D6B82"/>
+                <w:sz w:val="20"/>
+              </w:rPr>
+              <w:t>2</w:t>
+            </w:r>
+          </w:p>
+          <w:p>
+            <w:pPr>
+              <w:spacing w:after="40"/>
+            </w:pPr>
+            <w:r>
+              <w:rPr>
+                <w:rFonts w:ascii="Arial" w:hAnsi="Arial"/>
+                <w:b/>
+                <w:color w:val="102035"/>
+                <w:sz w:val="20"/>
+              </w:rPr>
+              <w:t xml:space="preserve">Среднее число слов: </w:t>
+            </w:r>
+            <w:r>
+              <w:rPr>
+                <w:rFonts w:ascii="Arial" w:hAnsi="Arial"/>
+                <w:color w:val="5D6B82"/>
+                <w:sz w:val="20"/>
+              </w:rPr>
+              <w:t>1277.5</w:t>
+            </w:r>
+          </w:p>
+          <w:p>
+            <w:pPr>
+              <w:spacing w:after="40"/>
+            </w:pPr>
+            <w:r>
+              <w:rPr>
+                <w:rFonts w:ascii="Arial" w:hAnsi="Arial"/>
+                <w:b/>
+                <w:color w:val="102035"/>
+                <w:sz w:val="20"/>
+              </w:rPr>
+              <w:t xml:space="preserve">Тонких страниц (&lt;250 слов): </w:t>
+            </w:r>
+            <w:r>
+              <w:rPr>
+                <w:rFonts w:ascii="Arial" w:hAnsi="Arial"/>
+                <w:color w:val="5D6B82"/>
+                <w:sz w:val="20"/>
+              </w:rPr>
+              <w:t>1</w:t>
+            </w:r>
+          </w:p>
+          <w:p>
+            <w:pPr>
+              <w:spacing w:after="60" w:line="300" w:lineRule="auto"/>
+            </w:pPr>
+            <w:r>
+              <w:rPr>
+                <w:rFonts w:ascii="Arial" w:hAnsi="Arial"/>
+                <w:b/>
+                <w:color w:val="102035"/>
+                <w:sz w:val="21"/>
+              </w:rPr>
+              <w:t>Что нашли:</w:t>
+            </w:r>
+          </w:p>
+          <w:p>
+            <w:pPr>
+              <w:spacing w:after="80"/>
+              <w:ind w:left="227" w:hanging="227"/>
+            </w:pPr>
+            <w:r>
+              <w:rPr>
+                <w:rFonts w:ascii="Arial" w:hAnsi="Arial"/>
+                <w:color w:val="102035"/>
+                <w:sz w:val="20"/>
+              </w:rPr>
+              <w:t>• У части страниц нет H1, поэтому поисковику сложнее понять главный интент URL.</w:t>
+            </w:r>
+          </w:p>
+          <w:p>
+            <w:pPr>
+              <w:spacing w:after="80"/>
+              <w:ind w:left="227" w:hanging="227"/>
+            </w:pPr>
+            <w:r>
+              <w:rPr>
+                <w:rFonts w:ascii="Arial" w:hAnsi="Arial"/>
+                <w:color w:val="102035"/>
+                <w:sz w:val="20"/>
+              </w:rPr>
+              <w:t>• Есть тонкие страницы с минимальным текстовым слоем.</w:t>
+            </w:r>
+          </w:p>
+          <w:p>
+            <w:pPr>
+              <w:spacing w:after="80"/>
+              <w:ind w:left="227" w:hanging="227"/>
+            </w:pPr>
+            <w:r>
+              <w:rPr>
+                <w:rFonts w:ascii="Arial" w:hAnsi="Arial"/>
+                <w:color w:val="102035"/>
+                <w:sz w:val="20"/>
+              </w:rPr>
+              <w:t>• Даже при нормальном объеме текста нужно отдельно проверить, насколько хорошо он поддерживает коммерческий интент и FAQ-слой.</w:t>
+            </w:r>
+          </w:p>
+          <w:p>
+            <w:pPr>
+              <w:spacing w:after="60" w:line="300" w:lineRule="auto"/>
+            </w:pPr>
+            <w:r>
+              <w:rPr>
+                <w:rFonts w:ascii="Arial" w:hAnsi="Arial"/>
+                <w:b/>
+                <w:color w:val="F28B34"/>
+                <w:sz w:val="20"/>
+              </w:rPr>
+              <w:t>Приоритет: MEDIUM  |  Ответственный: SEO / Content</w:t>
+            </w:r>
+          </w:p>
+          <w:p>
+            <w:pPr>
+              <w:spacing w:after="80" w:line="300" w:lineRule="auto"/>
+            </w:pPr>
+            <w:r>
+              <w:rPr>
+                <w:rFonts w:ascii="Arial" w:hAnsi="Arial"/>
+                <w:b/>
+                <w:color w:val="102035"/>
+                <w:sz w:val="20"/>
+              </w:rPr>
+              <w:t>Что делать: На каждом ключевом URL закрепить понятный H1, интро, ответы на частые вопросы и короткие коммерческие блоки, чтобы страница работала не только на индекс, но и на конверсию.</w:t>
+            </w:r>
+          </w:p>
+        </w:tc>
+      </w:tr>
+    </w:tbl>
+    <w:p>
+      <w:pPr>
+        <w:spacing w:after="80"/>
+      </w:pPr>
+    </w:p>
+    <w:p>
+      <w:r>
+        <w:rPr>
+          <w:rFonts w:ascii="Arial" w:hAnsi="Arial"/>
+          <w:b/>
+          <w:color w:val="F28B34"/>
+          <w:sz w:val="19"/>
+        </w:rPr>
+        <w:t>ГЛУБОКИЙ РАЗБОР</w:t>
+      </w:r>
+    </w:p>
+    <w:p>
+      <w:pPr>
+        <w:spacing w:after="120"/>
+      </w:pPr>
+      <w:r>
+        <w:rPr>
+          <w:rFonts w:ascii="Arial" w:hAnsi="Arial"/>
+          <w:b/>
+          <w:color w:val="102035"/>
+          <w:sz w:val="40"/>
+        </w:rPr>
+        <w:t>Этап 4 — Performance и CWV</w:t>
+      </w:r>
+    </w:p>
+    <w:p>
+      <w:pPr>
+        <w:spacing w:after="200" w:line="300" w:lineRule="auto"/>
+      </w:pPr>
+      <w:r>
+        <w:rPr>
+          <w:rFonts w:ascii="Arial" w:hAnsi="Arial"/>
+          <w:b w:val="0"/>
+          <w:color w:val="5D6B82"/>
+          <w:sz w:val="22"/>
+        </w:rPr>
+        <w:t>Смотрю на скорость ответа, вес HTML и то, как медиа-слой может мешать загрузке.</w:t>
+      </w:r>
+    </w:p>
+    <w:tbl>
+      <w:tblPr>
+        <w:tblW w:type="auto" w:w="0"/>
+        <w:jc w:val="center"/>
+        <w:tblLook w:firstColumn="1" w:firstRow="1" w:lastColumn="0" w:lastRow="0" w:noHBand="0" w:noVBand="1" w:val="04A0"/>
+        <w:tblBorders>
+          <w:top w:val="nil"/>
+          <w:left w:val="nil"/>
+          <w:bottom w:val="nil"/>
+          <w:right w:val="nil"/>
+          <w:insideH w:val="nil"/>
+          <w:insideV w:val="nil"/>
+        </w:tblBorders>
+      </w:tblPr>
+      <w:tblGrid>
+        <w:gridCol w:w="10092"/>
+      </w:tblGrid>
+      <w:tr>
+        <w:tc>
+          <w:tcPr>
+            <w:tcW w:type="dxa" w:w="10092"/>
+            <w:shd w:fill="F6F9FC"/>
+            <w:tcMar>
+              <w:top w:w="90" w:type="dxa"/>
+              <w:start w:w="110" w:type="dxa"/>
+              <w:bottom w:w="80" w:type="dxa"/>
+              <w:end w:w="110" w:type="dxa"/>
+            </w:tcMar>
+          </w:tcPr>
+          <w:p>
+            <w:r>
+              <w:rPr>
+                <w:rFonts w:ascii="Arial" w:hAnsi="Arial"/>
+                <w:b/>
+                <w:color w:val="102035"/>
+                <w:sz w:val="22"/>
+              </w:rPr>
+              <w:t>1. Ответ сервера и вес страниц</w:t>
+            </w:r>
+          </w:p>
+        </w:tc>
+      </w:tr>
+      <w:tr>
+        <w:tc>
+          <w:tcPr>
+            <w:tcW w:type="dxa" w:w="10092"/>
+            <w:shd w:fill="FFFFFF"/>
+            <w:tcMar>
+              <w:top w:w="100" w:type="dxa"/>
+              <w:start w:w="110" w:type="dxa"/>
+              <w:bottom w:w="110" w:type="dxa"/>
+              <w:end w:w="110" w:type="dxa"/>
+            </w:tcMar>
+          </w:tcPr>
+          <w:p/>
+          <w:p>
+            <w:pPr>
+              <w:spacing w:after="60" w:line="300" w:lineRule="auto"/>
+            </w:pPr>
+            <w:r>
+              <w:rPr>
+                <w:rFonts w:ascii="Arial" w:hAnsi="Arial"/>
+                <w:b w:val="0"/>
+                <w:color w:val="102035"/>
+                <w:sz w:val="21"/>
+              </w:rPr>
+              <w:t>Что проверялось: TTFB-подобная скорость ответа и примерный вес HTML по выборке.</w:t>
+            </w:r>
+          </w:p>
+          <w:p>
+            <w:pPr>
+              <w:spacing w:after="80" w:line="300" w:lineRule="auto"/>
+            </w:pPr>
+            <w:r>
+              <w:rPr>
+                <w:rFonts w:ascii="Arial" w:hAnsi="Arial"/>
+                <w:b w:val="0"/>
+                <w:color w:val="5D6B82"/>
+                <w:sz w:val="21"/>
+              </w:rPr>
+              <w:t>Как проверялось: HTTP-ответы по ключевым URL без отдельного Lighthouse-прогона.</w:t>
+            </w:r>
+          </w:p>
+          <w:p>
+            <w:pPr>
+              <w:spacing w:after="40"/>
+            </w:pPr>
+            <w:r>
+              <w:rPr>
+                <w:rFonts w:ascii="Arial" w:hAnsi="Arial"/>
+                <w:b/>
+                <w:color w:val="102035"/>
+                <w:sz w:val="20"/>
+              </w:rPr>
+              <w:t xml:space="preserve">Средний ответ: </w:t>
+            </w:r>
+            <w:r>
+              <w:rPr>
+                <w:rFonts w:ascii="Arial" w:hAnsi="Arial"/>
+                <w:color w:val="5D6B82"/>
+                <w:sz w:val="20"/>
+              </w:rPr>
+              <w:t>674.1 ms</w:t>
+            </w:r>
+          </w:p>
+          <w:p>
+            <w:pPr>
+              <w:spacing w:after="40"/>
+            </w:pPr>
+            <w:r>
+              <w:rPr>
+                <w:rFonts w:ascii="Arial" w:hAnsi="Arial"/>
+                <w:b/>
+                <w:color w:val="102035"/>
+                <w:sz w:val="20"/>
+              </w:rPr>
+              <w:t xml:space="preserve">Средний HTML: </w:t>
+            </w:r>
+            <w:r>
+              <w:rPr>
+                <w:rFonts w:ascii="Arial" w:hAnsi="Arial"/>
+                <w:color w:val="5D6B82"/>
+                <w:sz w:val="20"/>
+              </w:rPr>
+              <w:t>206.0 KB</w:t>
+            </w:r>
+          </w:p>
+          <w:p>
+            <w:pPr>
+              <w:spacing w:after="40"/>
+            </w:pPr>
+            <w:r>
+              <w:rPr>
+                <w:rFonts w:ascii="Arial" w:hAnsi="Arial"/>
+                <w:b/>
+                <w:color w:val="102035"/>
+                <w:sz w:val="20"/>
+              </w:rPr>
+              <w:t xml:space="preserve">Максимум изображений на странице: </w:t>
+            </w:r>
+            <w:r>
+              <w:rPr>
+                <w:rFonts w:ascii="Arial" w:hAnsi="Arial"/>
+                <w:color w:val="5D6B82"/>
+                <w:sz w:val="20"/>
+              </w:rPr>
+              <w:t>114</w:t>
+            </w:r>
+          </w:p>
+          <w:p>
+            <w:pPr>
+              <w:spacing w:after="40"/>
+            </w:pPr>
+            <w:r>
+              <w:rPr>
+                <w:rFonts w:ascii="Arial" w:hAnsi="Arial"/>
+                <w:b/>
+                <w:color w:val="102035"/>
+                <w:sz w:val="20"/>
+              </w:rPr>
+              <w:t xml:space="preserve">Страниц в выборке: </w:t>
+            </w:r>
+            <w:r>
+              <w:rPr>
+                <w:rFonts w:ascii="Arial" w:hAnsi="Arial"/>
+                <w:color w:val="5D6B82"/>
+                <w:sz w:val="20"/>
+              </w:rPr>
+              <w:t>28</w:t>
+            </w:r>
+          </w:p>
+          <w:p>
+            <w:pPr>
+              <w:spacing w:after="60" w:line="300" w:lineRule="auto"/>
+            </w:pPr>
+            <w:r>
+              <w:rPr>
+                <w:rFonts w:ascii="Arial" w:hAnsi="Arial"/>
+                <w:b/>
+                <w:color w:val="102035"/>
+                <w:sz w:val="21"/>
+              </w:rPr>
+              <w:t>Что нашли:</w:t>
+            </w:r>
+          </w:p>
+          <w:p>
+            <w:pPr>
+              <w:spacing w:after="80"/>
+              <w:ind w:left="227" w:hanging="227"/>
+            </w:pPr>
+            <w:r>
+              <w:rPr>
+                <w:rFonts w:ascii="Arial" w:hAnsi="Arial"/>
+                <w:color w:val="102035"/>
+                <w:sz w:val="20"/>
+              </w:rPr>
+              <w:t>• Средний ответ уже стоит держать в зоне внимания.</w:t>
+            </w:r>
+          </w:p>
+          <w:p>
+            <w:pPr>
+              <w:spacing w:after="80"/>
+              <w:ind w:left="227" w:hanging="227"/>
+            </w:pPr>
+            <w:r>
+              <w:rPr>
+                <w:rFonts w:ascii="Arial" w:hAnsi="Arial"/>
+                <w:color w:val="102035"/>
+                <w:sz w:val="20"/>
+              </w:rPr>
+              <w:t>• Реальные риски здесь чаще сидят в медиа-слое, шаблонах и клиентском рендеринге, чем в голом TTFB.</w:t>
+            </w:r>
+          </w:p>
+          <w:p>
+            <w:pPr>
+              <w:spacing w:after="60" w:line="300" w:lineRule="auto"/>
+            </w:pPr>
+            <w:r>
+              <w:rPr>
+                <w:rFonts w:ascii="Arial" w:hAnsi="Arial"/>
+                <w:b/>
+                <w:color w:val="F28B34"/>
+                <w:sz w:val="20"/>
+              </w:rPr>
+              <w:t>Приоритет: MEDIUM  |  Ответственный: Frontend / Backend</w:t>
+            </w:r>
+          </w:p>
+          <w:p>
+            <w:pPr>
+              <w:spacing w:after="80" w:line="300" w:lineRule="auto"/>
+            </w:pPr>
+            <w:r>
+              <w:rPr>
+                <w:rFonts w:ascii="Arial" w:hAnsi="Arial"/>
+                <w:b/>
+                <w:color w:val="102035"/>
+                <w:sz w:val="20"/>
+              </w:rPr>
+              <w:t>Что делать: Проверить приоритетные страницы отдельным CWV-прогоном и зафиксировать LCP/CLS/INP после чистки медиа и шаблонов.</w:t>
+            </w:r>
+          </w:p>
+        </w:tc>
+      </w:tr>
+    </w:tbl>
+    <w:p>
+      <w:pPr>
+        <w:spacing w:after="80"/>
+      </w:pPr>
+    </w:p>
+    <w:tbl>
+      <w:tblPr>
+        <w:tblW w:type="auto" w:w="0"/>
+        <w:jc w:val="center"/>
+        <w:tblLook w:firstColumn="1" w:firstRow="1" w:lastColumn="0" w:lastRow="0" w:noHBand="0" w:noVBand="1" w:val="04A0"/>
+        <w:tblBorders>
+          <w:top w:val="nil"/>
+          <w:left w:val="nil"/>
+          <w:bottom w:val="nil"/>
+          <w:right w:val="nil"/>
+          <w:insideH w:val="nil"/>
+          <w:insideV w:val="nil"/>
+        </w:tblBorders>
+      </w:tblPr>
+      <w:tblGrid>
+        <w:gridCol w:w="10092"/>
+      </w:tblGrid>
+      <w:tr>
+        <w:tc>
+          <w:tcPr>
+            <w:tcW w:type="dxa" w:w="10092"/>
+            <w:shd w:fill="F6F9FC"/>
+            <w:tcMar>
+              <w:top w:w="90" w:type="dxa"/>
+              <w:start w:w="110" w:type="dxa"/>
+              <w:bottom w:w="80" w:type="dxa"/>
+              <w:end w:w="110" w:type="dxa"/>
+            </w:tcMar>
+          </w:tcPr>
+          <w:p>
+            <w:r>
+              <w:rPr>
+                <w:rFonts w:ascii="Arial" w:hAnsi="Arial"/>
+                <w:b/>
+                <w:color w:val="102035"/>
+                <w:sz w:val="22"/>
+              </w:rPr>
+              <w:t>2. Изображения, lazy loading и атрибуты размеров</w:t>
+            </w:r>
+          </w:p>
+        </w:tc>
+      </w:tr>
+      <w:tr>
+        <w:tc>
+          <w:tcPr>
+            <w:tcW w:type="dxa" w:w="10092"/>
+            <w:shd w:fill="FFFFFF"/>
+            <w:tcMar>
+              <w:top w:w="100" w:type="dxa"/>
+              <w:start w:w="110" w:type="dxa"/>
+              <w:bottom w:w="110" w:type="dxa"/>
+              <w:end w:w="110" w:type="dxa"/>
+            </w:tcMar>
+          </w:tcPr>
+          <w:p/>
+          <w:p>
+            <w:pPr>
+              <w:spacing w:after="60" w:line="300" w:lineRule="auto"/>
+            </w:pPr>
+            <w:r>
+              <w:rPr>
+                <w:rFonts w:ascii="Arial" w:hAnsi="Arial"/>
+                <w:b w:val="0"/>
+                <w:color w:val="102035"/>
+                <w:sz w:val="21"/>
+              </w:rPr>
+              <w:t>Что проверялось: Насколько медиа-слой помогает или мешает SEO и стабильности верстки.</w:t>
+            </w:r>
+          </w:p>
+          <w:p>
+            <w:pPr>
+              <w:spacing w:after="80" w:line="300" w:lineRule="auto"/>
+            </w:pPr>
+            <w:r>
+              <w:rPr>
+                <w:rFonts w:ascii="Arial" w:hAnsi="Arial"/>
+                <w:b w:val="0"/>
+                <w:color w:val="5D6B82"/>
+                <w:sz w:val="21"/>
+              </w:rPr>
+              <w:t>Как проверялось: Парсинг img-тегов по репрезентативной выборке страниц.</w:t>
+            </w:r>
+          </w:p>
+          <w:p>
+            <w:pPr>
+              <w:spacing w:after="40"/>
+            </w:pPr>
+            <w:r>
+              <w:rPr>
+                <w:rFonts w:ascii="Arial" w:hAnsi="Arial"/>
+                <w:b/>
+                <w:color w:val="102035"/>
+                <w:sz w:val="20"/>
+              </w:rPr>
+              <w:t xml:space="preserve">Всего пропусков alt: </w:t>
+            </w:r>
+            <w:r>
+              <w:rPr>
+                <w:rFonts w:ascii="Arial" w:hAnsi="Arial"/>
+                <w:color w:val="5D6B82"/>
+                <w:sz w:val="20"/>
+              </w:rPr>
+              <w:t>144</w:t>
+            </w:r>
+          </w:p>
+          <w:p>
+            <w:pPr>
+              <w:spacing w:after="40"/>
+            </w:pPr>
+            <w:r>
+              <w:rPr>
+                <w:rFonts w:ascii="Arial" w:hAnsi="Arial"/>
+                <w:b/>
+                <w:color w:val="102035"/>
+                <w:sz w:val="20"/>
+              </w:rPr>
+              <w:t xml:space="preserve">Пропусков lazy loading: </w:t>
+            </w:r>
+            <w:r>
+              <w:rPr>
+                <w:rFonts w:ascii="Arial" w:hAnsi="Arial"/>
+                <w:color w:val="5D6B82"/>
+                <w:sz w:val="20"/>
+              </w:rPr>
+              <w:t>427</w:t>
+            </w:r>
+          </w:p>
+          <w:p>
+            <w:pPr>
+              <w:spacing w:after="40"/>
+            </w:pPr>
+            <w:r>
+              <w:rPr>
+                <w:rFonts w:ascii="Arial" w:hAnsi="Arial"/>
+                <w:b/>
+                <w:color w:val="102035"/>
+                <w:sz w:val="20"/>
+              </w:rPr>
+              <w:t xml:space="preserve">Изображений без width/height: </w:t>
+            </w:r>
+            <w:r>
+              <w:rPr>
+                <w:rFonts w:ascii="Arial" w:hAnsi="Arial"/>
+                <w:color w:val="5D6B82"/>
+                <w:sz w:val="20"/>
+              </w:rPr>
+              <w:t>226</w:t>
+            </w:r>
+          </w:p>
+          <w:p>
+            <w:pPr>
+              <w:spacing w:after="40"/>
+            </w:pPr>
+            <w:r>
+              <w:rPr>
+                <w:rFonts w:ascii="Arial" w:hAnsi="Arial"/>
+                <w:b/>
+                <w:color w:val="102035"/>
+                <w:sz w:val="20"/>
+              </w:rPr>
+              <w:t xml:space="preserve">Изображений на главной: </w:t>
+            </w:r>
+            <w:r>
+              <w:rPr>
+                <w:rFonts w:ascii="Arial" w:hAnsi="Arial"/>
+                <w:color w:val="5D6B82"/>
+                <w:sz w:val="20"/>
+              </w:rPr>
+              <w:t>62</w:t>
+            </w:r>
+          </w:p>
+          <w:p>
+            <w:pPr>
+              <w:spacing w:after="60" w:line="300" w:lineRule="auto"/>
+            </w:pPr>
+            <w:r>
+              <w:rPr>
+                <w:rFonts w:ascii="Arial" w:hAnsi="Arial"/>
+                <w:b/>
+                <w:color w:val="102035"/>
+                <w:sz w:val="21"/>
+              </w:rPr>
+              <w:t>Что нашли:</w:t>
+            </w:r>
+          </w:p>
+          <w:p>
+            <w:pPr>
+              <w:spacing w:after="80"/>
+              <w:ind w:left="227" w:hanging="227"/>
+            </w:pPr>
+            <w:r>
+              <w:rPr>
+                <w:rFonts w:ascii="Arial" w:hAnsi="Arial"/>
+                <w:color w:val="102035"/>
+                <w:sz w:val="20"/>
+              </w:rPr>
+              <w:t>• Изображения уже теряют SEO-сигналы из-за пропусков alt.</w:t>
+            </w:r>
+          </w:p>
+          <w:p>
+            <w:pPr>
+              <w:spacing w:after="80"/>
+              <w:ind w:left="227" w:hanging="227"/>
+            </w:pPr>
+            <w:r>
+              <w:rPr>
+                <w:rFonts w:ascii="Arial" w:hAnsi="Arial"/>
+                <w:color w:val="102035"/>
+                <w:sz w:val="20"/>
+              </w:rPr>
+              <w:t>• Отсутствие width/height повышает риск CLS и визуальной нестабильности.</w:t>
+            </w:r>
+          </w:p>
+          <w:p>
+            <w:pPr>
+              <w:spacing w:after="80"/>
+              <w:ind w:left="227" w:hanging="227"/>
+            </w:pPr>
+            <w:r>
+              <w:rPr>
+                <w:rFonts w:ascii="Arial" w:hAnsi="Arial"/>
+                <w:color w:val="102035"/>
+                <w:sz w:val="20"/>
+              </w:rPr>
+              <w:t>• Lazy loading стоит выровнять шаблонно, а не править вручную по одной странице.</w:t>
+            </w:r>
+          </w:p>
+          <w:p>
+            <w:pPr>
+              <w:spacing w:after="60" w:line="300" w:lineRule="auto"/>
+            </w:pPr>
+            <w:r>
+              <w:rPr>
+                <w:rFonts w:ascii="Arial" w:hAnsi="Arial"/>
+                <w:b/>
+                <w:color w:val="F28B34"/>
+                <w:sz w:val="20"/>
+              </w:rPr>
+              <w:t>Приоритет: MEDIUM  |  Ответственный: Frontend / SEO</w:t>
+            </w:r>
+          </w:p>
+          <w:p>
+            <w:pPr>
+              <w:spacing w:after="80" w:line="300" w:lineRule="auto"/>
+            </w:pPr>
+            <w:r>
+              <w:rPr>
+                <w:rFonts w:ascii="Arial" w:hAnsi="Arial"/>
+                <w:b/>
+                <w:color w:val="102035"/>
+                <w:sz w:val="20"/>
+              </w:rPr>
+              <w:t>Что делать: Сделать единый image-шаблон: alt, width/height, lazy loading и, при необходимости, отдельную image-схему/карту сайта.</w:t>
+            </w:r>
+          </w:p>
+        </w:tc>
+      </w:tr>
+    </w:tbl>
+    <w:p>
+      <w:pPr>
+        <w:spacing w:after="80"/>
+      </w:pPr>
+    </w:p>
+    <w:p>
+      <w:r>
+        <w:rPr>
+          <w:rFonts w:ascii="Arial" w:hAnsi="Arial"/>
+          <w:b/>
+          <w:color w:val="F28B34"/>
+          <w:sz w:val="19"/>
+        </w:rPr>
+        <w:t>ГЛУБОКИЙ РАЗБОР</w:t>
+      </w:r>
+    </w:p>
+    <w:p>
+      <w:pPr>
+        <w:spacing w:after="120"/>
+      </w:pPr>
+      <w:r>
+        <w:rPr>
+          <w:rFonts w:ascii="Arial" w:hAnsi="Arial"/>
+          <w:b/>
+          <w:color w:val="102035"/>
+          <w:sz w:val="40"/>
+        </w:rPr>
+        <w:t>Этап 5 — Structured Data</w:t>
+      </w:r>
+    </w:p>
+    <w:p>
+      <w:pPr>
+        <w:spacing w:after="200" w:line="300" w:lineRule="auto"/>
+      </w:pPr>
+      <w:r>
+        <w:rPr>
+          <w:rFonts w:ascii="Arial" w:hAnsi="Arial"/>
+          <w:b w:val="0"/>
+          <w:color w:val="5D6B82"/>
+          <w:sz w:val="22"/>
+        </w:rPr>
+        <w:t>Проверяю, насколько хорошо сайт объясняет поисковику сущности бизнеса, страниц и предложений.</w:t>
+      </w:r>
+    </w:p>
+    <w:tbl>
+      <w:tblPr>
+        <w:tblW w:type="auto" w:w="0"/>
+        <w:jc w:val="center"/>
+        <w:tblLook w:firstColumn="1" w:firstRow="1" w:lastColumn="0" w:lastRow="0" w:noHBand="0" w:noVBand="1" w:val="04A0"/>
+        <w:tblBorders>
+          <w:top w:val="nil"/>
+          <w:left w:val="nil"/>
+          <w:bottom w:val="nil"/>
+          <w:right w:val="nil"/>
+          <w:insideH w:val="nil"/>
+          <w:insideV w:val="nil"/>
+        </w:tblBorders>
+      </w:tblPr>
+      <w:tblGrid>
+        <w:gridCol w:w="10092"/>
+      </w:tblGrid>
+      <w:tr>
+        <w:tc>
+          <w:tcPr>
+            <w:tcW w:type="dxa" w:w="10092"/>
+            <w:shd w:fill="F6F9FC"/>
+            <w:tcMar>
+              <w:top w:w="90" w:type="dxa"/>
+              <w:start w:w="110" w:type="dxa"/>
+              <w:bottom w:w="80" w:type="dxa"/>
+              <w:end w:w="110" w:type="dxa"/>
+            </w:tcMar>
+          </w:tcPr>
+          <w:p>
+            <w:r>
+              <w:rPr>
+                <w:rFonts w:ascii="Arial" w:hAnsi="Arial"/>
+                <w:b/>
+                <w:color w:val="102035"/>
+                <w:sz w:val="22"/>
+              </w:rPr>
+              <w:t>1. Покрытие schema-разметкой</w:t>
+            </w:r>
+          </w:p>
+        </w:tc>
+      </w:tr>
+      <w:tr>
+        <w:tc>
+          <w:tcPr>
+            <w:tcW w:type="dxa" w:w="10092"/>
+            <w:shd w:fill="FFFFFF"/>
+            <w:tcMar>
+              <w:top w:w="100" w:type="dxa"/>
+              <w:start w:w="110" w:type="dxa"/>
+              <w:bottom w:w="110" w:type="dxa"/>
+              <w:end w:w="110" w:type="dxa"/>
+            </w:tcMar>
+          </w:tcPr>
+          <w:p/>
+          <w:p>
+            <w:pPr>
+              <w:spacing w:after="60" w:line="300" w:lineRule="auto"/>
+            </w:pPr>
+            <w:r>
+              <w:rPr>
+                <w:rFonts w:ascii="Arial" w:hAnsi="Arial"/>
+                <w:b w:val="0"/>
+                <w:color w:val="102035"/>
+                <w:sz w:val="21"/>
+              </w:rPr>
+              <w:t>Что проверялось: Какие типы schema реально встречаются и насколько широко они покрывают выборку.</w:t>
+            </w:r>
+          </w:p>
+          <w:p>
+            <w:pPr>
+              <w:spacing w:after="80" w:line="300" w:lineRule="auto"/>
+            </w:pPr>
+            <w:r>
+              <w:rPr>
+                <w:rFonts w:ascii="Arial" w:hAnsi="Arial"/>
+                <w:b w:val="0"/>
+                <w:color w:val="5D6B82"/>
+                <w:sz w:val="21"/>
+              </w:rPr>
+              <w:t>Как проверялось: Парсинг application/ld+json и сбор @type по ключевым URL.</w:t>
+            </w:r>
+          </w:p>
+          <w:p>
+            <w:pPr>
+              <w:spacing w:after="40"/>
+            </w:pPr>
+            <w:r>
+              <w:rPr>
+                <w:rFonts w:ascii="Arial" w:hAnsi="Arial"/>
+                <w:b/>
+                <w:color w:val="102035"/>
+                <w:sz w:val="20"/>
+              </w:rPr>
+              <w:t xml:space="preserve">Schema coverage: </w:t>
+            </w:r>
+            <w:r>
+              <w:rPr>
+                <w:rFonts w:ascii="Arial" w:hAnsi="Arial"/>
+                <w:color w:val="5D6B82"/>
+                <w:sz w:val="20"/>
+              </w:rPr>
+              <w:t>96%</w:t>
+            </w:r>
+          </w:p>
+          <w:p>
+            <w:pPr>
+              <w:spacing w:after="40"/>
+            </w:pPr>
+            <w:r>
+              <w:rPr>
+                <w:rFonts w:ascii="Arial" w:hAnsi="Arial"/>
+                <w:b/>
+                <w:color w:val="102035"/>
+                <w:sz w:val="20"/>
+              </w:rPr>
+              <w:t xml:space="preserve">Страниц с битой JSON-LD: </w:t>
+            </w:r>
+            <w:r>
+              <w:rPr>
+                <w:rFonts w:ascii="Arial" w:hAnsi="Arial"/>
+                <w:color w:val="5D6B82"/>
+                <w:sz w:val="20"/>
+              </w:rPr>
+              <w:t>2</w:t>
+            </w:r>
+          </w:p>
+          <w:p>
+            <w:pPr>
+              <w:spacing w:after="40"/>
+            </w:pPr>
+            <w:r>
+              <w:rPr>
+                <w:rFonts w:ascii="Arial" w:hAnsi="Arial"/>
+                <w:b/>
+                <w:color w:val="102035"/>
+                <w:sz w:val="20"/>
+              </w:rPr>
+              <w:t xml:space="preserve">Страниц без schema: </w:t>
+            </w:r>
+            <w:r>
+              <w:rPr>
+                <w:rFonts w:ascii="Arial" w:hAnsi="Arial"/>
+                <w:color w:val="5D6B82"/>
+                <w:sz w:val="20"/>
+              </w:rPr>
+              <w:t>1</w:t>
+            </w:r>
+          </w:p>
+          <w:p>
+            <w:pPr>
+              <w:spacing w:after="40"/>
+            </w:pPr>
+            <w:r>
+              <w:rPr>
+                <w:rFonts w:ascii="Arial" w:hAnsi="Arial"/>
+                <w:b/>
+                <w:color w:val="102035"/>
+                <w:sz w:val="20"/>
+              </w:rPr>
+              <w:t xml:space="preserve">Топ schema types: </w:t>
+            </w:r>
+            <w:r>
+              <w:rPr>
+                <w:rFonts w:ascii="Arial" w:hAnsi="Arial"/>
+                <w:color w:val="5D6B82"/>
+                <w:sz w:val="20"/>
+              </w:rPr>
+              <w:t>LocalBusiness (27), BreadcrumbList (26), Product (4)</w:t>
+            </w:r>
+          </w:p>
+          <w:p>
+            <w:pPr>
+              <w:spacing w:after="60" w:line="300" w:lineRule="auto"/>
+            </w:pPr>
+            <w:r>
+              <w:rPr>
+                <w:rFonts w:ascii="Arial" w:hAnsi="Arial"/>
+                <w:b/>
+                <w:color w:val="102035"/>
+                <w:sz w:val="21"/>
+              </w:rPr>
+              <w:t>Что нашли:</w:t>
+            </w:r>
+          </w:p>
+          <w:p>
+            <w:pPr>
+              <w:spacing w:after="80"/>
+              <w:ind w:left="227" w:hanging="227"/>
+            </w:pPr>
+            <w:r>
+              <w:rPr>
+                <w:rFonts w:ascii="Arial" w:hAnsi="Arial"/>
+                <w:color w:val="102035"/>
+                <w:sz w:val="20"/>
+              </w:rPr>
+              <w:t>• Есть страницы с невалидной JSON-LD.</w:t>
+            </w:r>
+          </w:p>
+          <w:p>
+            <w:pPr>
+              <w:spacing w:after="80"/>
+              <w:ind w:left="227" w:hanging="227"/>
+            </w:pPr>
+            <w:r>
+              <w:rPr>
+                <w:rFonts w:ascii="Arial" w:hAnsi="Arial"/>
+                <w:color w:val="102035"/>
+                <w:sz w:val="20"/>
+              </w:rPr>
+              <w:t>• Часть коммерческих страниц пока без schema-разметки.</w:t>
+            </w:r>
+          </w:p>
+          <w:p>
+            <w:pPr>
+              <w:spacing w:after="80"/>
+              <w:ind w:left="227" w:hanging="227"/>
+            </w:pPr>
+            <w:r>
+              <w:rPr>
+                <w:rFonts w:ascii="Arial" w:hAnsi="Arial"/>
+                <w:color w:val="102035"/>
+                <w:sz w:val="20"/>
+              </w:rPr>
+              <w:t>• Даже при наличии schema важно, чтобы она соответствовала типу страницы и была валидной по синтаксису.</w:t>
+            </w:r>
+          </w:p>
+          <w:p>
+            <w:pPr>
+              <w:spacing w:after="60" w:line="300" w:lineRule="auto"/>
+            </w:pPr>
+            <w:r>
+              <w:rPr>
+                <w:rFonts w:ascii="Arial" w:hAnsi="Arial"/>
+                <w:b/>
+                <w:color w:val="F28B34"/>
+                <w:sz w:val="20"/>
+              </w:rPr>
+              <w:t>Приоритет: HIGH  |  Ответственный: Frontend / SEO</w:t>
+            </w:r>
+          </w:p>
+          <w:p>
+            <w:pPr>
+              <w:spacing w:after="80" w:line="300" w:lineRule="auto"/>
+            </w:pPr>
+            <w:r>
+              <w:rPr>
+                <w:rFonts w:ascii="Arial" w:hAnsi="Arial"/>
+                <w:b/>
+                <w:color w:val="102035"/>
+                <w:sz w:val="20"/>
+              </w:rPr>
+              <w:t>Что делать: Покрыть ключевые шаблоны валидной schema-разметкой и держать ее синхронной с реальным типом страницы: Organization, Service, Product, BreadcrumbList, FAQ, Article.</w:t>
+            </w:r>
+          </w:p>
+        </w:tc>
+      </w:tr>
+    </w:tbl>
+    <w:p>
+      <w:pPr>
+        <w:spacing w:after="80"/>
+      </w:pPr>
+    </w:p>
+    <w:p>
+      <w:r>
+        <w:rPr>
+          <w:rFonts w:ascii="Arial" w:hAnsi="Arial"/>
+          <w:b/>
+          <w:color w:val="F28B34"/>
+          <w:sz w:val="19"/>
+        </w:rPr>
+        <w:t>ГЛУБОКИЙ РАЗБОР</w:t>
+      </w:r>
+    </w:p>
+    <w:p>
+      <w:pPr>
+        <w:spacing w:after="120"/>
+      </w:pPr>
+      <w:r>
+        <w:rPr>
+          <w:rFonts w:ascii="Arial" w:hAnsi="Arial"/>
+          <w:b/>
+          <w:color w:val="102035"/>
+          <w:sz w:val="40"/>
+        </w:rPr>
+        <w:t>Этап 6 — Коммерческие страницы и контент</w:t>
+      </w:r>
+    </w:p>
+    <w:p>
+      <w:pPr>
+        <w:spacing w:after="200" w:line="300" w:lineRule="auto"/>
+      </w:pPr>
+      <w:r>
+        <w:rPr>
+          <w:rFonts w:ascii="Arial" w:hAnsi="Arial"/>
+          <w:b w:val="0"/>
+          <w:color w:val="5D6B82"/>
+          <w:sz w:val="22"/>
+        </w:rPr>
+        <w:t>Смотрю, насколько сайт готов не только собирать индекс, но и превращать спрос в заявку.</w:t>
+      </w:r>
+    </w:p>
+    <w:tbl>
+      <w:tblPr>
+        <w:tblW w:type="auto" w:w="0"/>
+        <w:jc w:val="center"/>
+        <w:tblLook w:firstColumn="1" w:firstRow="1" w:lastColumn="0" w:lastRow="0" w:noHBand="0" w:noVBand="1" w:val="04A0"/>
+        <w:tblBorders>
+          <w:top w:val="nil"/>
+          <w:left w:val="nil"/>
+          <w:bottom w:val="nil"/>
+          <w:right w:val="nil"/>
+          <w:insideH w:val="nil"/>
+          <w:insideV w:val="nil"/>
+        </w:tblBorders>
+      </w:tblPr>
+      <w:tblGrid>
+        <w:gridCol w:w="10092"/>
+      </w:tblGrid>
+      <w:tr>
+        <w:tc>
+          <w:tcPr>
+            <w:tcW w:type="dxa" w:w="10092"/>
+            <w:shd w:fill="F6F9FC"/>
+            <w:tcMar>
+              <w:top w:w="90" w:type="dxa"/>
+              <w:start w:w="110" w:type="dxa"/>
+              <w:bottom w:w="80" w:type="dxa"/>
+              <w:end w:w="110" w:type="dxa"/>
+            </w:tcMar>
+          </w:tcPr>
+          <w:p>
+            <w:r>
+              <w:rPr>
+                <w:rFonts w:ascii="Arial" w:hAnsi="Arial"/>
+                <w:b/>
+                <w:color w:val="102035"/>
+                <w:sz w:val="22"/>
+              </w:rPr>
+              <w:t>1. Контактные и лид-страницы</w:t>
+            </w:r>
+          </w:p>
+        </w:tc>
+      </w:tr>
+      <w:tr>
+        <w:tc>
+          <w:tcPr>
+            <w:tcW w:type="dxa" w:w="10092"/>
+            <w:shd w:fill="FFFFFF"/>
+            <w:tcMar>
+              <w:top w:w="100" w:type="dxa"/>
+              <w:start w:w="110" w:type="dxa"/>
+              <w:bottom w:w="110" w:type="dxa"/>
+              <w:end w:w="110" w:type="dxa"/>
+            </w:tcMar>
+          </w:tcPr>
+          <w:p/>
+          <w:p>
+            <w:pPr>
+              <w:spacing w:after="60" w:line="300" w:lineRule="auto"/>
+            </w:pPr>
+            <w:r>
+              <w:rPr>
+                <w:rFonts w:ascii="Arial" w:hAnsi="Arial"/>
+                <w:b w:val="0"/>
+                <w:color w:val="102035"/>
+                <w:sz w:val="21"/>
+              </w:rPr>
+              <w:t>Что проверялось: Есть ли на сайте страницы, которые можно продвигать как точки входа в заявку.</w:t>
+            </w:r>
+          </w:p>
+          <w:p>
+            <w:pPr>
+              <w:spacing w:after="80" w:line="300" w:lineRule="auto"/>
+            </w:pPr>
+            <w:r>
+              <w:rPr>
+                <w:rFonts w:ascii="Arial" w:hAnsi="Arial"/>
+                <w:b w:val="0"/>
+                <w:color w:val="5D6B82"/>
+                <w:sz w:val="21"/>
+              </w:rPr>
+              <w:t>Как проверялось: Поиск форм, контактных URL и базовой SEO-обвязки этих страниц.</w:t>
+            </w:r>
+          </w:p>
+          <w:p>
+            <w:pPr>
+              <w:spacing w:after="40"/>
+            </w:pPr>
+            <w:r>
+              <w:rPr>
+                <w:rFonts w:ascii="Arial" w:hAnsi="Arial"/>
+                <w:b/>
+                <w:color w:val="102035"/>
+                <w:sz w:val="20"/>
+              </w:rPr>
+              <w:t xml:space="preserve">Контактных/lead-страниц: </w:t>
+            </w:r>
+            <w:r>
+              <w:rPr>
+                <w:rFonts w:ascii="Arial" w:hAnsi="Arial"/>
+                <w:color w:val="5D6B82"/>
+                <w:sz w:val="20"/>
+              </w:rPr>
+              <w:t>6</w:t>
+            </w:r>
+          </w:p>
+          <w:p>
+            <w:pPr>
+              <w:spacing w:after="40"/>
+            </w:pPr>
+            <w:r>
+              <w:rPr>
+                <w:rFonts w:ascii="Arial" w:hAnsi="Arial"/>
+                <w:b/>
+                <w:color w:val="102035"/>
+                <w:sz w:val="20"/>
+              </w:rPr>
+              <w:t xml:space="preserve">Форм в выборке: </w:t>
+            </w:r>
+            <w:r>
+              <w:rPr>
+                <w:rFonts w:ascii="Arial" w:hAnsi="Arial"/>
+                <w:color w:val="5D6B82"/>
+                <w:sz w:val="20"/>
+              </w:rPr>
+              <w:t>6</w:t>
+            </w:r>
+          </w:p>
+          <w:p>
+            <w:pPr>
+              <w:spacing w:after="40"/>
+            </w:pPr>
+            <w:r>
+              <w:rPr>
+                <w:rFonts w:ascii="Arial" w:hAnsi="Arial"/>
+                <w:b/>
+                <w:color w:val="102035"/>
+                <w:sz w:val="20"/>
+              </w:rPr>
+              <w:t xml:space="preserve">Слабых contact-страниц: </w:t>
+            </w:r>
+            <w:r>
+              <w:rPr>
+                <w:rFonts w:ascii="Arial" w:hAnsi="Arial"/>
+                <w:color w:val="5D6B82"/>
+                <w:sz w:val="20"/>
+              </w:rPr>
+              <w:t>2</w:t>
+            </w:r>
+          </w:p>
+          <w:p>
+            <w:pPr>
+              <w:spacing w:after="40"/>
+            </w:pPr>
+            <w:r>
+              <w:rPr>
+                <w:rFonts w:ascii="Arial" w:hAnsi="Arial"/>
+                <w:b/>
+                <w:color w:val="102035"/>
+                <w:sz w:val="20"/>
+              </w:rPr>
+              <w:t xml:space="preserve">Индексируемых route/query-страниц: </w:t>
+            </w:r>
+            <w:r>
+              <w:rPr>
+                <w:rFonts w:ascii="Arial" w:hAnsi="Arial"/>
+                <w:color w:val="5D6B82"/>
+                <w:sz w:val="20"/>
+              </w:rPr>
+              <w:t>1</w:t>
+            </w:r>
+          </w:p>
+          <w:p>
+            <w:pPr>
+              <w:spacing w:after="60" w:line="300" w:lineRule="auto"/>
+            </w:pPr>
+            <w:r>
+              <w:rPr>
+                <w:rFonts w:ascii="Arial" w:hAnsi="Arial"/>
+                <w:b/>
+                <w:color w:val="102035"/>
+                <w:sz w:val="21"/>
+              </w:rPr>
+              <w:t>Что нашли:</w:t>
+            </w:r>
+          </w:p>
+          <w:p>
+            <w:pPr>
+              <w:spacing w:after="80"/>
+              <w:ind w:left="227" w:hanging="227"/>
+            </w:pPr>
+            <w:r>
+              <w:rPr>
+                <w:rFonts w:ascii="Arial" w:hAnsi="Arial"/>
+                <w:color w:val="102035"/>
+                <w:sz w:val="20"/>
+              </w:rPr>
+              <w:t>• Контактная зона уже есть, но часть страниц не оформлена как полноценные SEO-посадки.</w:t>
+            </w:r>
+          </w:p>
+          <w:p>
+            <w:pPr>
+              <w:spacing w:after="80"/>
+              <w:ind w:left="227" w:hanging="227"/>
+            </w:pPr>
+            <w:r>
+              <w:rPr>
+                <w:rFonts w:ascii="Arial" w:hAnsi="Arial"/>
+                <w:color w:val="102035"/>
+                <w:sz w:val="20"/>
+              </w:rPr>
+              <w:t>• Есть формы, но нужно проверять, насколько вокруг них собран доверительный и коммерческий слой.</w:t>
+            </w:r>
+          </w:p>
+          <w:p>
+            <w:pPr>
+              <w:spacing w:after="80"/>
+              <w:ind w:left="227" w:hanging="227"/>
+            </w:pPr>
+            <w:r>
+              <w:rPr>
+                <w:rFonts w:ascii="Arial" w:hAnsi="Arial"/>
+                <w:color w:val="102035"/>
+                <w:sz w:val="20"/>
+              </w:rPr>
+              <w:t>• Служебные query/route URL не должны конкурировать с нормальными посадочными страницами.</w:t>
+            </w:r>
+          </w:p>
+          <w:p>
+            <w:pPr>
+              <w:spacing w:after="60" w:line="300" w:lineRule="auto"/>
+            </w:pPr>
+            <w:r>
+              <w:rPr>
+                <w:rFonts w:ascii="Arial" w:hAnsi="Arial"/>
+                <w:b/>
+                <w:color w:val="F28B34"/>
+                <w:sz w:val="20"/>
+              </w:rPr>
+              <w:t>Приоритет: HIGH  |  Ответственный: SEO / Marketing</w:t>
+            </w:r>
+          </w:p>
+          <w:p>
+            <w:pPr>
+              <w:spacing w:after="80" w:line="300" w:lineRule="auto"/>
+            </w:pPr>
+            <w:r>
+              <w:rPr>
+                <w:rFonts w:ascii="Arial" w:hAnsi="Arial"/>
+                <w:b/>
+                <w:color w:val="102035"/>
+                <w:sz w:val="20"/>
+              </w:rPr>
+              <w:t>Что делать: Сделать из контактов и заявки сильные посадочные: с оффером, ответами на возражения, блоками доверия, FAQ и аккуратной SEO-обвязкой.</w:t>
+            </w:r>
+          </w:p>
+        </w:tc>
+      </w:tr>
+    </w:tbl>
+    <w:p>
+      <w:pPr>
+        <w:spacing w:after="80"/>
+      </w:pPr>
+    </w:p>
+    <w:tbl>
+      <w:tblPr>
+        <w:tblW w:type="auto" w:w="0"/>
+        <w:jc w:val="center"/>
+        <w:tblLook w:firstColumn="1" w:firstRow="1" w:lastColumn="0" w:lastRow="0" w:noHBand="0" w:noVBand="1" w:val="04A0"/>
+        <w:tblBorders>
+          <w:top w:val="nil"/>
+          <w:left w:val="nil"/>
+          <w:bottom w:val="nil"/>
+          <w:right w:val="nil"/>
+          <w:insideH w:val="nil"/>
+          <w:insideV w:val="nil"/>
+        </w:tblBorders>
+      </w:tblPr>
+      <w:tblGrid>
+        <w:gridCol w:w="10092"/>
+      </w:tblGrid>
+      <w:tr>
+        <w:tc>
+          <w:tcPr>
+            <w:tcW w:type="dxa" w:w="10092"/>
+            <w:shd w:fill="F6F9FC"/>
+            <w:tcMar>
+              <w:top w:w="90" w:type="dxa"/>
+              <w:start w:w="110" w:type="dxa"/>
+              <w:bottom w:w="80" w:type="dxa"/>
+              <w:end w:w="110" w:type="dxa"/>
+            </w:tcMar>
+          </w:tcPr>
+          <w:p>
+            <w:r>
+              <w:rPr>
+                <w:rFonts w:ascii="Arial" w:hAnsi="Arial"/>
+                <w:b/>
+                <w:color w:val="102035"/>
+                <w:sz w:val="22"/>
+              </w:rPr>
+              <w:t>2. Контентная глубина приоритетных страниц</w:t>
+            </w:r>
+          </w:p>
+        </w:tc>
+      </w:tr>
+      <w:tr>
+        <w:tc>
+          <w:tcPr>
+            <w:tcW w:type="dxa" w:w="10092"/>
+            <w:shd w:fill="FFFFFF"/>
+            <w:tcMar>
+              <w:top w:w="100" w:type="dxa"/>
+              <w:start w:w="110" w:type="dxa"/>
+              <w:bottom w:w="110" w:type="dxa"/>
+              <w:end w:w="110" w:type="dxa"/>
+            </w:tcMar>
+          </w:tcPr>
+          <w:p/>
+          <w:p>
+            <w:pPr>
+              <w:spacing w:after="60" w:line="300" w:lineRule="auto"/>
+            </w:pPr>
+            <w:r>
+              <w:rPr>
+                <w:rFonts w:ascii="Arial" w:hAnsi="Arial"/>
+                <w:b w:val="0"/>
+                <w:color w:val="102035"/>
+                <w:sz w:val="21"/>
+              </w:rPr>
+              <w:t>Что проверялось: Хватает ли страницам фактуры, чтобы закрывать интент, а не просто существовать в индексе.</w:t>
+            </w:r>
+          </w:p>
+          <w:p>
+            <w:pPr>
+              <w:spacing w:after="80" w:line="300" w:lineRule="auto"/>
+            </w:pPr>
+            <w:r>
+              <w:rPr>
+                <w:rFonts w:ascii="Arial" w:hAnsi="Arial"/>
+                <w:b w:val="0"/>
+                <w:color w:val="5D6B82"/>
+                <w:sz w:val="21"/>
+              </w:rPr>
+              <w:t>Как проверялось: Подсчет слов и просмотр коммерческих шаблонов внутри репрезентативной выборки.</w:t>
+            </w:r>
+          </w:p>
+          <w:p>
+            <w:pPr>
+              <w:spacing w:after="40"/>
+            </w:pPr>
+            <w:r>
+              <w:rPr>
+                <w:rFonts w:ascii="Arial" w:hAnsi="Arial"/>
+                <w:b/>
+                <w:color w:val="102035"/>
+                <w:sz w:val="20"/>
+              </w:rPr>
+              <w:t xml:space="preserve">Коммерческих страниц в выборке: </w:t>
+            </w:r>
+            <w:r>
+              <w:rPr>
+                <w:rFonts w:ascii="Arial" w:hAnsi="Arial"/>
+                <w:color w:val="5D6B82"/>
+                <w:sz w:val="20"/>
+              </w:rPr>
+              <w:t>28</w:t>
+            </w:r>
+          </w:p>
+          <w:p>
+            <w:pPr>
+              <w:spacing w:after="40"/>
+            </w:pPr>
+            <w:r>
+              <w:rPr>
+                <w:rFonts w:ascii="Arial" w:hAnsi="Arial"/>
+                <w:b/>
+                <w:color w:val="102035"/>
+                <w:sz w:val="20"/>
+              </w:rPr>
+              <w:t xml:space="preserve">Среднее число слов: </w:t>
+            </w:r>
+            <w:r>
+              <w:rPr>
+                <w:rFonts w:ascii="Arial" w:hAnsi="Arial"/>
+                <w:color w:val="5D6B82"/>
+                <w:sz w:val="20"/>
+              </w:rPr>
+              <w:t>1277.5</w:t>
+            </w:r>
+          </w:p>
+          <w:p>
+            <w:pPr>
+              <w:spacing w:after="40"/>
+            </w:pPr>
+            <w:r>
+              <w:rPr>
+                <w:rFonts w:ascii="Arial" w:hAnsi="Arial"/>
+                <w:b/>
+                <w:color w:val="102035"/>
+                <w:sz w:val="20"/>
+              </w:rPr>
+              <w:t xml:space="preserve">Тонких страниц: </w:t>
+            </w:r>
+            <w:r>
+              <w:rPr>
+                <w:rFonts w:ascii="Arial" w:hAnsi="Arial"/>
+                <w:color w:val="5D6B82"/>
+                <w:sz w:val="20"/>
+              </w:rPr>
+              <w:t>1</w:t>
+            </w:r>
+          </w:p>
+          <w:p>
+            <w:pPr>
+              <w:spacing w:after="40"/>
+            </w:pPr>
+            <w:r>
+              <w:rPr>
+                <w:rFonts w:ascii="Arial" w:hAnsi="Arial"/>
+                <w:b/>
+                <w:color w:val="102035"/>
+                <w:sz w:val="20"/>
+              </w:rPr>
+              <w:t xml:space="preserve">Страниц без schema среди коммерческих: </w:t>
+            </w:r>
+            <w:r>
+              <w:rPr>
+                <w:rFonts w:ascii="Arial" w:hAnsi="Arial"/>
+                <w:color w:val="5D6B82"/>
+                <w:sz w:val="20"/>
+              </w:rPr>
+              <w:t>1</w:t>
+            </w:r>
+          </w:p>
+          <w:p>
+            <w:pPr>
+              <w:spacing w:after="60" w:line="300" w:lineRule="auto"/>
+            </w:pPr>
+            <w:r>
+              <w:rPr>
+                <w:rFonts w:ascii="Arial" w:hAnsi="Arial"/>
+                <w:b/>
+                <w:color w:val="102035"/>
+                <w:sz w:val="21"/>
+              </w:rPr>
+              <w:t>Что нашли:</w:t>
+            </w:r>
+          </w:p>
+          <w:p>
+            <w:pPr>
+              <w:spacing w:after="80"/>
+              <w:ind w:left="227" w:hanging="227"/>
+            </w:pPr>
+            <w:r>
+              <w:rPr>
+                <w:rFonts w:ascii="Arial" w:hAnsi="Arial"/>
+                <w:color w:val="102035"/>
+                <w:sz w:val="20"/>
+              </w:rPr>
+              <w:t>• Одного объема текста недостаточно: страницы должны объяснять выбор, цену, процесс, сроки и следующий шаг.</w:t>
+            </w:r>
+          </w:p>
+          <w:p>
+            <w:pPr>
+              <w:spacing w:after="80"/>
+              <w:ind w:left="227" w:hanging="227"/>
+            </w:pPr>
+            <w:r>
+              <w:rPr>
+                <w:rFonts w:ascii="Arial" w:hAnsi="Arial"/>
+                <w:color w:val="102035"/>
+                <w:sz w:val="20"/>
+              </w:rPr>
+              <w:t>• Часть страниц остается тонкой по фактуре.</w:t>
+            </w:r>
+          </w:p>
+          <w:p>
+            <w:pPr>
+              <w:spacing w:after="80"/>
+              <w:ind w:left="227" w:hanging="227"/>
+            </w:pPr>
+            <w:r>
+              <w:rPr>
+                <w:rFonts w:ascii="Arial" w:hAnsi="Arial"/>
+                <w:color w:val="102035"/>
+                <w:sz w:val="20"/>
+              </w:rPr>
+              <w:t>• Потенциал роста лежит не только в SEO-текстах, но и в блоках доверия, FAQ, таблицах сравнения и ответах на спрос.</w:t>
+            </w:r>
+          </w:p>
+          <w:p>
+            <w:pPr>
+              <w:spacing w:after="60" w:line="300" w:lineRule="auto"/>
+            </w:pPr>
+            <w:r>
+              <w:rPr>
+                <w:rFonts w:ascii="Arial" w:hAnsi="Arial"/>
+                <w:b/>
+                <w:color w:val="F28B34"/>
+                <w:sz w:val="20"/>
+              </w:rPr>
+              <w:t>Приоритет: MEDIUM  |  Ответственный: SEO / Content / Marketing</w:t>
+            </w:r>
+          </w:p>
+          <w:p>
+            <w:pPr>
+              <w:spacing w:after="80" w:line="300" w:lineRule="auto"/>
+            </w:pPr>
+            <w:r>
+              <w:rPr>
+                <w:rFonts w:ascii="Arial" w:hAnsi="Arial"/>
+                <w:b/>
+                <w:color w:val="102035"/>
+                <w:sz w:val="20"/>
+              </w:rPr>
+              <w:t>Что делать: Пересобрать приоритетные посадочные под коммерческий интент: добавить доказательства, FAQ, answer-first блоки, цены/сценарии и перелинковку на соседние точки спроса.</w:t>
+            </w:r>
+          </w:p>
+        </w:tc>
+      </w:tr>
+    </w:tbl>
+    <w:p>
+      <w:pPr>
+        <w:spacing w:after="80"/>
+      </w:pPr>
+    </w:p>
+    <w:p>
+      <w:r>
+        <w:rPr>
+          <w:rFonts w:ascii="Arial" w:hAnsi="Arial"/>
+          <w:b/>
+          <w:color w:val="F28B34"/>
+          <w:sz w:val="19"/>
+        </w:rPr>
+        <w:t>QUICK WINS</w:t>
+      </w:r>
+    </w:p>
+    <w:p>
+      <w:pPr>
+        <w:spacing w:after="120"/>
+      </w:pPr>
+      <w:r>
+        <w:rPr>
+          <w:rFonts w:ascii="Arial" w:hAnsi="Arial"/>
+          <w:b/>
+          <w:color w:val="102035"/>
+          <w:sz w:val="40"/>
+        </w:rPr>
+        <w:t>Быстрые победы на ближайший спринт</w:t>
+      </w:r>
+    </w:p>
+    <w:p>
+      <w:pPr>
+        <w:spacing w:after="200" w:line="300" w:lineRule="auto"/>
+      </w:pPr>
+      <w:r>
+        <w:rPr>
+          <w:rFonts w:ascii="Arial" w:hAnsi="Arial"/>
+          <w:b w:val="0"/>
+          <w:color w:val="5D6B82"/>
+          <w:sz w:val="22"/>
+        </w:rPr>
+        <w:t>Эти правки можно внедрить быстро и получить заметный эффект без большой перестройки проекта.</w:t>
+      </w:r>
+    </w:p>
+    <w:tbl>
+      <w:tblPr>
+        <w:tblW w:type="auto" w:w="0"/>
+        <w:jc w:val="center"/>
+        <w:tblLook w:firstColumn="1" w:firstRow="1" w:lastColumn="0" w:lastRow="0" w:noHBand="0" w:noVBand="1" w:val="04A0"/>
+        <w:tblBorders>
+          <w:top w:val="nil"/>
+          <w:left w:val="nil"/>
+          <w:bottom w:val="nil"/>
+          <w:right w:val="nil"/>
+          <w:insideH w:val="nil"/>
+          <w:insideV w:val="nil"/>
+        </w:tblBorders>
+      </w:tblPr>
+      <w:tblGrid>
+        <w:gridCol w:w="10092"/>
+      </w:tblGrid>
+      <w:tr>
+        <w:tc>
+          <w:tcPr>
+            <w:tcW w:type="dxa" w:w="10092"/>
+            <w:shd w:fill="FFF3E6"/>
+            <w:tcMar>
+              <w:top w:w="90" w:type="dxa"/>
+              <w:start w:w="110" w:type="dxa"/>
+              <w:bottom w:w="80" w:type="dxa"/>
+              <w:end w:w="110" w:type="dxa"/>
+            </w:tcMar>
+          </w:tcPr>
+          <w:p>
+            <w:r>
+              <w:rPr>
+                <w:rFonts w:ascii="Arial" w:hAnsi="Arial"/>
+                <w:b/>
+                <w:color w:val="102035"/>
+                <w:sz w:val="22"/>
+              </w:rPr>
+              <w:t>Починить конфликт robots.txt и sitemap.xml</w:t>
+            </w:r>
+          </w:p>
+        </w:tc>
+      </w:tr>
+      <w:tr>
+        <w:tc>
+          <w:tcPr>
+            <w:tcW w:type="dxa" w:w="10092"/>
+            <w:shd w:fill="FFFFFF"/>
+            <w:tcMar>
+              <w:top w:w="100" w:type="dxa"/>
+              <w:start w:w="110" w:type="dxa"/>
+              <w:bottom w:w="110" w:type="dxa"/>
+              <w:end w:w="110" w:type="dxa"/>
+            </w:tcMar>
+          </w:tcPr>
+          <w:p/>
+          <w:p>
+            <w:pPr>
+              <w:spacing w:after="40" w:line="300" w:lineRule="auto"/>
+            </w:pPr>
+            <w:r>
+              <w:rPr>
+                <w:rFonts w:ascii="Arial" w:hAnsi="Arial"/>
+                <w:b/>
+                <w:color w:val="F28B34"/>
+                <w:sz w:val="20"/>
+              </w:rPr>
+              <w:t>Effort: 10-20 минут</w:t>
+            </w:r>
+          </w:p>
+          <w:p>
+            <w:pPr>
+              <w:spacing w:after="60" w:line="300" w:lineRule="auto"/>
+            </w:pPr>
+            <w:r>
+              <w:rPr>
+                <w:rFonts w:ascii="Arial" w:hAnsi="Arial"/>
+                <w:b/>
+                <w:color w:val="5D6B82"/>
+                <w:sz w:val="20"/>
+              </w:rPr>
+              <w:t>Impact: Снимет конфликт сигналов для Яндекса и Google</w:t>
+            </w:r>
+          </w:p>
+          <w:p>
+            <w:pPr>
+              <w:spacing w:after="80" w:line="300" w:lineRule="auto"/>
+            </w:pPr>
+            <w:r>
+              <w:rPr>
+                <w:rFonts w:ascii="Arial" w:hAnsi="Arial"/>
+                <w:b w:val="0"/>
+                <w:color w:val="102035"/>
+                <w:sz w:val="21"/>
+              </w:rPr>
+              <w:t>Убрать запрет на sitemap.xml и оставить одну корректную директиву Sitemap.</w:t>
+            </w:r>
+          </w:p>
+        </w:tc>
+      </w:tr>
+    </w:tbl>
+    <w:p>
+      <w:pPr>
+        <w:spacing w:after="80"/>
+      </w:pPr>
+    </w:p>
+    <w:tbl>
+      <w:tblPr>
+        <w:tblW w:type="auto" w:w="0"/>
+        <w:jc w:val="center"/>
+        <w:tblLook w:firstColumn="1" w:firstRow="1" w:lastColumn="0" w:lastRow="0" w:noHBand="0" w:noVBand="1" w:val="04A0"/>
+        <w:tblBorders>
+          <w:top w:val="nil"/>
+          <w:left w:val="nil"/>
+          <w:bottom w:val="nil"/>
+          <w:right w:val="nil"/>
+          <w:insideH w:val="nil"/>
+          <w:insideV w:val="nil"/>
+        </w:tblBorders>
+      </w:tblPr>
+      <w:tblGrid>
+        <w:gridCol w:w="10092"/>
+      </w:tblGrid>
+      <w:tr>
+        <w:tc>
+          <w:tcPr>
+            <w:tcW w:type="dxa" w:w="10092"/>
+            <w:shd w:fill="FFF3E6"/>
+            <w:tcMar>
+              <w:top w:w="90" w:type="dxa"/>
+              <w:start w:w="110" w:type="dxa"/>
+              <w:bottom w:w="80" w:type="dxa"/>
+              <w:end w:w="110" w:type="dxa"/>
+            </w:tcMar>
+          </w:tcPr>
+          <w:p>
+            <w:r>
+              <w:rPr>
+                <w:rFonts w:ascii="Arial" w:hAnsi="Arial"/>
+                <w:b/>
+                <w:color w:val="102035"/>
+                <w:sz w:val="22"/>
+              </w:rPr>
+              <w:t>Свести доменные редиректы к одному шагу</w:t>
+            </w:r>
+          </w:p>
+        </w:tc>
+      </w:tr>
+      <w:tr>
+        <w:tc>
+          <w:tcPr>
+            <w:tcW w:type="dxa" w:w="10092"/>
+            <w:shd w:fill="FFFFFF"/>
+            <w:tcMar>
+              <w:top w:w="100" w:type="dxa"/>
+              <w:start w:w="110" w:type="dxa"/>
+              <w:bottom w:w="110" w:type="dxa"/>
+              <w:end w:w="110" w:type="dxa"/>
+            </w:tcMar>
+          </w:tcPr>
+          <w:p/>
+          <w:p>
+            <w:pPr>
+              <w:spacing w:after="40" w:line="300" w:lineRule="auto"/>
+            </w:pPr>
+            <w:r>
+              <w:rPr>
+                <w:rFonts w:ascii="Arial" w:hAnsi="Arial"/>
+                <w:b/>
+                <w:color w:val="F28B34"/>
+                <w:sz w:val="20"/>
+              </w:rPr>
+              <w:t>Effort: 15-30 минут</w:t>
+            </w:r>
+          </w:p>
+          <w:p>
+            <w:pPr>
+              <w:spacing w:after="60" w:line="300" w:lineRule="auto"/>
+            </w:pPr>
+            <w:r>
+              <w:rPr>
+                <w:rFonts w:ascii="Arial" w:hAnsi="Arial"/>
+                <w:b/>
+                <w:color w:val="5D6B82"/>
+                <w:sz w:val="20"/>
+              </w:rPr>
+              <w:t>Impact: Уберет лишнюю задержку и технический шум на входе</w:t>
+            </w:r>
+          </w:p>
+          <w:p>
+            <w:pPr>
+              <w:spacing w:after="80" w:line="300" w:lineRule="auto"/>
+            </w:pPr>
+            <w:r>
+              <w:rPr>
+                <w:rFonts w:ascii="Arial" w:hAnsi="Arial"/>
+                <w:b w:val="0"/>
+                <w:color w:val="102035"/>
+                <w:sz w:val="21"/>
+              </w:rPr>
+              <w:t>Оставить единый 301 сразу на канонический HTTPS-домен без промежуточных хопов.</w:t>
+            </w:r>
+          </w:p>
+        </w:tc>
+      </w:tr>
+    </w:tbl>
+    <w:p>
+      <w:pPr>
+        <w:spacing w:after="80"/>
+      </w:pPr>
+    </w:p>
+    <w:tbl>
+      <w:tblPr>
+        <w:tblW w:type="auto" w:w="0"/>
+        <w:jc w:val="center"/>
+        <w:tblLook w:firstColumn="1" w:firstRow="1" w:lastColumn="0" w:lastRow="0" w:noHBand="0" w:noVBand="1" w:val="04A0"/>
+        <w:tblBorders>
+          <w:top w:val="nil"/>
+          <w:left w:val="nil"/>
+          <w:bottom w:val="nil"/>
+          <w:right w:val="nil"/>
+          <w:insideH w:val="nil"/>
+          <w:insideV w:val="nil"/>
+        </w:tblBorders>
+      </w:tblPr>
+      <w:tblGrid>
+        <w:gridCol w:w="10092"/>
+      </w:tblGrid>
+      <w:tr>
+        <w:tc>
+          <w:tcPr>
+            <w:tcW w:type="dxa" w:w="10092"/>
+            <w:shd w:fill="FFF3E6"/>
+            <w:tcMar>
+              <w:top w:w="90" w:type="dxa"/>
+              <w:start w:w="110" w:type="dxa"/>
+              <w:bottom w:w="80" w:type="dxa"/>
+              <w:end w:w="110" w:type="dxa"/>
+            </w:tcMar>
+          </w:tcPr>
+          <w:p>
+            <w:r>
+              <w:rPr>
+                <w:rFonts w:ascii="Arial" w:hAnsi="Arial"/>
+                <w:b/>
+                <w:color w:val="102035"/>
+                <w:sz w:val="22"/>
+              </w:rPr>
+              <w:t>Нормально оформить контакты и лид-страницы</w:t>
+            </w:r>
+          </w:p>
+        </w:tc>
+      </w:tr>
+      <w:tr>
+        <w:tc>
+          <w:tcPr>
+            <w:tcW w:type="dxa" w:w="10092"/>
+            <w:shd w:fill="FFFFFF"/>
+            <w:tcMar>
+              <w:top w:w="100" w:type="dxa"/>
+              <w:start w:w="110" w:type="dxa"/>
+              <w:bottom w:w="110" w:type="dxa"/>
+              <w:end w:w="110" w:type="dxa"/>
+            </w:tcMar>
+          </w:tcPr>
+          <w:p/>
+          <w:p>
+            <w:pPr>
+              <w:spacing w:after="40" w:line="300" w:lineRule="auto"/>
+            </w:pPr>
+            <w:r>
+              <w:rPr>
+                <w:rFonts w:ascii="Arial" w:hAnsi="Arial"/>
+                <w:b/>
+                <w:color w:val="F28B34"/>
+                <w:sz w:val="20"/>
+              </w:rPr>
+              <w:t>Effort: 30-60 минут</w:t>
+            </w:r>
+          </w:p>
+          <w:p>
+            <w:pPr>
+              <w:spacing w:after="60" w:line="300" w:lineRule="auto"/>
+            </w:pPr>
+            <w:r>
+              <w:rPr>
+                <w:rFonts w:ascii="Arial" w:hAnsi="Arial"/>
+                <w:b/>
+                <w:color w:val="5D6B82"/>
+                <w:sz w:val="20"/>
+              </w:rPr>
+              <w:t>Impact: Поднимет доверие, брендовый запрос и конверсию</w:t>
+            </w:r>
+          </w:p>
+          <w:p>
+            <w:pPr>
+              <w:spacing w:after="80" w:line="300" w:lineRule="auto"/>
+            </w:pPr>
+            <w:r>
+              <w:rPr>
+                <w:rFonts w:ascii="Arial" w:hAnsi="Arial"/>
+                <w:b w:val="0"/>
+                <w:color w:val="102035"/>
+                <w:sz w:val="21"/>
+              </w:rPr>
+              <w:t>Добавить H1, title, description, canonical и блоки доверия на страницу контактов/формы.</w:t>
+            </w:r>
+          </w:p>
+        </w:tc>
+      </w:tr>
+    </w:tbl>
+    <w:p>
+      <w:pPr>
+        <w:spacing w:after="80"/>
+      </w:pPr>
+    </w:p>
+    <w:tbl>
+      <w:tblPr>
+        <w:tblW w:type="auto" w:w="0"/>
+        <w:jc w:val="center"/>
+        <w:tblLook w:firstColumn="1" w:firstRow="1" w:lastColumn="0" w:lastRow="0" w:noHBand="0" w:noVBand="1" w:val="04A0"/>
+        <w:tblBorders>
+          <w:top w:val="nil"/>
+          <w:left w:val="nil"/>
+          <w:bottom w:val="nil"/>
+          <w:right w:val="nil"/>
+          <w:insideH w:val="nil"/>
+          <w:insideV w:val="nil"/>
+        </w:tblBorders>
+      </w:tblPr>
+      <w:tblGrid>
+        <w:gridCol w:w="10092"/>
+      </w:tblGrid>
+      <w:tr>
+        <w:tc>
+          <w:tcPr>
+            <w:tcW w:type="dxa" w:w="10092"/>
+            <w:shd w:fill="FFF3E6"/>
+            <w:tcMar>
+              <w:top w:w="90" w:type="dxa"/>
+              <w:start w:w="110" w:type="dxa"/>
+              <w:bottom w:w="80" w:type="dxa"/>
+              <w:end w:w="110" w:type="dxa"/>
+            </w:tcMar>
+          </w:tcPr>
+          <w:p>
+            <w:r>
+              <w:rPr>
+                <w:rFonts w:ascii="Arial" w:hAnsi="Arial"/>
+                <w:b/>
+                <w:color w:val="102035"/>
+                <w:sz w:val="22"/>
+              </w:rPr>
+              <w:t>Исправить битую JSON-LD разметку</w:t>
+            </w:r>
+          </w:p>
+        </w:tc>
+      </w:tr>
+      <w:tr>
+        <w:tc>
+          <w:tcPr>
+            <w:tcW w:type="dxa" w:w="10092"/>
+            <w:shd w:fill="FFFFFF"/>
+            <w:tcMar>
+              <w:top w:w="100" w:type="dxa"/>
+              <w:start w:w="110" w:type="dxa"/>
+              <w:bottom w:w="110" w:type="dxa"/>
+              <w:end w:w="110" w:type="dxa"/>
+            </w:tcMar>
+          </w:tcPr>
+          <w:p/>
+          <w:p>
+            <w:pPr>
+              <w:spacing w:after="40" w:line="300" w:lineRule="auto"/>
+            </w:pPr>
+            <w:r>
+              <w:rPr>
+                <w:rFonts w:ascii="Arial" w:hAnsi="Arial"/>
+                <w:b/>
+                <w:color w:val="F28B34"/>
+                <w:sz w:val="20"/>
+              </w:rPr>
+              <w:t>Effort: 15-40 минут</w:t>
+            </w:r>
+          </w:p>
+          <w:p>
+            <w:pPr>
+              <w:spacing w:after="60" w:line="300" w:lineRule="auto"/>
+            </w:pPr>
+            <w:r>
+              <w:rPr>
+                <w:rFonts w:ascii="Arial" w:hAnsi="Arial"/>
+                <w:b/>
+                <w:color w:val="5D6B82"/>
+                <w:sz w:val="20"/>
+              </w:rPr>
+              <w:t>Impact: Вернет валидную structured data в индекс</w:t>
+            </w:r>
+          </w:p>
+          <w:p>
+            <w:pPr>
+              <w:spacing w:after="80" w:line="300" w:lineRule="auto"/>
+            </w:pPr>
+            <w:r>
+              <w:rPr>
+                <w:rFonts w:ascii="Arial" w:hAnsi="Arial"/>
+                <w:b w:val="0"/>
+                <w:color w:val="102035"/>
+                <w:sz w:val="21"/>
+              </w:rPr>
+              <w:t>Проверить синтаксис JSON-LD и пересобрать проблемные блоки schema на ключевых страницах.</w:t>
+            </w:r>
+          </w:p>
+        </w:tc>
+      </w:tr>
+    </w:tbl>
+    <w:p>
+      <w:pPr>
+        <w:spacing w:after="80"/>
+      </w:pPr>
+    </w:p>
+    <w:tbl>
+      <w:tblPr>
+        <w:tblW w:type="auto" w:w="0"/>
+        <w:jc w:val="center"/>
+        <w:tblLook w:firstColumn="1" w:firstRow="1" w:lastColumn="0" w:lastRow="0" w:noHBand="0" w:noVBand="1" w:val="04A0"/>
+        <w:tblBorders>
+          <w:top w:val="nil"/>
+          <w:left w:val="nil"/>
+          <w:bottom w:val="nil"/>
+          <w:right w:val="nil"/>
+          <w:insideH w:val="nil"/>
+          <w:insideV w:val="nil"/>
+        </w:tblBorders>
+      </w:tblPr>
+      <w:tblGrid>
+        <w:gridCol w:w="10092"/>
+      </w:tblGrid>
+      <w:tr>
+        <w:tc>
+          <w:tcPr>
+            <w:tcW w:type="dxa" w:w="10092"/>
+            <w:shd w:fill="FFF3E6"/>
+            <w:tcMar>
+              <w:top w:w="90" w:type="dxa"/>
+              <w:start w:w="110" w:type="dxa"/>
+              <w:bottom w:w="80" w:type="dxa"/>
+              <w:end w:w="110" w:type="dxa"/>
+            </w:tcMar>
+          </w:tcPr>
+          <w:p>
+            <w:r>
+              <w:rPr>
+                <w:rFonts w:ascii="Arial" w:hAnsi="Arial"/>
+                <w:b/>
+                <w:color w:val="102035"/>
+                <w:sz w:val="22"/>
+              </w:rPr>
+              <w:t>Закрыть дыры в title и description</w:t>
+            </w:r>
+          </w:p>
+        </w:tc>
+      </w:tr>
+      <w:tr>
+        <w:tc>
+          <w:tcPr>
+            <w:tcW w:type="dxa" w:w="10092"/>
+            <w:shd w:fill="FFFFFF"/>
+            <w:tcMar>
+              <w:top w:w="100" w:type="dxa"/>
+              <w:start w:w="110" w:type="dxa"/>
+              <w:bottom w:w="110" w:type="dxa"/>
+              <w:end w:w="110" w:type="dxa"/>
+            </w:tcMar>
+          </w:tcPr>
+          <w:p/>
+          <w:p>
+            <w:pPr>
+              <w:spacing w:after="40" w:line="300" w:lineRule="auto"/>
+            </w:pPr>
+            <w:r>
+              <w:rPr>
+                <w:rFonts w:ascii="Arial" w:hAnsi="Arial"/>
+                <w:b/>
+                <w:color w:val="F28B34"/>
+                <w:sz w:val="20"/>
+              </w:rPr>
+              <w:t>Effort: 1-2 часа</w:t>
+            </w:r>
+          </w:p>
+          <w:p>
+            <w:pPr>
+              <w:spacing w:after="60" w:line="300" w:lineRule="auto"/>
+            </w:pPr>
+            <w:r>
+              <w:rPr>
+                <w:rFonts w:ascii="Arial" w:hAnsi="Arial"/>
+                <w:b/>
+                <w:color w:val="5D6B82"/>
+                <w:sz w:val="20"/>
+              </w:rPr>
+              <w:t>Impact: Даст быстрый прирост управляемости сниппетов</w:t>
+            </w:r>
+          </w:p>
+          <w:p>
+            <w:pPr>
+              <w:spacing w:after="80" w:line="300" w:lineRule="auto"/>
+            </w:pPr>
+            <w:r>
+              <w:rPr>
+                <w:rFonts w:ascii="Arial" w:hAnsi="Arial"/>
+                <w:b w:val="0"/>
+                <w:color w:val="102035"/>
+                <w:sz w:val="21"/>
+              </w:rPr>
+              <w:t>Дописать шаблоны генерации title/description для страниц без SEO-обвязки.</w:t>
+            </w:r>
+          </w:p>
+        </w:tc>
+      </w:tr>
+    </w:tbl>
+    <w:p>
+      <w:pPr>
+        <w:spacing w:after="80"/>
+      </w:pPr>
+    </w:p>
+    <w:tbl>
+      <w:tblPr>
+        <w:tblW w:type="auto" w:w="0"/>
+        <w:jc w:val="center"/>
+        <w:tblLook w:firstColumn="1" w:firstRow="1" w:lastColumn="0" w:lastRow="0" w:noHBand="0" w:noVBand="1" w:val="04A0"/>
+        <w:tblBorders>
+          <w:top w:val="nil"/>
+          <w:left w:val="nil"/>
+          <w:bottom w:val="nil"/>
+          <w:right w:val="nil"/>
+          <w:insideH w:val="nil"/>
+          <w:insideV w:val="nil"/>
+        </w:tblBorders>
+      </w:tblPr>
+      <w:tblGrid>
+        <w:gridCol w:w="10092"/>
+      </w:tblGrid>
+      <w:tr>
+        <w:tc>
+          <w:tcPr>
+            <w:tcW w:type="dxa" w:w="10092"/>
+            <w:shd w:fill="FFF3E6"/>
+            <w:tcMar>
+              <w:top w:w="90" w:type="dxa"/>
+              <w:start w:w="110" w:type="dxa"/>
+              <w:bottom w:w="80" w:type="dxa"/>
+              <w:end w:w="110" w:type="dxa"/>
+            </w:tcMar>
+          </w:tcPr>
+          <w:p>
+            <w:r>
+              <w:rPr>
+                <w:rFonts w:ascii="Arial" w:hAnsi="Arial"/>
+                <w:b/>
+                <w:color w:val="102035"/>
+                <w:sz w:val="22"/>
+              </w:rPr>
+              <w:t>Разрулить индексируемые query и route URL</w:t>
+            </w:r>
+          </w:p>
+        </w:tc>
+      </w:tr>
+      <w:tr>
+        <w:tc>
+          <w:tcPr>
+            <w:tcW w:type="dxa" w:w="10092"/>
+            <w:shd w:fill="FFFFFF"/>
+            <w:tcMar>
+              <w:top w:w="100" w:type="dxa"/>
+              <w:start w:w="110" w:type="dxa"/>
+              <w:bottom w:w="110" w:type="dxa"/>
+              <w:end w:w="110" w:type="dxa"/>
+            </w:tcMar>
+          </w:tcPr>
+          <w:p/>
+          <w:p>
+            <w:pPr>
+              <w:spacing w:after="40" w:line="300" w:lineRule="auto"/>
+            </w:pPr>
+            <w:r>
+              <w:rPr>
+                <w:rFonts w:ascii="Arial" w:hAnsi="Arial"/>
+                <w:b/>
+                <w:color w:val="F28B34"/>
+                <w:sz w:val="20"/>
+              </w:rPr>
+              <w:t>Effort: 30-90 минут</w:t>
+            </w:r>
+          </w:p>
+          <w:p>
+            <w:pPr>
+              <w:spacing w:after="60" w:line="300" w:lineRule="auto"/>
+            </w:pPr>
+            <w:r>
+              <w:rPr>
+                <w:rFonts w:ascii="Arial" w:hAnsi="Arial"/>
+                <w:b/>
+                <w:color w:val="5D6B82"/>
+                <w:sz w:val="20"/>
+              </w:rPr>
+              <w:t>Impact: Сократит шум в индексе и освободит crawl budget</w:t>
+            </w:r>
+          </w:p>
+          <w:p>
+            <w:pPr>
+              <w:spacing w:after="80" w:line="300" w:lineRule="auto"/>
+            </w:pPr>
+            <w:r>
+              <w:rPr>
+                <w:rFonts w:ascii="Arial" w:hAnsi="Arial"/>
+                <w:b w:val="0"/>
+                <w:color w:val="102035"/>
+                <w:sz w:val="21"/>
+              </w:rPr>
+              <w:t>Закрыть служебные query-страницы от индексации или перевести их на чистые SEO-friendly URL.</w:t>
+            </w:r>
+          </w:p>
+        </w:tc>
+      </w:tr>
+    </w:tbl>
+    <w:p>
+      <w:pPr>
+        <w:spacing w:after="80"/>
+      </w:pPr>
+    </w:p>
+    <w:p>
+      <w:r>
+        <w:rPr>
+          <w:rFonts w:ascii="Arial" w:hAnsi="Arial"/>
+          <w:b/>
+          <w:color w:val="F28B34"/>
+          <w:sz w:val="19"/>
+        </w:rPr>
+        <w:t>СТРАТЕГИЧЕСКИЕ УЛУЧШЕНИЯ</w:t>
+      </w:r>
+    </w:p>
+    <w:p>
+      <w:pPr>
+        <w:spacing w:after="120"/>
+      </w:pPr>
+      <w:r>
+        <w:rPr>
+          <w:rFonts w:ascii="Arial" w:hAnsi="Arial"/>
+          <w:b/>
+          <w:color w:val="102035"/>
+          <w:sz w:val="40"/>
+        </w:rPr>
+        <w:t>Что усилит проект поверх базовых фиксов</w:t>
+      </w:r>
+    </w:p>
+    <w:p>
+      <w:pPr>
+        <w:spacing w:after="200" w:line="300" w:lineRule="auto"/>
+      </w:pPr>
+      <w:r>
+        <w:rPr>
+          <w:rFonts w:ascii="Arial" w:hAnsi="Arial"/>
+          <w:b w:val="0"/>
+          <w:color w:val="5D6B82"/>
+          <w:sz w:val="22"/>
+        </w:rPr>
+        <w:t>Это уже не тушение пожара, а слой изменений, который превращает сайт в более сильный источник заявок и роста видимости.</w:t>
+      </w:r>
+    </w:p>
+    <w:tbl>
+      <w:tblPr>
+        <w:tblW w:type="auto" w:w="0"/>
+        <w:jc w:val="center"/>
+        <w:tblLook w:firstColumn="1" w:firstRow="1" w:lastColumn="0" w:lastRow="0" w:noHBand="0" w:noVBand="1" w:val="04A0"/>
+        <w:tblBorders>
+          <w:top w:val="nil"/>
+          <w:left w:val="nil"/>
+          <w:bottom w:val="nil"/>
+          <w:right w:val="nil"/>
+          <w:insideH w:val="nil"/>
+          <w:insideV w:val="nil"/>
+        </w:tblBorders>
+      </w:tblPr>
+      <w:tblGrid>
+        <w:gridCol w:w="10092"/>
+      </w:tblGrid>
+      <w:tr>
+        <w:tc>
+          <w:tcPr>
+            <w:tcW w:type="dxa" w:w="10092"/>
+            <w:shd w:fill="FFF3E6"/>
+            <w:tcMar>
+              <w:top w:w="90" w:type="dxa"/>
+              <w:start w:w="110" w:type="dxa"/>
+              <w:bottom w:w="80" w:type="dxa"/>
+              <w:end w:w="110" w:type="dxa"/>
+            </w:tcMar>
+          </w:tcPr>
+          <w:p>
+            <w:r>
+              <w:rPr>
+                <w:rFonts w:ascii="Arial" w:hAnsi="Arial"/>
+                <w:b/>
+                <w:color w:val="102035"/>
+                <w:sz w:val="22"/>
+              </w:rPr>
+              <w:t>Пересобрать шаблоны коммерческих страниц как growth-layer</w:t>
+            </w:r>
+          </w:p>
+        </w:tc>
+      </w:tr>
+      <w:tr>
+        <w:tc>
+          <w:tcPr>
+            <w:tcW w:type="dxa" w:w="10092"/>
+            <w:shd w:fill="FFFFFF"/>
+            <w:tcMar>
+              <w:top w:w="100" w:type="dxa"/>
+              <w:start w:w="110" w:type="dxa"/>
+              <w:bottom w:w="110" w:type="dxa"/>
+              <w:end w:w="110" w:type="dxa"/>
+            </w:tcMar>
+          </w:tcPr>
+          <w:p/>
+          <w:p>
+            <w:pPr>
+              <w:spacing w:after="40" w:line="300" w:lineRule="auto"/>
+            </w:pPr>
+            <w:r>
+              <w:rPr>
+                <w:rFonts w:ascii="Arial" w:hAnsi="Arial"/>
+                <w:b/>
+                <w:color w:val="F28B34"/>
+                <w:sz w:val="20"/>
+              </w:rPr>
+              <w:t>Impact: Высокое</w:t>
+            </w:r>
+          </w:p>
+          <w:p>
+            <w:pPr>
+              <w:spacing w:after="60" w:line="300" w:lineRule="auto"/>
+            </w:pPr>
+            <w:r>
+              <w:rPr>
+                <w:rFonts w:ascii="Arial" w:hAnsi="Arial"/>
+                <w:b/>
+                <w:color w:val="5D6B82"/>
+                <w:sz w:val="20"/>
+              </w:rPr>
+              <w:t>Effort: 5-10 дней</w:t>
+            </w:r>
+          </w:p>
+          <w:p>
+            <w:pPr>
+              <w:spacing w:after="80" w:line="300" w:lineRule="auto"/>
+            </w:pPr>
+            <w:r>
+              <w:rPr>
+                <w:rFonts w:ascii="Arial" w:hAnsi="Arial"/>
+                <w:b w:val="0"/>
+                <w:color w:val="102035"/>
+                <w:sz w:val="21"/>
+              </w:rPr>
+              <w:t>Собрать единые требования к H1, title, description, canonical, FAQ, CTA, trust-блокам и перелинковке по всем ключевым типам страниц.</w:t>
+            </w:r>
+          </w:p>
+        </w:tc>
+      </w:tr>
+    </w:tbl>
+    <w:p>
+      <w:pPr>
+        <w:spacing w:after="80"/>
+      </w:pPr>
+    </w:p>
+    <w:tbl>
+      <w:tblPr>
+        <w:tblW w:type="auto" w:w="0"/>
+        <w:jc w:val="center"/>
+        <w:tblLook w:firstColumn="1" w:firstRow="1" w:lastColumn="0" w:lastRow="0" w:noHBand="0" w:noVBand="1" w:val="04A0"/>
+        <w:tblBorders>
+          <w:top w:val="nil"/>
+          <w:left w:val="nil"/>
+          <w:bottom w:val="nil"/>
+          <w:right w:val="nil"/>
+          <w:insideH w:val="nil"/>
+          <w:insideV w:val="nil"/>
+        </w:tblBorders>
+      </w:tblPr>
+      <w:tblGrid>
+        <w:gridCol w:w="10092"/>
+      </w:tblGrid>
+      <w:tr>
+        <w:tc>
+          <w:tcPr>
+            <w:tcW w:type="dxa" w:w="10092"/>
+            <w:shd w:fill="FFF3E6"/>
+            <w:tcMar>
+              <w:top w:w="90" w:type="dxa"/>
+              <w:start w:w="110" w:type="dxa"/>
+              <w:bottom w:w="80" w:type="dxa"/>
+              <w:end w:w="110" w:type="dxa"/>
+            </w:tcMar>
+          </w:tcPr>
+          <w:p>
+            <w:r>
+              <w:rPr>
+                <w:rFonts w:ascii="Arial" w:hAnsi="Arial"/>
+                <w:b/>
+                <w:color w:val="102035"/>
+                <w:sz w:val="22"/>
+              </w:rPr>
+              <w:t>Сделать управляемую архитектуру индексации</w:t>
+            </w:r>
+          </w:p>
+        </w:tc>
+      </w:tr>
+      <w:tr>
+        <w:tc>
+          <w:tcPr>
+            <w:tcW w:type="dxa" w:w="10092"/>
+            <w:shd w:fill="FFFFFF"/>
+            <w:tcMar>
+              <w:top w:w="100" w:type="dxa"/>
+              <w:start w:w="110" w:type="dxa"/>
+              <w:bottom w:w="110" w:type="dxa"/>
+              <w:end w:w="110" w:type="dxa"/>
+            </w:tcMar>
+          </w:tcPr>
+          <w:p/>
+          <w:p>
+            <w:pPr>
+              <w:spacing w:after="40" w:line="300" w:lineRule="auto"/>
+            </w:pPr>
+            <w:r>
+              <w:rPr>
+                <w:rFonts w:ascii="Arial" w:hAnsi="Arial"/>
+                <w:b/>
+                <w:color w:val="F28B34"/>
+                <w:sz w:val="20"/>
+              </w:rPr>
+              <w:t>Impact: Высокое</w:t>
+            </w:r>
+          </w:p>
+          <w:p>
+            <w:pPr>
+              <w:spacing w:after="60" w:line="300" w:lineRule="auto"/>
+            </w:pPr>
+            <w:r>
+              <w:rPr>
+                <w:rFonts w:ascii="Arial" w:hAnsi="Arial"/>
+                <w:b/>
+                <w:color w:val="5D6B82"/>
+                <w:sz w:val="20"/>
+              </w:rPr>
+              <w:t>Effort: 3-7 дней</w:t>
+            </w:r>
+          </w:p>
+          <w:p>
+            <w:pPr>
+              <w:spacing w:after="80" w:line="300" w:lineRule="auto"/>
+            </w:pPr>
+            <w:r>
+              <w:rPr>
+                <w:rFonts w:ascii="Arial" w:hAnsi="Arial"/>
+                <w:b w:val="0"/>
+                <w:color w:val="102035"/>
+                <w:sz w:val="21"/>
+              </w:rPr>
+              <w:t>Разделить sitemap по типам страниц, зачистить служебные route/query URL и настроить единый контроль над каноническими доменами и редиректами.</w:t>
+            </w:r>
+          </w:p>
+        </w:tc>
+      </w:tr>
+    </w:tbl>
+    <w:p>
+      <w:pPr>
+        <w:spacing w:after="80"/>
+      </w:pPr>
+    </w:p>
+    <w:tbl>
+      <w:tblPr>
+        <w:tblW w:type="auto" w:w="0"/>
+        <w:jc w:val="center"/>
+        <w:tblLook w:firstColumn="1" w:firstRow="1" w:lastColumn="0" w:lastRow="0" w:noHBand="0" w:noVBand="1" w:val="04A0"/>
+        <w:tblBorders>
+          <w:top w:val="nil"/>
+          <w:left w:val="nil"/>
+          <w:bottom w:val="nil"/>
+          <w:right w:val="nil"/>
+          <w:insideH w:val="nil"/>
+          <w:insideV w:val="nil"/>
+        </w:tblBorders>
+      </w:tblPr>
+      <w:tblGrid>
+        <w:gridCol w:w="10092"/>
+      </w:tblGrid>
+      <w:tr>
+        <w:tc>
+          <w:tcPr>
+            <w:tcW w:type="dxa" w:w="10092"/>
+            <w:shd w:fill="FFF3E6"/>
+            <w:tcMar>
+              <w:top w:w="90" w:type="dxa"/>
+              <w:start w:w="110" w:type="dxa"/>
+              <w:bottom w:w="80" w:type="dxa"/>
+              <w:end w:w="110" w:type="dxa"/>
+            </w:tcMar>
+          </w:tcPr>
+          <w:p>
+            <w:r>
+              <w:rPr>
+                <w:rFonts w:ascii="Arial" w:hAnsi="Arial"/>
+                <w:b/>
+                <w:color w:val="102035"/>
+                <w:sz w:val="22"/>
+              </w:rPr>
+              <w:t>Усилить structured data и entity-сигналы</w:t>
+            </w:r>
+          </w:p>
+        </w:tc>
+      </w:tr>
+      <w:tr>
+        <w:tc>
+          <w:tcPr>
+            <w:tcW w:type="dxa" w:w="10092"/>
+            <w:shd w:fill="FFFFFF"/>
+            <w:tcMar>
+              <w:top w:w="100" w:type="dxa"/>
+              <w:start w:w="110" w:type="dxa"/>
+              <w:bottom w:w="110" w:type="dxa"/>
+              <w:end w:w="110" w:type="dxa"/>
+            </w:tcMar>
+          </w:tcPr>
+          <w:p/>
+          <w:p>
+            <w:pPr>
+              <w:spacing w:after="40" w:line="300" w:lineRule="auto"/>
+            </w:pPr>
+            <w:r>
+              <w:rPr>
+                <w:rFonts w:ascii="Arial" w:hAnsi="Arial"/>
+                <w:b/>
+                <w:color w:val="F28B34"/>
+                <w:sz w:val="20"/>
+              </w:rPr>
+              <w:t>Impact: Среднее / высокое</w:t>
+            </w:r>
+          </w:p>
+          <w:p>
+            <w:pPr>
+              <w:spacing w:after="60" w:line="300" w:lineRule="auto"/>
+            </w:pPr>
+            <w:r>
+              <w:rPr>
+                <w:rFonts w:ascii="Arial" w:hAnsi="Arial"/>
+                <w:b/>
+                <w:color w:val="5D6B82"/>
+                <w:sz w:val="20"/>
+              </w:rPr>
+              <w:t>Effort: 2-5 дней</w:t>
+            </w:r>
+          </w:p>
+          <w:p>
+            <w:pPr>
+              <w:spacing w:after="80" w:line="300" w:lineRule="auto"/>
+            </w:pPr>
+            <w:r>
+              <w:rPr>
+                <w:rFonts w:ascii="Arial" w:hAnsi="Arial"/>
+                <w:b w:val="0"/>
+                <w:color w:val="102035"/>
+                <w:sz w:val="21"/>
+              </w:rPr>
+              <w:t>Покрыть ключевые страницы валидной schema-разметкой и собрать данные так, чтобы сайт был понятнее обычной и ИИ-выдаче.</w:t>
+            </w:r>
+          </w:p>
+        </w:tc>
+      </w:tr>
+    </w:tbl>
+    <w:p>
+      <w:pPr>
+        <w:spacing w:after="80"/>
+      </w:pPr>
+    </w:p>
+    <w:tbl>
+      <w:tblPr>
+        <w:tblW w:type="auto" w:w="0"/>
+        <w:jc w:val="center"/>
+        <w:tblLook w:firstColumn="1" w:firstRow="1" w:lastColumn="0" w:lastRow="0" w:noHBand="0" w:noVBand="1" w:val="04A0"/>
+        <w:tblBorders>
+          <w:top w:val="nil"/>
+          <w:left w:val="nil"/>
+          <w:bottom w:val="nil"/>
+          <w:right w:val="nil"/>
+          <w:insideH w:val="nil"/>
+          <w:insideV w:val="nil"/>
+        </w:tblBorders>
+      </w:tblPr>
+      <w:tblGrid>
+        <w:gridCol w:w="10092"/>
+      </w:tblGrid>
+      <w:tr>
+        <w:tc>
+          <w:tcPr>
+            <w:tcW w:type="dxa" w:w="10092"/>
+            <w:shd w:fill="FFF3E6"/>
+            <w:tcMar>
+              <w:top w:w="90" w:type="dxa"/>
+              <w:start w:w="110" w:type="dxa"/>
+              <w:bottom w:w="80" w:type="dxa"/>
+              <w:end w:w="110" w:type="dxa"/>
+            </w:tcMar>
+          </w:tcPr>
+          <w:p>
+            <w:r>
+              <w:rPr>
+                <w:rFonts w:ascii="Arial" w:hAnsi="Arial"/>
+                <w:b/>
+                <w:color w:val="102035"/>
+                <w:sz w:val="22"/>
+              </w:rPr>
+              <w:t>Развить спросовые кластеры через категории и карточки</w:t>
+            </w:r>
+          </w:p>
+        </w:tc>
+      </w:tr>
+      <w:tr>
+        <w:tc>
+          <w:tcPr>
+            <w:tcW w:type="dxa" w:w="10092"/>
+            <w:shd w:fill="FFFFFF"/>
+            <w:tcMar>
+              <w:top w:w="100" w:type="dxa"/>
+              <w:start w:w="110" w:type="dxa"/>
+              <w:bottom w:w="110" w:type="dxa"/>
+              <w:end w:w="110" w:type="dxa"/>
+            </w:tcMar>
+          </w:tcPr>
+          <w:p/>
+          <w:p>
+            <w:pPr>
+              <w:spacing w:after="40" w:line="300" w:lineRule="auto"/>
+            </w:pPr>
+            <w:r>
+              <w:rPr>
+                <w:rFonts w:ascii="Arial" w:hAnsi="Arial"/>
+                <w:b/>
+                <w:color w:val="F28B34"/>
+                <w:sz w:val="20"/>
+              </w:rPr>
+              <w:t>Impact: Высокое</w:t>
+            </w:r>
+          </w:p>
+          <w:p>
+            <w:pPr>
+              <w:spacing w:after="60" w:line="300" w:lineRule="auto"/>
+            </w:pPr>
+            <w:r>
+              <w:rPr>
+                <w:rFonts w:ascii="Arial" w:hAnsi="Arial"/>
+                <w:b/>
+                <w:color w:val="5D6B82"/>
+                <w:sz w:val="20"/>
+              </w:rPr>
+              <w:t>Effort: 2-4 недели</w:t>
+            </w:r>
+          </w:p>
+          <w:p>
+            <w:pPr>
+              <w:spacing w:after="80" w:line="300" w:lineRule="auto"/>
+            </w:pPr>
+            <w:r>
+              <w:rPr>
+                <w:rFonts w:ascii="Arial" w:hAnsi="Arial"/>
+                <w:b w:val="0"/>
+                <w:color w:val="102035"/>
+                <w:sz w:val="21"/>
+              </w:rPr>
+              <w:t>Собрать отдельные посадочные под главные кластеры спроса, усилить категории FAQ и ответами на выбор, а карточки сделать более конверсионными.</w:t>
+            </w:r>
+          </w:p>
+        </w:tc>
+      </w:tr>
+    </w:tbl>
+    <w:p>
+      <w:pPr>
+        <w:spacing w:after="80"/>
+      </w:pPr>
+    </w:p>
+    <w:p>
+      <w:r>
+        <w:rPr>
+          <w:rFonts w:ascii="Arial" w:hAnsi="Arial"/>
+          <w:b/>
+          <w:color w:val="F28B34"/>
+          <w:sz w:val="19"/>
+        </w:rPr>
+        <w:t>ТОЧКИ РОСТА</w:t>
+      </w:r>
+    </w:p>
+    <w:p>
+      <w:pPr>
+        <w:spacing w:after="120"/>
+      </w:pPr>
+      <w:r>
+        <w:rPr>
+          <w:rFonts w:ascii="Arial" w:hAnsi="Arial"/>
+          <w:b/>
+          <w:color w:val="102035"/>
+          <w:sz w:val="40"/>
+        </w:rPr>
+        <w:t>Куда масштабировать проект после фиксов</w:t>
       </w:r>
     </w:p>
     <w:p>
@@ -2135,7 +7338,7 @@
           <w:color w:val="102035"/>
           <w:sz w:val="22"/>
         </w:rPr>
-        <w:t>• Усилить страницы категорий уникальными интро-блоками, FAQ, доставкой, гарантией, сроками производства и объяснением, как выбрать модель.</w:t>
+        <w:t>• Усилить категории и подкатегории: интро-блоки, FAQ, условия покупки, блоки доверия и перелинковку на карточки.</w:t>
       </w:r>
     </w:p>
     <w:p>
@@ -2149,7 +7352,7 @@
           <w:color w:val="102035"/>
           <w:sz w:val="22"/>
         </w:rPr>
-        <w:t>• Сделать отдельные посадочные под высокий спрос: по литражу, форме, назначению, типу комплектации и готовым решениям под ключ.</w:t>
+        <w:t>• Пересобрать шаблоны карточек и листингов: короткие title, рабочие description, canonical, alt, schema и коммерческие CTA.</w:t>
       </w:r>
     </w:p>
     <w:p>
@@ -2163,7 +7366,7 @@
           <w:color w:val="102035"/>
           <w:sz w:val="22"/>
         </w:rPr>
-        <w:t>• Добавить в категории и карточки блоки доверия: производство в России, гарантия, доставка по РФ, кастомизация размеров, комплектация.</w:t>
+        <w:t>• Собрать единый слой шаблонов для title, description, H1 и canonical по всем типам страниц.</w:t>
       </w:r>
     </w:p>
     <w:p>
@@ -2177,7 +7380,7 @@
           <w:color w:val="102035"/>
           <w:sz w:val="22"/>
         </w:rPr>
-        <w:t>• Развернуть image SEO: alt-шаблоны, подписи, structured data и подбор визуалов под поисковый спрос по аквариумам и террариумам.</w:t>
+        <w:t>• Развернуть image SEO: alt-шаблоны, подписи, контроль lazy-load и понятную связь изображения с интентом страницы.</w:t>
       </w:r>
     </w:p>
     <w:p>
@@ -2191,7 +7394,7 @@
           <w:color w:val="102035"/>
           <w:sz w:val="22"/>
         </w:rPr>
-        <w:t>• Собрать шаблонный слой сниппетов: короткие title, коммерческие description, аккуратный canonical и понятные H1 на всех типах страниц.</w:t>
+        <w:t>• Доделать контактные и заявочные страницы как полноценные SEO-документы, а не как технические формы.</w:t>
       </w:r>
     </w:p>
     <w:p>
@@ -2205,7 +7408,7 @@
           <w:color w:val="102035"/>
           <w:sz w:val="22"/>
         </w:rPr>
-        <w:t>• Сегментировать sitemap и параллельно настроить контроль индексации категорий, товаров, фильтров и служебных route-страниц.</w:t>
+        <w:t>• Добавить answer-first блоки, FAQ и внутреннюю перелинковку между важными разделами для обычной и ИИ-выдачи.</w:t>
       </w:r>
     </w:p>
     <w:p>
@@ -2244,7 +7447,7 @@
           <w:color w:val="5D6B82"/>
           <w:sz w:val="22"/>
         </w:rPr>
-        <w:t>Такой порядок даёт самый быстрый эффект: сначала чистим индексацию и шаблоны, затем усиливаем кластеры спроса.</w:t>
+        <w:t>Порядок выстроен так, чтобы сначала снять технические стоп-факторы, потом усилить шаблоны и только после этого наращивать слой роста.</w:t>
       </w:r>
     </w:p>
     <w:tbl>
@@ -2303,7 +7506,7 @@
                 <w:color w:val="102035"/>
                 <w:sz w:val="20"/>
               </w:rPr>
-              <w:t>• Исправить robots.txt: убрать конфликт с sitemap.xml и нормализовать Host.</w:t>
+              <w:t>• Убрать конфликт в robots.txt и синхронизировать Sitemap, Host и канонический домен.</w:t>
             </w:r>
           </w:p>
           <w:p>
@@ -2317,7 +7520,7 @@
                 <w:color w:val="102035"/>
                 <w:sz w:val="20"/>
               </w:rPr>
-              <w:t>• Закрыть или переработать `/index.php?route=information/contactform`.</w:t>
+              <w:t>• Свести все доменные варианты к одному прямому 301-редиректу.</w:t>
             </w:r>
           </w:p>
           <w:p>
@@ -2331,7 +7534,7 @@
                 <w:color w:val="102035"/>
                 <w:sz w:val="20"/>
               </w:rPr>
-              <w:t>• Доделать SEO-шаблон страницы контактов: H1, title, description, canonical, коммерческий контент.</w:t>
+              <w:t>• Закрыть или нормализовать индексируемые query- и route-страницы с техническими формами.</w:t>
             </w:r>
           </w:p>
           <w:p>
@@ -2345,7 +7548,7 @@
                 <w:color w:val="102035"/>
                 <w:sz w:val="20"/>
               </w:rPr>
-              <w:t>• Подготовить новое правило генерации title и description для товаров и категорий.</w:t>
+              <w:t>• Подготовить единое ТЗ на title, description, H1 и canonical для основных типов страниц.</w:t>
             </w:r>
           </w:p>
         </w:tc>
@@ -2385,7 +7588,7 @@
                 <w:color w:val="102035"/>
                 <w:sz w:val="20"/>
               </w:rPr>
-              <w:t>• Внедрить alt-шаблоны для карточек и категорий.</w:t>
+              <w:t>• Внедрить alt-шаблоны, проверить lazy-load и подчистить image SEO на ключевых страницах.</w:t>
             </w:r>
           </w:p>
           <w:p>
@@ -2399,7 +7602,7 @@
                 <w:color w:val="102035"/>
                 <w:sz w:val="20"/>
               </w:rPr>
-              <w:t>• Свести доменные редиректы к одному шагу на канонический HTTPS.</w:t>
+              <w:t>• Разделить sitemap по типам страниц и подать отдельные карты в Яндекс.Вебмастер и GSC.</w:t>
             </w:r>
           </w:p>
           <w:p>
@@ -2413,21 +7616,7 @@
                 <w:color w:val="102035"/>
                 <w:sz w:val="20"/>
               </w:rPr>
-              <w:t>• Разделить sitemap по типам страниц и подать их отдельно в Яндекс Вебмастер и GSC.</w:t>
-            </w:r>
-          </w:p>
-          <w:p>
-            <w:pPr>
-              <w:spacing w:after="80"/>
-              <w:ind w:left="227" w:hanging="227"/>
-            </w:pPr>
-            <w:r>
-              <w:rPr>
-                <w:rFonts w:ascii="Arial" w:hAnsi="Arial"/>
-                <w:color w:val="102035"/>
-                <w:sz w:val="20"/>
-              </w:rPr>
-              <w:t>• Обновить сниппеты и протестировать рост CTR по категориям и товарным кластерам.</w:t>
+              <w:t>• Обновить шаблоны сниппетов и проверить рост CTR по приоритетным страницам.</w:t>
             </w:r>
           </w:p>
         </w:tc>
@@ -2467,7 +7656,7 @@
                 <w:color w:val="102035"/>
                 <w:sz w:val="20"/>
               </w:rPr>
-              <w:t>• Усилить спросовые категории контентом, FAQ, коммерческими блоками и перелинковкой.</w:t>
+              <w:t>• Усилить категории и подкатегории контентом, FAQ, блоками доверия и перелинковкой.</w:t>
             </w:r>
           </w:p>
           <w:p>
@@ -2481,7 +7670,7 @@
                 <w:color w:val="102035"/>
                 <w:sz w:val="20"/>
               </w:rPr>
-              <w:t>• Собрать посадочные под ключевые кластеры спроса: литраж, форма, сценарий использования, комплектация.</w:t>
+              <w:t>• Пересобрать карточки и листинги так, чтобы они лучше конвертировали SEO-трафик в заявки и продажи.</w:t>
             </w:r>
           </w:p>
           <w:p>
@@ -2495,7 +7684,7 @@
                 <w:color w:val="102035"/>
                 <w:sz w:val="20"/>
               </w:rPr>
-              <w:t>• Добавить контент-слой под AI-ответы: краткие определения, таблицы сравнения, ответы на частые вопросы.</w:t>
+              <w:t>• Добавить answer-first фрагменты и контент под ИИ-выдачу на главные спросовые кластеры.</w:t>
             </w:r>
           </w:p>
         </w:tc>
@@ -2523,7 +7712,7 @@
           <w:color w:val="102035"/>
           <w:sz w:val="40"/>
         </w:rPr>
-        <w:t>Фрагмент выборки страниц, которые легли в основу аудита</w:t>
+        <w:t>Какие страницы реально легли в основу разбора</w:t>
       </w:r>
     </w:p>
     <w:p>
@@ -2537,7 +7726,7 @@
           <w:color w:val="5D6B82"/>
           <w:sz w:val="22"/>
         </w:rPr>
-        <w:t>Это не полный crawl всего проекта, а репрезентативная выборка по главным, категорийным, товарным и служебным URL.</w:t>
+        <w:t>Это не случайная выборка: сюда собраны главная, коммерческие, контактные, служебные и глубинные URL, по которым видно качество шаблонов проекта.</w:t>
       </w:r>
     </w:p>
     <w:tbl>
@@ -4756,339 +9945,6 @@
         </w:tc>
       </w:tr>
     </w:tbl>
-    <w:p>
-      <w:r>
-        <w:rPr>
-          <w:rFonts w:ascii="Arial" w:hAnsi="Arial"/>
-          <w:b/>
-          <w:color w:val="F28B34"/>
-          <w:sz w:val="19"/>
-        </w:rPr>
-        <w:t>СКРИНШОТЫ</w:t>
-      </w:r>
-    </w:p>
-    <w:p>
-      <w:pPr>
-        <w:spacing w:after="120"/>
-      </w:pPr>
-      <w:r>
-        <w:rPr>
-          <w:rFonts w:ascii="Arial" w:hAnsi="Arial"/>
-          <w:b/>
-          <w:color w:val="102035"/>
-          <w:sz w:val="40"/>
-        </w:rPr>
-        <w:t>Автоскриншоты ключевых страниц</w:t>
-      </w:r>
-    </w:p>
-    <w:p>
-      <w:pPr>
-        <w:spacing w:after="200" w:line="300" w:lineRule="auto"/>
-      </w:pPr>
-      <w:r>
-        <w:rPr>
-          <w:rFonts w:ascii="Arial" w:hAnsi="Arial"/>
-          <w:b w:val="0"/>
-          <w:color w:val="5D6B82"/>
-          <w:sz w:val="22"/>
-        </w:rPr>
-        <w:t>Эти изображения помогают быстро увидеть контекст: как выглядит главная, контакты, категория и карточка товара в момент аудита.</w:t>
-      </w:r>
-    </w:p>
-    <w:tbl>
-      <w:tblPr>
-        <w:tblW w:type="auto" w:w="0"/>
-        <w:jc w:val="center"/>
-        <w:tblLook w:firstColumn="1" w:firstRow="1" w:lastColumn="0" w:lastRow="0" w:noHBand="0" w:noVBand="1" w:val="04A0"/>
-        <w:tblBorders>
-          <w:top w:val="nil"/>
-          <w:left w:val="nil"/>
-          <w:bottom w:val="nil"/>
-          <w:right w:val="nil"/>
-          <w:insideH w:val="nil"/>
-          <w:insideV w:val="nil"/>
-        </w:tblBorders>
-      </w:tblPr>
-      <w:tblGrid>
-        <w:gridCol w:w="10092"/>
-      </w:tblGrid>
-      <w:tr>
-        <w:tc>
-          <w:tcPr>
-            <w:tcW w:type="dxa" w:w="10092"/>
-            <w:shd w:fill="F6F9FC"/>
-            <w:tcMar>
-              <w:top w:w="90" w:type="dxa"/>
-              <w:start w:w="110" w:type="dxa"/>
-              <w:bottom w:w="80" w:type="dxa"/>
-              <w:end w:w="110" w:type="dxa"/>
-            </w:tcMar>
-          </w:tcPr>
-          <w:p>
-            <w:r>
-              <w:rPr>
-                <w:rFonts w:ascii="Arial" w:hAnsi="Arial"/>
-                <w:b/>
-                <w:color w:val="102035"/>
-                <w:sz w:val="21"/>
-              </w:rPr>
-              <w:t>Главная  |  /</w:t>
-            </w:r>
-          </w:p>
-        </w:tc>
-      </w:tr>
-      <w:tr>
-        <w:tc>
-          <w:tcPr>
-            <w:tcW w:type="dxa" w:w="10092"/>
-            <w:shd w:fill="FFFFFF"/>
-            <w:tcMar>
-              <w:top w:w="110" w:type="dxa"/>
-              <w:start w:w="110" w:type="dxa"/>
-              <w:bottom w:w="110" w:type="dxa"/>
-              <w:end w:w="110" w:type="dxa"/>
-            </w:tcMar>
-          </w:tcPr>
-          <w:p>
-            <w:r>
-              <w:drawing>
-                <wp:inline xmlns:a="http://schemas.openxmlformats.org/drawingml/2006/main" xmlns:pic="http://schemas.openxmlformats.org/drawingml/2006/picture">
-                  <wp:extent cx="5715000" cy="3810000"/>
-                  <wp:docPr id="2" name="Picture 2"/>
-                  <wp:cNvGraphicFramePr>
-                    <a:graphicFrameLocks noChangeAspect="1"/>
-                  </wp:cNvGraphicFramePr>
-                  <a:graphic>
-                    <a:graphicData uri="http://schemas.openxmlformats.org/drawingml/2006/picture">
-                      <pic:pic>
-                        <pic:nvPicPr>
-                          <pic:cNvPr id="0" name="01-home.png"/>
-                          <pic:cNvPicPr/>
-                        </pic:nvPicPr>
-                        <pic:blipFill>
-                          <a:blip r:embed="rId12"/>
-                          <a:stretch>
-                            <a:fillRect/>
-                          </a:stretch>
-                        </pic:blipFill>
-                        <pic:spPr>
-                          <a:xfrm>
-                            <a:off x="0" y="0"/>
-                            <a:ext cx="5715000" cy="3810000"/>
-                          </a:xfrm>
-                          <a:prstGeom prst="rect"/>
-                        </pic:spPr>
-                      </pic:pic>
-                    </a:graphicData>
-                  </a:graphic>
-                </wp:inline>
-              </w:drawing>
-            </w:r>
-          </w:p>
-        </w:tc>
-      </w:tr>
-    </w:tbl>
-    <w:p>
-      <w:pPr>
-        <w:spacing w:after="80"/>
-      </w:pPr>
-    </w:p>
-    <w:tbl>
-      <w:tblPr>
-        <w:tblW w:type="auto" w:w="0"/>
-        <w:jc w:val="center"/>
-        <w:tblLook w:firstColumn="1" w:firstRow="1" w:lastColumn="0" w:lastRow="0" w:noHBand="0" w:noVBand="1" w:val="04A0"/>
-        <w:tblBorders>
-          <w:top w:val="nil"/>
-          <w:left w:val="nil"/>
-          <w:bottom w:val="nil"/>
-          <w:right w:val="nil"/>
-          <w:insideH w:val="nil"/>
-          <w:insideV w:val="nil"/>
-        </w:tblBorders>
-      </w:tblPr>
-      <w:tblGrid>
-        <w:gridCol w:w="10092"/>
-      </w:tblGrid>
-      <w:tr>
-        <w:tc>
-          <w:tcPr>
-            <w:tcW w:type="dxa" w:w="10092"/>
-            <w:shd w:fill="F6F9FC"/>
-            <w:tcMar>
-              <w:top w:w="90" w:type="dxa"/>
-              <w:start w:w="110" w:type="dxa"/>
-              <w:bottom w:w="80" w:type="dxa"/>
-              <w:end w:w="110" w:type="dxa"/>
-            </w:tcMar>
-          </w:tcPr>
-          <w:p>
-            <w:r>
-              <w:rPr>
-                <w:rFonts w:ascii="Arial" w:hAnsi="Arial"/>
-                <w:b/>
-                <w:color w:val="102035"/>
-                <w:sz w:val="21"/>
-              </w:rPr>
-              <w:t>Контакты  |  /contacts</w:t>
-            </w:r>
-          </w:p>
-        </w:tc>
-      </w:tr>
-      <w:tr>
-        <w:tc>
-          <w:tcPr>
-            <w:tcW w:type="dxa" w:w="10092"/>
-            <w:shd w:fill="FFFFFF"/>
-            <w:tcMar>
-              <w:top w:w="110" w:type="dxa"/>
-              <w:start w:w="110" w:type="dxa"/>
-              <w:bottom w:w="110" w:type="dxa"/>
-              <w:end w:w="110" w:type="dxa"/>
-            </w:tcMar>
-          </w:tcPr>
-          <w:p>
-            <w:r>
-              <w:drawing>
-                <wp:inline xmlns:a="http://schemas.openxmlformats.org/drawingml/2006/main" xmlns:pic="http://schemas.openxmlformats.org/drawingml/2006/picture">
-                  <wp:extent cx="5715000" cy="3810000"/>
-                  <wp:docPr id="3" name="Picture 3"/>
-                  <wp:cNvGraphicFramePr>
-                    <a:graphicFrameLocks noChangeAspect="1"/>
-                  </wp:cNvGraphicFramePr>
-                  <a:graphic>
-                    <a:graphicData uri="http://schemas.openxmlformats.org/drawingml/2006/picture">
-                      <pic:pic>
-                        <pic:nvPicPr>
-                          <pic:cNvPr id="0" name="02-contacts.png"/>
-                          <pic:cNvPicPr/>
-                        </pic:nvPicPr>
-                        <pic:blipFill>
-                          <a:blip r:embed="rId13"/>
-                          <a:stretch>
-                            <a:fillRect/>
-                          </a:stretch>
-                        </pic:blipFill>
-                        <pic:spPr>
-                          <a:xfrm>
-                            <a:off x="0" y="0"/>
-                            <a:ext cx="5715000" cy="3810000"/>
-                          </a:xfrm>
-                          <a:prstGeom prst="rect"/>
-                        </pic:spPr>
-                      </pic:pic>
-                    </a:graphicData>
-                  </a:graphic>
-                </wp:inline>
-              </w:drawing>
-            </w:r>
-          </w:p>
-        </w:tc>
-      </w:tr>
-    </w:tbl>
-    <w:p>
-      <w:pPr>
-        <w:spacing w:after="80"/>
-      </w:pPr>
-    </w:p>
-    <w:tbl>
-      <w:tblPr>
-        <w:tblW w:type="auto" w:w="0"/>
-        <w:jc w:val="center"/>
-        <w:tblLook w:firstColumn="1" w:firstRow="1" w:lastColumn="0" w:lastRow="0" w:noHBand="0" w:noVBand="1" w:val="04A0"/>
-        <w:tblBorders>
-          <w:top w:val="nil"/>
-          <w:left w:val="nil"/>
-          <w:bottom w:val="nil"/>
-          <w:right w:val="nil"/>
-          <w:insideH w:val="nil"/>
-          <w:insideV w:val="nil"/>
-        </w:tblBorders>
-      </w:tblPr>
-      <w:tblGrid>
-        <w:gridCol w:w="10092"/>
-      </w:tblGrid>
-      <w:tr>
-        <w:tc>
-          <w:tcPr>
-            <w:tcW w:type="dxa" w:w="10092"/>
-            <w:shd w:fill="F6F9FC"/>
-            <w:tcMar>
-              <w:top w:w="90" w:type="dxa"/>
-              <w:start w:w="110" w:type="dxa"/>
-              <w:bottom w:w="80" w:type="dxa"/>
-              <w:end w:w="110" w:type="dxa"/>
-            </w:tcMar>
-          </w:tcPr>
-          <w:p>
-            <w:r>
-              <w:rPr>
-                <w:rFonts w:ascii="Arial" w:hAnsi="Arial"/>
-                <w:b/>
-                <w:color w:val="102035"/>
-                <w:sz w:val="21"/>
-              </w:rPr>
-              <w:t>Товар  |  /aquanic-aq-500-vneshnij-kanistrovyj-filtr-500l-ch-dlya-presnyh-i-morsk…</w:t>
-            </w:r>
-          </w:p>
-        </w:tc>
-      </w:tr>
-      <w:tr>
-        <w:tc>
-          <w:tcPr>
-            <w:tcW w:type="dxa" w:w="10092"/>
-            <w:shd w:fill="FFFFFF"/>
-            <w:tcMar>
-              <w:top w:w="110" w:type="dxa"/>
-              <w:start w:w="110" w:type="dxa"/>
-              <w:bottom w:w="110" w:type="dxa"/>
-              <w:end w:w="110" w:type="dxa"/>
-            </w:tcMar>
-          </w:tcPr>
-          <w:p>
-            <w:r>
-              <w:drawing>
-                <wp:inline xmlns:a="http://schemas.openxmlformats.org/drawingml/2006/main" xmlns:pic="http://schemas.openxmlformats.org/drawingml/2006/picture">
-                  <wp:extent cx="5715000" cy="3810000"/>
-                  <wp:docPr id="4" name="Picture 4"/>
-                  <wp:cNvGraphicFramePr>
-                    <a:graphicFrameLocks noChangeAspect="1"/>
-                  </wp:cNvGraphicFramePr>
-                  <a:graphic>
-                    <a:graphicData uri="http://schemas.openxmlformats.org/drawingml/2006/picture">
-                      <pic:pic>
-                        <pic:nvPicPr>
-                          <pic:cNvPr id="0" name="03-aquanic-aq-500-vneshnij-kanistrovyj-filtr-500l-ch-dlya-presnyh-i-morskih-akvariumov.png"/>
-                          <pic:cNvPicPr/>
-                        </pic:nvPicPr>
-                        <pic:blipFill>
-                          <a:blip r:embed="rId14"/>
-                          <a:stretch>
-                            <a:fillRect/>
-                          </a:stretch>
-                        </pic:blipFill>
-                        <pic:spPr>
-                          <a:xfrm>
-                            <a:off x="0" y="0"/>
-                            <a:ext cx="5715000" cy="3810000"/>
-                          </a:xfrm>
-                          <a:prstGeom prst="rect"/>
-                        </pic:spPr>
-                      </pic:pic>
-                    </a:graphicData>
-                  </a:graphic>
-                </wp:inline>
-              </w:drawing>
-            </w:r>
-          </w:p>
-        </w:tc>
-      </w:tr>
-    </w:tbl>
-    <w:p>
-      <w:pPr>
-        <w:spacing w:after="80"/>
-      </w:pPr>
-    </w:p>
     <w:sectPr>
       <w:headerReference w:type="default" r:id="rId9"/>
       <w:footerReference w:type="default" r:id="rId10"/>
